--- a/services/plantillas/MTD_canarias_plantilla.docx
+++ b/services/plantillas/MTD_canarias_plantilla.docx
@@ -105,7 +105,7 @@
               <w:snapToGrid w:val="0"/>
             </w:pPr>
             <w:r>
-              <w:t>YOLANDA MARTINEZ CARDONA</w:t>
+              <w:t>{{ titular }}</w:t>
             </w:r>
           </w:p>
         </w:tc>
@@ -138,7 +138,7 @@
               <w:snapToGrid w:val="0"/>
             </w:pPr>
             <w:r>
-              <w:t>79234971V</w:t>
+              <w:t>{{ dni }}</w:t>
             </w:r>
           </w:p>
         </w:tc>
@@ -218,11 +218,7 @@
               </w:tabs>
             </w:pPr>
             <w:r>
-              <w:rPr>
-                <w:sz w:val="18"/>
-                <w:szCs w:val="18"/>
-              </w:rPr>
-              <w:t>CL LUIS BRAILLE</w:t>
+              <w:t>{{ direccion }}</w:t>
             </w:r>
           </w:p>
         </w:tc>
@@ -247,7 +243,14 @@
               <w:sym w:font="Symbol" w:char="F0B0"/>
             </w:r>
             <w:r>
-              <w:t xml:space="preserve">: 9 </w:t>
+              <w:t xml:space="preserve">: </w:t>
+            </w:r>
+            <w:r>
+              <w:rPr>
+                <w:sz w:val="18"/>
+                <w:szCs w:val="18"/>
+              </w:rPr>
+              <w:t>{{ numero_direccion }}</w:t>
             </w:r>
           </w:p>
         </w:tc>
@@ -266,16 +269,12 @@
           <w:p>
             <w:pPr>
               <w:rPr>
-                <w:sz w:val="18"/>
-                <w:szCs w:val="18"/>
-              </w:rPr>
-            </w:pPr>
-            <w:r>
-              <w:rPr>
-                <w:sz w:val="18"/>
-                <w:szCs w:val="18"/>
-              </w:rPr>
-              <w:t>---</w:t>
+                <w:sz w:val="16"/>
+                <w:szCs w:val="16"/>
+              </w:rPr>
+            </w:pPr>
+            <w:r>
+              <w:t>{{ portal_planta }}</w:t>
             </w:r>
           </w:p>
         </w:tc>
@@ -313,11 +312,7 @@
               </w:rPr>
             </w:pPr>
             <w:r>
-              <w:rPr>
-                <w:sz w:val="16"/>
-                <w:szCs w:val="16"/>
-              </w:rPr>
-              <w:t>ARAFO</w:t>
+              <w:t>{{ municipio }}</w:t>
             </w:r>
           </w:p>
         </w:tc>
@@ -371,10 +366,10 @@
           <w:p>
             <w:pPr>
               <w:snapToGrid w:val="0"/>
-              <w:jc w:val="right"/>
-            </w:pPr>
-            <w:r>
-              <w:t>TENERIFE</w:t>
+              <w:jc w:val="center"/>
+            </w:pPr>
+            <w:r>
+              <w:t>{{ isla }}</w:t>
             </w:r>
           </w:p>
         </w:tc>
@@ -388,7 +383,15 @@
               <w:jc w:val="right"/>
             </w:pPr>
             <w:r>
-              <w:t xml:space="preserve">    Tfno/s</w:t>
+              <w:t xml:space="preserve">    </w:t>
+            </w:r>
+            <w:proofErr w:type="spellStart"/>
+            <w:r>
+              <w:t>Tfno</w:t>
+            </w:r>
+            <w:proofErr w:type="spellEnd"/>
+            <w:r>
+              <w:t>/s</w:t>
             </w:r>
           </w:p>
         </w:tc>
@@ -406,9 +409,6 @@
             <w:pPr>
               <w:jc w:val="center"/>
             </w:pPr>
-            <w:r>
-              <w:t>661170051</w:t>
-            </w:r>
           </w:p>
         </w:tc>
         <w:tc>
@@ -444,9 +444,17 @@
             <w:pPr>
               <w:snapToGrid w:val="0"/>
               <w:jc w:val="center"/>
-            </w:pPr>
-            <w:r>
-              <w:t>38550</w:t>
+              <w:rPr>
+                <w:sz w:val="16"/>
+                <w:szCs w:val="16"/>
+              </w:rPr>
+            </w:pPr>
+            <w:r>
+              <w:rPr>
+                <w:sz w:val="16"/>
+                <w:szCs w:val="16"/>
+              </w:rPr>
+              <w:t>{{ cp_instalacion }}</w:t>
             </w:r>
           </w:p>
         </w:tc>
@@ -496,7 +504,20 @@
           </w:tcPr>
           <w:p>
             <w:r>
-              <w:t xml:space="preserve">        32 m</w:t>
+              <w:t xml:space="preserve">   </w:t>
+            </w:r>
+            <w:r>
+              <w:rPr>
+                <w:sz w:val="18"/>
+                <w:szCs w:val="18"/>
+              </w:rPr>
+              <w:t>{{ superficie }}</w:t>
+            </w:r>
+            <w:r>
+              <w:t xml:space="preserve">     </w:t>
+            </w:r>
+            <w:r>
+              <w:t xml:space="preserve"> m</w:t>
             </w:r>
             <w:r>
               <w:rPr>
@@ -531,9 +552,10 @@
           <w:p>
             <w:pPr>
               <w:snapToGrid w:val="0"/>
-            </w:pPr>
-            <w:r>
-              <w:t>VIVIENDA UNIFAMILIAR</w:t>
+              <w:jc w:val="center"/>
+            </w:pPr>
+            <w:r>
+              <w:t>{{ uso }}</w:t>
             </w:r>
           </w:p>
         </w:tc>
@@ -600,9 +622,6 @@
               </w:rPr>
               <w:t xml:space="preserve">      </w:t>
             </w:r>
-            <w:r>
-              <w:t>1</w:t>
-            </w:r>
           </w:p>
         </w:tc>
         <w:tc>
@@ -663,7 +682,7 @@
       <w:tr>
         <w:trPr>
           <w:cantSplit/>
-          <w:trHeight w:val="80"/>
+          <w:trHeight w:val="56"/>
         </w:trPr>
         <w:tc>
           <w:tcPr>
@@ -852,15 +871,16 @@
               <w:jc w:val="right"/>
               <w:rPr>
                 <w:sz w:val="18"/>
-                <w:lang w:val="es-ES_tradnl"/>
-              </w:rPr>
-            </w:pPr>
-            <w:r>
-              <w:rPr>
-                <w:sz w:val="18"/>
-                <w:lang w:val="es-ES_tradnl"/>
-              </w:rPr>
-              <w:t>9200</w:t>
+                <w:szCs w:val="18"/>
+                <w:lang w:val="es-ES_tradnl"/>
+              </w:rPr>
+            </w:pPr>
+            <w:r>
+              <w:rPr>
+                <w:sz w:val="18"/>
+                <w:szCs w:val="18"/>
+              </w:rPr>
+              <w:t>{{ potencia_prevista_kw }}</w:t>
             </w:r>
           </w:p>
         </w:tc>
@@ -957,13 +977,17 @@
             <w:pPr>
               <w:snapToGrid w:val="0"/>
               <w:jc w:val="right"/>
-            </w:pPr>
-            <w:r>
-              <w:rPr>
-                <w:sz w:val="18"/>
-                <w:lang w:val="es-ES_tradnl"/>
-              </w:rPr>
-              <w:t>9200</w:t>
+              <w:rPr>
+                <w:sz w:val="18"/>
+                <w:szCs w:val="18"/>
+              </w:rPr>
+            </w:pPr>
+            <w:r>
+              <w:rPr>
+                <w:sz w:val="18"/>
+                <w:szCs w:val="18"/>
+              </w:rPr>
+              <w:t>{{ potencia_prevista_kw }}</w:t>
             </w:r>
           </w:p>
         </w:tc>
@@ -1082,15 +1106,6 @@
                 <w:lang w:val="es-ES_tradnl"/>
               </w:rPr>
             </w:pPr>
-            <w:r>
-              <w:rPr>
-                <w:b/>
-                <w:sz w:val="16"/>
-                <w:szCs w:val="16"/>
-                <w:lang w:val="es-ES_tradnl"/>
-              </w:rPr>
-              <w:t>X</w:t>
-            </w:r>
           </w:p>
         </w:tc>
         <w:tc>
@@ -1322,15 +1337,7 @@
               <w:rPr>
                 <w:u w:val="single"/>
               </w:rPr>
-              <w:t>C</w:t>
-            </w:r>
-            <w:bookmarkStart w:id="0" w:name="_GoBack"/>
-            <w:bookmarkEnd w:id="0"/>
-            <w:r>
-              <w:rPr>
-                <w:u w:val="single"/>
-              </w:rPr>
-              <w:t>ONDUCTORES</w:t>
+              <w:t>CONDUCTORES</w:t>
             </w:r>
           </w:p>
         </w:tc>
@@ -1826,13 +1833,6 @@
                 <w:lang w:val="es-ES_tradnl"/>
               </w:rPr>
             </w:pPr>
-            <w:r>
-              <w:rPr>
-                <w:sz w:val="14"/>
-                <w:lang w:val="es-ES_tradnl"/>
-              </w:rPr>
-              <w:t>X</w:t>
-            </w:r>
           </w:p>
         </w:tc>
         <w:tc>
@@ -3045,13 +3045,6 @@
                 <w:lang w:val="es-ES_tradnl"/>
               </w:rPr>
             </w:pPr>
-            <w:r>
-              <w:rPr>
-                <w:sz w:val="18"/>
-                <w:lang w:val="es-ES_tradnl"/>
-              </w:rPr>
-              <w:t>10</w:t>
-            </w:r>
           </w:p>
         </w:tc>
         <w:tc>
@@ -3139,7 +3132,21 @@
               <w:rPr>
                 <w:sz w:val="14"/>
               </w:rPr>
-              <w:t>(tubo, canal/bandeja, obra de fábrica, etc)</w:t>
+              <w:t xml:space="preserve">(tubo, canal/bandeja, obra de fábrica, </w:t>
+            </w:r>
+            <w:proofErr w:type="spellStart"/>
+            <w:r>
+              <w:rPr>
+                <w:sz w:val="14"/>
+              </w:rPr>
+              <w:t>etc</w:t>
+            </w:r>
+            <w:proofErr w:type="spellEnd"/>
+            <w:r>
+              <w:rPr>
+                <w:sz w:val="14"/>
+              </w:rPr>
+              <w:t>)</w:t>
             </w:r>
           </w:p>
         </w:tc>
@@ -3157,13 +3164,6 @@
             <w:pPr>
               <w:snapToGrid w:val="0"/>
             </w:pPr>
-            <w:r>
-              <w:rPr>
-                <w:sz w:val="18"/>
-                <w:lang w:val="es-ES_tradnl"/>
-              </w:rPr>
-              <w:t>Subterránea</w:t>
-            </w:r>
           </w:p>
         </w:tc>
         <w:tc>
@@ -3205,13 +3205,6 @@
                 <w:lang w:val="es-ES_tradnl"/>
               </w:rPr>
             </w:pPr>
-            <w:r>
-              <w:rPr>
-                <w:sz w:val="18"/>
-                <w:lang w:val="es-ES_tradnl"/>
-              </w:rPr>
-              <w:t>Tubería</w:t>
-            </w:r>
           </w:p>
         </w:tc>
         <w:tc>
@@ -3304,7 +3297,23 @@
                 <w:b w:val="0"/>
                 <w:sz w:val="14"/>
               </w:rPr>
-              <w:t xml:space="preserve"> tubo, tamaño canal/bandeja, obra de fábrica, etc)</w:t>
+              <w:t xml:space="preserve"> tubo, tamaño canal/bandeja, obra de fábrica, </w:t>
+            </w:r>
+            <w:proofErr w:type="spellStart"/>
+            <w:r>
+              <w:rPr>
+                <w:b w:val="0"/>
+                <w:sz w:val="14"/>
+              </w:rPr>
+              <w:t>etc</w:t>
+            </w:r>
+            <w:proofErr w:type="spellEnd"/>
+            <w:r>
+              <w:rPr>
+                <w:b w:val="0"/>
+                <w:sz w:val="14"/>
+              </w:rPr>
+              <w:t>)</w:t>
             </w:r>
           </w:p>
         </w:tc>
@@ -3372,7 +3381,14 @@
                 <w:sz w:val="18"/>
                 <w:lang w:val="es-ES_tradnl"/>
               </w:rPr>
-              <w:t>35 mm2</w:t>
+              <w:t xml:space="preserve">        </w:t>
+            </w:r>
+            <w:r>
+              <w:rPr>
+                <w:sz w:val="18"/>
+                <w:lang w:val="es-ES_tradnl"/>
+              </w:rPr>
+              <w:t xml:space="preserve"> mm2</w:t>
             </w:r>
           </w:p>
         </w:tc>
@@ -4012,11 +4028,30 @@
               <w:jc w:val="right"/>
             </w:pPr>
             <w:r>
-              <w:rPr>
-                <w:b/>
-                <w:sz w:val="18"/>
-              </w:rPr>
-              <w:t xml:space="preserve"> 40</w:t>
+              <w:t>{</w:t>
+            </w:r>
+            <w:proofErr w:type="gramStart"/>
+            <w:r>
+              <w:t xml:space="preserve">{ </w:t>
+            </w:r>
+            <w:proofErr w:type="spellStart"/>
+            <w:r>
+              <w:t>iga</w:t>
+            </w:r>
+            <w:proofErr w:type="gramEnd"/>
+            <w:r>
+              <w:t>_A</w:t>
+            </w:r>
+            <w:proofErr w:type="spellEnd"/>
+            <w:r>
+              <w:t xml:space="preserve"> }}</w:t>
+            </w:r>
+            <w:r>
+              <w:rPr>
+                <w:b/>
+                <w:sz w:val="18"/>
+              </w:rPr>
+              <w:t xml:space="preserve"> </w:t>
             </w:r>
             <w:r>
               <w:rPr>
@@ -4102,11 +4137,19 @@
                 <w:lang w:val="es-ES_tradnl"/>
               </w:rPr>
             </w:pPr>
-            <w:r>
-              <w:rPr>
-                <w:lang w:val="es-ES_tradnl"/>
-              </w:rPr>
-              <w:t>Magnetotérmicos/número</w:t>
+            <w:proofErr w:type="spellStart"/>
+            <w:r>
+              <w:rPr>
+                <w:lang w:val="es-ES_tradnl"/>
+              </w:rPr>
+              <w:t>Magnetotérmicos</w:t>
+            </w:r>
+            <w:proofErr w:type="spellEnd"/>
+            <w:r>
+              <w:rPr>
+                <w:lang w:val="es-ES_tradnl"/>
+              </w:rPr>
+              <w:t>/número</w:t>
             </w:r>
           </w:p>
         </w:tc>
@@ -4155,12 +4198,6 @@
                 <w:sz w:val="18"/>
               </w:rPr>
             </w:pPr>
-            <w:r>
-              <w:rPr>
-                <w:sz w:val="18"/>
-              </w:rPr>
-              <w:t>6</w:t>
-            </w:r>
           </w:p>
         </w:tc>
       </w:tr>
@@ -4534,8 +4571,18 @@
                 <w:i w:val="0"/>
                 <w:sz w:val="18"/>
               </w:rPr>
-              <w:t xml:space="preserve"> número</w:t>
-            </w:r>
+              <w:t xml:space="preserve"> </w:t>
+            </w:r>
+            <w:proofErr w:type="gramStart"/>
+            <w:r>
+              <w:rPr>
+                <w:b/>
+                <w:i w:val="0"/>
+                <w:sz w:val="18"/>
+              </w:rPr>
+              <w:t>número</w:t>
+            </w:r>
+            <w:proofErr w:type="gramEnd"/>
           </w:p>
         </w:tc>
         <w:tc>
@@ -4559,12 +4606,6 @@
                 <w:i w:val="0"/>
               </w:rPr>
             </w:pPr>
-            <w:r>
-              <w:rPr>
-                <w:i w:val="0"/>
-              </w:rPr>
-              <w:t>1</w:t>
-            </w:r>
           </w:p>
         </w:tc>
         <w:tc>
@@ -4586,11 +4627,15 @@
               <w:rPr>
                 <w:i w:val="0"/>
               </w:rPr>
-              <w:t xml:space="preserve">30 </w:t>
-            </w:r>
+              <w:t xml:space="preserve"> </w:t>
+            </w:r>
+            <w:proofErr w:type="spellStart"/>
+            <w:proofErr w:type="gramStart"/>
             <w:r>
               <w:t>mA</w:t>
             </w:r>
+            <w:proofErr w:type="spellEnd"/>
+            <w:proofErr w:type="gramEnd"/>
           </w:p>
         </w:tc>
       </w:tr>
@@ -4725,6 +4770,7 @@
                 <w:szCs w:val="14"/>
               </w:rPr>
             </w:pPr>
+            <w:proofErr w:type="gramStart"/>
             <w:r>
               <w:rPr>
                 <w:b/>
@@ -4734,6 +4780,7 @@
               </w:rPr>
               <w:t>x</w:t>
             </w:r>
+            <w:proofErr w:type="gramEnd"/>
           </w:p>
         </w:tc>
         <w:tc>
@@ -4881,7 +4928,7 @@
               <w:rPr>
                 <w:i w:val="0"/>
               </w:rPr>
-              <w:t xml:space="preserve">40 </w:t>
+              <w:t xml:space="preserve"> </w:t>
             </w:r>
             <w:r>
               <w:t>A</w:t>
@@ -5264,14 +5311,6 @@
                 <w:lang w:val="es-ES_tradnl"/>
               </w:rPr>
             </w:pPr>
-            <w:r>
-              <w:rPr>
-                <w:b/>
-                <w:sz w:val="18"/>
-                <w:lang w:val="es-ES_tradnl"/>
-              </w:rPr>
-              <w:t>10</w:t>
-            </w:r>
           </w:p>
         </w:tc>
       </w:tr>
@@ -5371,14 +5410,6 @@
                 <w:lang w:val="es-ES_tradnl"/>
               </w:rPr>
             </w:pPr>
-            <w:r>
-              <w:rPr>
-                <w:b/>
-                <w:sz w:val="18"/>
-                <w:lang w:val="es-ES_tradnl"/>
-              </w:rPr>
-              <w:t>10</w:t>
-            </w:r>
           </w:p>
         </w:tc>
       </w:tr>
@@ -5642,7 +5673,25 @@
                 <w:sz w:val="18"/>
                 <w:lang w:val="es-ES_tradnl"/>
               </w:rPr>
-              <w:t xml:space="preserve">Resistencia óhmnica de toma de tierra </w:t>
+              <w:t xml:space="preserve">Resistencia </w:t>
+            </w:r>
+            <w:proofErr w:type="spellStart"/>
+            <w:r>
+              <w:rPr>
+                <w:b/>
+                <w:sz w:val="18"/>
+                <w:lang w:val="es-ES_tradnl"/>
+              </w:rPr>
+              <w:t>óhmnica</w:t>
+            </w:r>
+            <w:proofErr w:type="spellEnd"/>
+            <w:r>
+              <w:rPr>
+                <w:b/>
+                <w:sz w:val="18"/>
+                <w:lang w:val="es-ES_tradnl"/>
+              </w:rPr>
+              <w:t xml:space="preserve"> de toma de tierra </w:t>
             </w:r>
             <w:r>
               <w:rPr>
@@ -5676,7 +5725,15 @@
                 <w:sz w:val="18"/>
                 <w:lang w:val="es-ES_tradnl"/>
               </w:rPr>
-              <w:t xml:space="preserve"> 21 </w:t>
+              <w:t xml:space="preserve"> </w:t>
+            </w:r>
+            <w:r>
+              <w:rPr>
+                <w:b/>
+                <w:sz w:val="18"/>
+                <w:lang w:val="es-ES_tradnl"/>
+              </w:rPr>
+              <w:t xml:space="preserve"> </w:t>
             </w:r>
             <w:r>
               <w:rPr>
@@ -6815,6 +6872,12 @@
               <w:rPr>
                 <w:sz w:val="14"/>
               </w:rPr>
+              <w:t xml:space="preserve"> </w:t>
+            </w:r>
+            <w:r>
+              <w:rPr>
+                <w:sz w:val="14"/>
+              </w:rPr>
               <w:t>Normal</w:t>
             </w:r>
           </w:p>
@@ -6838,12 +6901,6 @@
                 <w:sz w:val="16"/>
               </w:rPr>
             </w:pPr>
-            <w:r>
-              <w:rPr>
-                <w:sz w:val="16"/>
-              </w:rPr>
-              <w:t>x</w:t>
-            </w:r>
           </w:p>
         </w:tc>
         <w:tc>
@@ -6903,7 +6960,21 @@
               <w:rPr>
                 <w:sz w:val="14"/>
               </w:rPr>
-              <w:t>R.I. o Exp.</w:t>
+              <w:t xml:space="preserve">R.I. o </w:t>
+            </w:r>
+            <w:proofErr w:type="spellStart"/>
+            <w:r>
+              <w:rPr>
+                <w:sz w:val="14"/>
+              </w:rPr>
+              <w:t>Exp</w:t>
+            </w:r>
+            <w:proofErr w:type="spellEnd"/>
+            <w:r>
+              <w:rPr>
+                <w:sz w:val="14"/>
+              </w:rPr>
+              <w:t>.</w:t>
             </w:r>
           </w:p>
         </w:tc>
@@ -7317,25 +7388,25 @@
       </w:tblPr>
       <w:tblGrid>
         <w:gridCol w:w="282"/>
-        <w:gridCol w:w="281"/>
+        <w:gridCol w:w="282"/>
         <w:gridCol w:w="832"/>
         <w:gridCol w:w="281"/>
         <w:gridCol w:w="279"/>
-        <w:gridCol w:w="155"/>
+        <w:gridCol w:w="154"/>
         <w:gridCol w:w="126"/>
-        <w:gridCol w:w="122"/>
+        <w:gridCol w:w="121"/>
         <w:gridCol w:w="33"/>
         <w:gridCol w:w="266"/>
-        <w:gridCol w:w="987"/>
+        <w:gridCol w:w="988"/>
         <w:gridCol w:w="402"/>
         <w:gridCol w:w="140"/>
-        <w:gridCol w:w="295"/>
+        <w:gridCol w:w="294"/>
         <w:gridCol w:w="680"/>
         <w:gridCol w:w="293"/>
         <w:gridCol w:w="139"/>
         <w:gridCol w:w="835"/>
         <w:gridCol w:w="402"/>
-        <w:gridCol w:w="710"/>
+        <w:gridCol w:w="711"/>
         <w:gridCol w:w="426"/>
         <w:gridCol w:w="1390"/>
       </w:tblGrid>
@@ -7415,7 +7486,7 @@
       <w:tr>
         <w:tc>
           <w:tcPr>
-            <w:tcW w:w="2392" w:type="dxa"/>
+            <w:tcW w:w="2357" w:type="dxa"/>
             <w:gridSpan w:val="8"/>
             <w:tcBorders>
               <w:top w:val="single" w:sz="6" w:space="0" w:color="000000"/>
@@ -7443,7 +7514,7 @@
         </w:tc>
         <w:tc>
           <w:tcPr>
-            <w:tcW w:w="302" w:type="dxa"/>
+            <w:tcW w:w="299" w:type="dxa"/>
             <w:gridSpan w:val="2"/>
             <w:tcBorders>
               <w:top w:val="single" w:sz="6" w:space="0" w:color="000000"/>
@@ -7465,7 +7536,7 @@
         </w:tc>
         <w:tc>
           <w:tcPr>
-            <w:tcW w:w="1417" w:type="dxa"/>
+            <w:tcW w:w="1390" w:type="dxa"/>
             <w:gridSpan w:val="2"/>
             <w:tcBorders>
               <w:top w:val="single" w:sz="6" w:space="0" w:color="000000"/>
@@ -7502,7 +7573,7 @@
         </w:tc>
         <w:tc>
           <w:tcPr>
-            <w:tcW w:w="426" w:type="dxa"/>
+            <w:tcW w:w="434" w:type="dxa"/>
             <w:gridSpan w:val="2"/>
             <w:tcBorders>
               <w:top w:val="single" w:sz="6" w:space="0" w:color="000000"/>
@@ -7524,7 +7595,7 @@
         </w:tc>
         <w:tc>
           <w:tcPr>
-            <w:tcW w:w="1134" w:type="dxa"/>
+            <w:tcW w:w="1112" w:type="dxa"/>
             <w:gridSpan w:val="3"/>
             <w:tcBorders>
               <w:top w:val="single" w:sz="6" w:space="0" w:color="000000"/>
@@ -7552,7 +7623,7 @@
         </w:tc>
         <w:tc>
           <w:tcPr>
-            <w:tcW w:w="850" w:type="dxa"/>
+            <w:tcW w:w="835" w:type="dxa"/>
             <w:tcBorders>
               <w:top w:val="single" w:sz="6" w:space="0" w:color="000000"/>
               <w:left w:val="single" w:sz="6" w:space="0" w:color="000000"/>
@@ -7570,7 +7641,7 @@
                 <w:sz w:val="16"/>
                 <w:lang w:val="es-ES_tradnl"/>
               </w:rPr>
-              <w:t xml:space="preserve"> 138  m</w:t>
+              <w:t xml:space="preserve">   m</w:t>
             </w:r>
             <w:r>
               <w:rPr>
@@ -7584,7 +7655,7 @@
         </w:tc>
         <w:tc>
           <w:tcPr>
-            <w:tcW w:w="1559" w:type="dxa"/>
+            <w:tcW w:w="1539" w:type="dxa"/>
             <w:gridSpan w:val="3"/>
             <w:tcBorders>
               <w:top w:val="single" w:sz="6" w:space="0" w:color="000000"/>
@@ -7612,7 +7683,7 @@
         </w:tc>
         <w:tc>
           <w:tcPr>
-            <w:tcW w:w="1276" w:type="dxa"/>
+            <w:tcW w:w="1390" w:type="dxa"/>
             <w:tcBorders>
               <w:top w:val="single" w:sz="6" w:space="0" w:color="000000"/>
               <w:left w:val="single" w:sz="6" w:space="0" w:color="000000"/>
@@ -7628,9 +7699,32 @@
             <w:r>
               <w:rPr>
                 <w:sz w:val="16"/>
-                <w:lang w:val="es-ES_tradnl"/>
-              </w:rPr>
-              <w:t>9200 W</w:t>
+                <w:szCs w:val="16"/>
+              </w:rPr>
+              <w:t xml:space="preserve">{{ </w:t>
+            </w:r>
+            <w:proofErr w:type="spellStart"/>
+            <w:r>
+              <w:rPr>
+                <w:sz w:val="16"/>
+                <w:szCs w:val="16"/>
+              </w:rPr>
+              <w:t>potencia_prevista_kw</w:t>
+            </w:r>
+            <w:proofErr w:type="spellEnd"/>
+            <w:r>
+              <w:rPr>
+                <w:sz w:val="16"/>
+                <w:szCs w:val="16"/>
+              </w:rPr>
+              <w:t xml:space="preserve"> }}</w:t>
+            </w:r>
+            <w:r>
+              <w:rPr>
+                <w:sz w:val="16"/>
+                <w:lang w:val="es-ES_tradnl"/>
+              </w:rPr>
+              <w:t xml:space="preserve"> W</w:t>
             </w:r>
           </w:p>
         </w:tc>
@@ -7641,7 +7735,7 @@
         </w:trPr>
         <w:tc>
           <w:tcPr>
-            <w:tcW w:w="2392" w:type="dxa"/>
+            <w:tcW w:w="2357" w:type="dxa"/>
             <w:gridSpan w:val="8"/>
             <w:tcBorders>
               <w:top w:val="single" w:sz="6" w:space="0" w:color="000000"/>
@@ -7669,7 +7763,7 @@
         </w:tc>
         <w:tc>
           <w:tcPr>
-            <w:tcW w:w="302" w:type="dxa"/>
+            <w:tcW w:w="299" w:type="dxa"/>
             <w:gridSpan w:val="2"/>
             <w:tcBorders>
               <w:top w:val="single" w:sz="6" w:space="0" w:color="000000"/>
@@ -7687,18 +7781,11 @@
                 <w:lang w:val="es-ES_tradnl"/>
               </w:rPr>
             </w:pPr>
-            <w:r>
-              <w:rPr>
-                <w:sz w:val="16"/>
-                <w:lang w:val="es-ES_tradnl"/>
-              </w:rPr>
-              <w:t>x</w:t>
-            </w:r>
-          </w:p>
-        </w:tc>
-        <w:tc>
-          <w:tcPr>
-            <w:tcW w:w="1417" w:type="dxa"/>
+          </w:p>
+        </w:tc>
+        <w:tc>
+          <w:tcPr>
+            <w:tcW w:w="1390" w:type="dxa"/>
             <w:gridSpan w:val="2"/>
             <w:tcBorders>
               <w:top w:val="single" w:sz="6" w:space="0" w:color="000000"/>
@@ -7735,7 +7822,7 @@
         </w:tc>
         <w:tc>
           <w:tcPr>
-            <w:tcW w:w="426" w:type="dxa"/>
+            <w:tcW w:w="434" w:type="dxa"/>
             <w:gridSpan w:val="2"/>
             <w:tcBorders>
               <w:top w:val="single" w:sz="6" w:space="0" w:color="000000"/>
@@ -7753,18 +7840,11 @@
                 <w:lang w:val="es-ES_tradnl"/>
               </w:rPr>
             </w:pPr>
-            <w:r>
-              <w:rPr>
-                <w:sz w:val="16"/>
-                <w:lang w:val="es-ES_tradnl"/>
-              </w:rPr>
-              <w:t>1</w:t>
-            </w:r>
-          </w:p>
-        </w:tc>
-        <w:tc>
-          <w:tcPr>
-            <w:tcW w:w="1134" w:type="dxa"/>
+          </w:p>
+        </w:tc>
+        <w:tc>
+          <w:tcPr>
+            <w:tcW w:w="1112" w:type="dxa"/>
             <w:gridSpan w:val="3"/>
             <w:tcBorders>
               <w:top w:val="single" w:sz="6" w:space="0" w:color="000000"/>
@@ -7792,7 +7872,7 @@
         </w:tc>
         <w:tc>
           <w:tcPr>
-            <w:tcW w:w="850" w:type="dxa"/>
+            <w:tcW w:w="835" w:type="dxa"/>
             <w:tcBorders>
               <w:top w:val="single" w:sz="6" w:space="0" w:color="000000"/>
               <w:left w:val="single" w:sz="6" w:space="0" w:color="000000"/>
@@ -7824,7 +7904,7 @@
         </w:tc>
         <w:tc>
           <w:tcPr>
-            <w:tcW w:w="1559" w:type="dxa"/>
+            <w:tcW w:w="1539" w:type="dxa"/>
             <w:gridSpan w:val="3"/>
             <w:tcBorders>
               <w:top w:val="single" w:sz="6" w:space="0" w:color="000000"/>
@@ -7852,7 +7932,7 @@
         </w:tc>
         <w:tc>
           <w:tcPr>
-            <w:tcW w:w="1276" w:type="dxa"/>
+            <w:tcW w:w="1390" w:type="dxa"/>
             <w:tcBorders>
               <w:top w:val="single" w:sz="6" w:space="0" w:color="000000"/>
               <w:left w:val="single" w:sz="6" w:space="0" w:color="000000"/>
@@ -7865,6 +7945,29 @@
             <w:pPr>
               <w:jc w:val="right"/>
             </w:pPr>
+            <w:r>
+              <w:rPr>
+                <w:sz w:val="16"/>
+                <w:szCs w:val="16"/>
+              </w:rPr>
+              <w:t xml:space="preserve">{{ </w:t>
+            </w:r>
+            <w:proofErr w:type="spellStart"/>
+            <w:r>
+              <w:rPr>
+                <w:sz w:val="16"/>
+                <w:szCs w:val="16"/>
+              </w:rPr>
+              <w:t>potencia_prevista_kw</w:t>
+            </w:r>
+            <w:proofErr w:type="spellEnd"/>
+            <w:r>
+              <w:rPr>
+                <w:sz w:val="16"/>
+                <w:szCs w:val="16"/>
+              </w:rPr>
+              <w:t xml:space="preserve"> }}</w:t>
+            </w:r>
             <w:r>
               <w:rPr>
                 <w:sz w:val="16"/>
@@ -7882,7 +7985,7 @@
         </w:trPr>
         <w:tc>
           <w:tcPr>
-            <w:tcW w:w="7939" w:type="dxa"/>
+            <w:tcW w:w="7966" w:type="dxa"/>
             <w:gridSpan w:val="21"/>
             <w:tcBorders>
               <w:top w:val="single" w:sz="6" w:space="0" w:color="000000"/>
@@ -7912,7 +8015,7 @@
         </w:tc>
         <w:tc>
           <w:tcPr>
-            <w:tcW w:w="1417" w:type="dxa"/>
+            <w:tcW w:w="1390" w:type="dxa"/>
             <w:tcBorders>
               <w:top w:val="single" w:sz="12" w:space="0" w:color="000000"/>
               <w:left w:val="single" w:sz="12" w:space="0" w:color="000000"/>
@@ -7927,18 +8030,33 @@
             </w:pPr>
             <w:r>
               <w:rPr>
-                <w:b/>
-                <w:i/>
-                <w:lang w:val="es-ES_tradnl"/>
-              </w:rPr>
-              <w:t xml:space="preserve">9200 </w:t>
-            </w:r>
-            <w:r>
-              <w:rPr>
-                <w:i/>
-                <w:lang w:val="es-ES_tradnl"/>
-              </w:rPr>
-              <w:t>W</w:t>
+                <w:sz w:val="10"/>
+                <w:szCs w:val="10"/>
+              </w:rPr>
+              <w:t xml:space="preserve">{{ </w:t>
+            </w:r>
+            <w:proofErr w:type="spellStart"/>
+            <w:r>
+              <w:rPr>
+                <w:sz w:val="10"/>
+                <w:szCs w:val="10"/>
+              </w:rPr>
+              <w:t>potencia_prevista_kw</w:t>
+            </w:r>
+            <w:proofErr w:type="spellEnd"/>
+            <w:r>
+              <w:rPr>
+                <w:sz w:val="10"/>
+                <w:szCs w:val="10"/>
+              </w:rPr>
+              <w:t xml:space="preserve"> }}</w:t>
+            </w:r>
+            <w:r>
+              <w:rPr>
+                <w:sz w:val="16"/>
+                <w:lang w:val="es-ES_tradnl"/>
+              </w:rPr>
+              <w:t xml:space="preserve"> W</w:t>
             </w:r>
           </w:p>
         </w:tc>
@@ -7949,7 +8067,7 @@
         </w:trPr>
         <w:tc>
           <w:tcPr>
-            <w:tcW w:w="4111" w:type="dxa"/>
+            <w:tcW w:w="4046" w:type="dxa"/>
             <w:gridSpan w:val="12"/>
             <w:tcBorders>
               <w:top w:val="single" w:sz="6" w:space="0" w:color="000000"/>
@@ -7979,7 +8097,7 @@
         </w:tc>
         <w:tc>
           <w:tcPr>
-            <w:tcW w:w="426" w:type="dxa"/>
+            <w:tcW w:w="434" w:type="dxa"/>
             <w:gridSpan w:val="2"/>
             <w:tcBorders>
               <w:top w:val="single" w:sz="6" w:space="0" w:color="000000"/>
@@ -8002,7 +8120,7 @@
         </w:tc>
         <w:tc>
           <w:tcPr>
-            <w:tcW w:w="3402" w:type="dxa"/>
+            <w:tcW w:w="3486" w:type="dxa"/>
             <w:gridSpan w:val="7"/>
             <w:tcBorders>
               <w:top w:val="single" w:sz="6" w:space="0" w:color="000000"/>
@@ -8032,7 +8150,7 @@
         </w:tc>
         <w:tc>
           <w:tcPr>
-            <w:tcW w:w="1417" w:type="dxa"/>
+            <w:tcW w:w="1390" w:type="dxa"/>
             <w:tcBorders>
               <w:top w:val="single" w:sz="12" w:space="0" w:color="000000"/>
               <w:left w:val="single" w:sz="12" w:space="0" w:color="000000"/>
@@ -8046,10 +8164,33 @@
             </w:pPr>
             <w:r>
               <w:rPr>
-                <w:i/>
-                <w:lang w:val="es-ES_tradnl"/>
-              </w:rPr>
-              <w:t xml:space="preserve"> 9200 W</w:t>
+                <w:sz w:val="10"/>
+                <w:szCs w:val="10"/>
+              </w:rPr>
+              <w:t xml:space="preserve">{{ </w:t>
+            </w:r>
+            <w:proofErr w:type="spellStart"/>
+            <w:r>
+              <w:rPr>
+                <w:sz w:val="10"/>
+                <w:szCs w:val="10"/>
+              </w:rPr>
+              <w:t>potencia_prevista_kw</w:t>
+            </w:r>
+            <w:proofErr w:type="spellEnd"/>
+            <w:r>
+              <w:rPr>
+                <w:sz w:val="10"/>
+                <w:szCs w:val="10"/>
+              </w:rPr>
+              <w:t xml:space="preserve"> }}</w:t>
+            </w:r>
+            <w:r>
+              <w:rPr>
+                <w:sz w:val="16"/>
+                <w:lang w:val="es-ES_tradnl"/>
+              </w:rPr>
+              <w:t xml:space="preserve"> W</w:t>
             </w:r>
           </w:p>
         </w:tc>
@@ -8095,7 +8236,7 @@
         </w:trPr>
         <w:tc>
           <w:tcPr>
-            <w:tcW w:w="2127" w:type="dxa"/>
+            <w:tcW w:w="2110" w:type="dxa"/>
             <w:gridSpan w:val="6"/>
             <w:tcBorders>
               <w:top w:val="single" w:sz="6" w:space="0" w:color="000000"/>
@@ -8122,7 +8263,7 @@
         </w:tc>
         <w:tc>
           <w:tcPr>
-            <w:tcW w:w="1559" w:type="dxa"/>
+            <w:tcW w:w="1534" w:type="dxa"/>
             <w:gridSpan w:val="5"/>
             <w:tcBorders>
               <w:top w:val="single" w:sz="2" w:space="0" w:color="000000"/>
@@ -8148,7 +8289,7 @@
         </w:tc>
         <w:tc>
           <w:tcPr>
-            <w:tcW w:w="851" w:type="dxa"/>
+            <w:tcW w:w="836" w:type="dxa"/>
             <w:gridSpan w:val="3"/>
             <w:tcBorders>
               <w:top w:val="single" w:sz="6" w:space="0" w:color="000000"/>
@@ -8165,6 +8306,7 @@
                 <w:sz w:val="16"/>
               </w:rPr>
             </w:pPr>
+            <w:proofErr w:type="spellStart"/>
             <w:r>
               <w:rPr>
                 <w:i w:val="0"/>
@@ -8172,11 +8314,12 @@
               </w:rPr>
               <w:t>Hidros</w:t>
             </w:r>
-          </w:p>
-        </w:tc>
-        <w:tc>
-          <w:tcPr>
-            <w:tcW w:w="1134" w:type="dxa"/>
+            <w:proofErr w:type="spellEnd"/>
+          </w:p>
+        </w:tc>
+        <w:tc>
+          <w:tcPr>
+            <w:tcW w:w="1112" w:type="dxa"/>
             <w:gridSpan w:val="3"/>
             <w:tcBorders>
               <w:top w:val="single" w:sz="2" w:space="0" w:color="000000"/>
@@ -8196,7 +8339,7 @@
         </w:tc>
         <w:tc>
           <w:tcPr>
-            <w:tcW w:w="2268" w:type="dxa"/>
+            <w:tcW w:w="2374" w:type="dxa"/>
             <w:gridSpan w:val="4"/>
             <w:tcBorders>
               <w:top w:val="single" w:sz="6" w:space="0" w:color="000000"/>
@@ -8227,7 +8370,7 @@
         </w:tc>
         <w:tc>
           <w:tcPr>
-            <w:tcW w:w="1417" w:type="dxa"/>
+            <w:tcW w:w="1390" w:type="dxa"/>
             <w:tcBorders>
               <w:top w:val="single" w:sz="2" w:space="0" w:color="000000"/>
               <w:bottom w:val="single" w:sz="12" w:space="0" w:color="000000"/>
@@ -8251,7 +8394,7 @@
         </w:trPr>
         <w:tc>
           <w:tcPr>
-            <w:tcW w:w="3686" w:type="dxa"/>
+            <w:tcW w:w="3644" w:type="dxa"/>
             <w:gridSpan w:val="11"/>
             <w:tcBorders>
               <w:top w:val="single" w:sz="6" w:space="0" w:color="000000"/>
@@ -8280,7 +8423,7 @@
         </w:tc>
         <w:tc>
           <w:tcPr>
-            <w:tcW w:w="4403" w:type="dxa"/>
+            <w:tcW w:w="4322" w:type="dxa"/>
             <w:gridSpan w:val="10"/>
             <w:tcBorders>
               <w:top w:val="single" w:sz="6" w:space="0" w:color="000000"/>
@@ -8309,7 +8452,7 @@
         </w:tc>
         <w:tc>
           <w:tcPr>
-            <w:tcW w:w="1417" w:type="dxa"/>
+            <w:tcW w:w="1390" w:type="dxa"/>
             <w:tcBorders>
               <w:top w:val="single" w:sz="12" w:space="0" w:color="000000"/>
               <w:left w:val="single" w:sz="12" w:space="0" w:color="000000"/>
@@ -8381,7 +8524,7 @@
         </w:trPr>
         <w:tc>
           <w:tcPr>
-            <w:tcW w:w="1418" w:type="dxa"/>
+            <w:tcW w:w="1396" w:type="dxa"/>
             <w:gridSpan w:val="3"/>
             <w:tcBorders>
               <w:top w:val="single" w:sz="6" w:space="0" w:color="000000"/>
@@ -8418,7 +8561,7 @@
         </w:tc>
         <w:tc>
           <w:tcPr>
-            <w:tcW w:w="851" w:type="dxa"/>
+            <w:tcW w:w="840" w:type="dxa"/>
             <w:gridSpan w:val="4"/>
             <w:tcBorders>
               <w:top w:val="single" w:sz="6" w:space="0" w:color="000000"/>
@@ -8439,7 +8582,7 @@
         </w:tc>
         <w:tc>
           <w:tcPr>
-            <w:tcW w:w="1417" w:type="dxa"/>
+            <w:tcW w:w="1408" w:type="dxa"/>
             <w:gridSpan w:val="4"/>
             <w:tcBorders>
               <w:top w:val="single" w:sz="6" w:space="0" w:color="000000"/>
@@ -8467,7 +8610,7 @@
         </w:tc>
         <w:tc>
           <w:tcPr>
-            <w:tcW w:w="1843" w:type="dxa"/>
+            <w:tcW w:w="1809" w:type="dxa"/>
             <w:gridSpan w:val="5"/>
             <w:tcBorders>
               <w:top w:val="single" w:sz="6" w:space="0" w:color="000000"/>
@@ -8502,7 +8645,7 @@
         </w:tc>
         <w:tc>
           <w:tcPr>
-            <w:tcW w:w="2126" w:type="dxa"/>
+            <w:tcW w:w="2087" w:type="dxa"/>
             <w:gridSpan w:val="4"/>
             <w:tcBorders>
               <w:top w:val="single" w:sz="6" w:space="0" w:color="000000"/>
@@ -8531,7 +8674,7 @@
         </w:tc>
         <w:tc>
           <w:tcPr>
-            <w:tcW w:w="1701" w:type="dxa"/>
+            <w:tcW w:w="1816" w:type="dxa"/>
             <w:gridSpan w:val="2"/>
             <w:tcBorders>
               <w:top w:val="single" w:sz="6" w:space="0" w:color="000000"/>
@@ -8570,7 +8713,7 @@
         </w:trPr>
         <w:tc>
           <w:tcPr>
-            <w:tcW w:w="7939" w:type="dxa"/>
+            <w:tcW w:w="7966" w:type="dxa"/>
             <w:gridSpan w:val="21"/>
             <w:tcBorders>
               <w:top w:val="single" w:sz="6" w:space="0" w:color="000000"/>
@@ -8599,7 +8742,7 @@
         </w:tc>
         <w:tc>
           <w:tcPr>
-            <w:tcW w:w="1417" w:type="dxa"/>
+            <w:tcW w:w="1390" w:type="dxa"/>
             <w:tcBorders>
               <w:top w:val="single" w:sz="12" w:space="0" w:color="000000"/>
               <w:left w:val="single" w:sz="12" w:space="0" w:color="000000"/>
@@ -8631,7 +8774,7 @@
         </w:trPr>
         <w:tc>
           <w:tcPr>
-            <w:tcW w:w="1418" w:type="dxa"/>
+            <w:tcW w:w="1396" w:type="dxa"/>
             <w:gridSpan w:val="3"/>
             <w:tcBorders>
               <w:top w:val="single" w:sz="6" w:space="0" w:color="000000"/>
@@ -8660,7 +8803,7 @@
         </w:tc>
         <w:tc>
           <w:tcPr>
-            <w:tcW w:w="284" w:type="dxa"/>
+            <w:tcW w:w="281" w:type="dxa"/>
             <w:tcBorders>
               <w:top w:val="single" w:sz="4" w:space="0" w:color="000000"/>
               <w:left w:val="single" w:sz="4" w:space="0" w:color="000000"/>
@@ -8680,7 +8823,7 @@
         </w:tc>
         <w:tc>
           <w:tcPr>
-            <w:tcW w:w="440" w:type="dxa"/>
+            <w:tcW w:w="433" w:type="dxa"/>
             <w:gridSpan w:val="2"/>
             <w:tcBorders>
               <w:top w:val="single" w:sz="4" w:space="0" w:color="000000"/>
@@ -8709,7 +8852,7 @@
         </w:tc>
         <w:tc>
           <w:tcPr>
-            <w:tcW w:w="283" w:type="dxa"/>
+            <w:tcW w:w="280" w:type="dxa"/>
             <w:gridSpan w:val="3"/>
             <w:tcBorders>
               <w:top w:val="single" w:sz="6" w:space="0" w:color="000000"/>
@@ -8732,7 +8875,7 @@
         </w:tc>
         <w:tc>
           <w:tcPr>
-            <w:tcW w:w="6946" w:type="dxa"/>
+            <w:tcW w:w="6966" w:type="dxa"/>
             <w:gridSpan w:val="13"/>
             <w:tcBorders>
               <w:top w:val="single" w:sz="4" w:space="0" w:color="000000"/>
@@ -8795,7 +8938,7 @@
         </w:trPr>
         <w:tc>
           <w:tcPr>
-            <w:tcW w:w="284" w:type="dxa"/>
+            <w:tcW w:w="282" w:type="dxa"/>
             <w:tcBorders>
               <w:left w:val="single" w:sz="12" w:space="0" w:color="000000"/>
             </w:tcBorders>
@@ -8814,7 +8957,7 @@
         </w:tc>
         <w:tc>
           <w:tcPr>
-            <w:tcW w:w="284" w:type="dxa"/>
+            <w:tcW w:w="282" w:type="dxa"/>
             <w:tcBorders>
               <w:top w:val="single" w:sz="6" w:space="0" w:color="000000"/>
               <w:left w:val="single" w:sz="6" w:space="0" w:color="000000"/>
@@ -8836,7 +8979,7 @@
         </w:tc>
         <w:tc>
           <w:tcPr>
-            <w:tcW w:w="8788" w:type="dxa"/>
+            <w:tcW w:w="8792" w:type="dxa"/>
             <w:gridSpan w:val="20"/>
             <w:tcBorders>
               <w:right w:val="single" w:sz="12" w:space="0" w:color="000000"/>
@@ -8867,7 +9010,7 @@
         </w:trPr>
         <w:tc>
           <w:tcPr>
-            <w:tcW w:w="284" w:type="dxa"/>
+            <w:tcW w:w="282" w:type="dxa"/>
             <w:tcBorders>
               <w:left w:val="single" w:sz="12" w:space="0" w:color="000000"/>
             </w:tcBorders>
@@ -8885,7 +9028,7 @@
         </w:tc>
         <w:tc>
           <w:tcPr>
-            <w:tcW w:w="284" w:type="dxa"/>
+            <w:tcW w:w="282" w:type="dxa"/>
             <w:tcBorders>
               <w:top w:val="single" w:sz="6" w:space="0" w:color="000000"/>
               <w:left w:val="single" w:sz="6" w:space="0" w:color="000000"/>
@@ -8906,7 +9049,7 @@
         </w:tc>
         <w:tc>
           <w:tcPr>
-            <w:tcW w:w="8788" w:type="dxa"/>
+            <w:tcW w:w="8792" w:type="dxa"/>
             <w:gridSpan w:val="20"/>
             <w:tcBorders>
               <w:right w:val="single" w:sz="12" w:space="0" w:color="000000"/>
@@ -8963,7 +9106,7 @@
         </w:trPr>
         <w:tc>
           <w:tcPr>
-            <w:tcW w:w="1985" w:type="dxa"/>
+            <w:tcW w:w="1956" w:type="dxa"/>
             <w:gridSpan w:val="5"/>
             <w:tcBorders>
               <w:left w:val="single" w:sz="12" w:space="0" w:color="000000"/>
@@ -8997,7 +9140,7 @@
         </w:tc>
         <w:tc>
           <w:tcPr>
-            <w:tcW w:w="709" w:type="dxa"/>
+            <w:tcW w:w="700" w:type="dxa"/>
             <w:gridSpan w:val="5"/>
             <w:tcBorders>
               <w:top w:val="single" w:sz="6" w:space="0" w:color="000000"/>
@@ -9026,7 +9169,7 @@
         </w:tc>
         <w:tc>
           <w:tcPr>
-            <w:tcW w:w="1559" w:type="dxa"/>
+            <w:tcW w:w="1530" w:type="dxa"/>
             <w:gridSpan w:val="3"/>
             <w:vAlign w:val="center"/>
           </w:tcPr>
@@ -9048,7 +9191,7 @@
         </w:tc>
         <w:tc>
           <w:tcPr>
-            <w:tcW w:w="992" w:type="dxa"/>
+            <w:tcW w:w="974" w:type="dxa"/>
             <w:gridSpan w:val="2"/>
             <w:tcBorders>
               <w:top w:val="single" w:sz="6" w:space="0" w:color="000000"/>
@@ -9088,7 +9231,7 @@
         </w:tc>
         <w:tc>
           <w:tcPr>
-            <w:tcW w:w="1701" w:type="dxa"/>
+            <w:tcW w:w="1669" w:type="dxa"/>
             <w:gridSpan w:val="4"/>
             <w:vAlign w:val="center"/>
           </w:tcPr>
@@ -9105,7 +9248,7 @@
         </w:tc>
         <w:tc>
           <w:tcPr>
-            <w:tcW w:w="1134" w:type="dxa"/>
+            <w:tcW w:w="1137" w:type="dxa"/>
             <w:gridSpan w:val="2"/>
             <w:vAlign w:val="center"/>
           </w:tcPr>
@@ -9122,7 +9265,7 @@
         </w:tc>
         <w:tc>
           <w:tcPr>
-            <w:tcW w:w="1276" w:type="dxa"/>
+            <w:tcW w:w="1390" w:type="dxa"/>
             <w:tcBorders>
               <w:right w:val="single" w:sz="12" w:space="0" w:color="000000"/>
             </w:tcBorders>
@@ -9146,7 +9289,7 @@
         </w:trPr>
         <w:tc>
           <w:tcPr>
-            <w:tcW w:w="7939" w:type="dxa"/>
+            <w:tcW w:w="7966" w:type="dxa"/>
             <w:gridSpan w:val="21"/>
             <w:tcBorders>
               <w:top w:val="single" w:sz="4" w:space="0" w:color="000000"/>
@@ -9175,7 +9318,7 @@
         </w:tc>
         <w:tc>
           <w:tcPr>
-            <w:tcW w:w="1417" w:type="dxa"/>
+            <w:tcW w:w="1390" w:type="dxa"/>
             <w:tcBorders>
               <w:top w:val="single" w:sz="12" w:space="0" w:color="000000"/>
               <w:left w:val="single" w:sz="12" w:space="0" w:color="000000"/>
@@ -9232,7 +9375,7 @@
         </w:trPr>
         <w:tc>
           <w:tcPr>
-            <w:tcW w:w="7939" w:type="dxa"/>
+            <w:tcW w:w="7966" w:type="dxa"/>
             <w:gridSpan w:val="21"/>
             <w:tcBorders>
               <w:left w:val="single" w:sz="12" w:space="0" w:color="000000"/>
@@ -9256,7 +9399,7 @@
         </w:tc>
         <w:tc>
           <w:tcPr>
-            <w:tcW w:w="1417" w:type="dxa"/>
+            <w:tcW w:w="1390" w:type="dxa"/>
             <w:tcBorders>
               <w:top w:val="single" w:sz="12" w:space="0" w:color="000000"/>
               <w:left w:val="single" w:sz="12" w:space="0" w:color="000000"/>
@@ -17774,50 +17917,11 @@
           </w:p>
           <w:p>
             <w:pPr>
-              <w:rPr>
-                <w:b/>
-                <w:sz w:val="16"/>
-              </w:rPr>
-            </w:pPr>
-          </w:p>
-          <w:p>
-            <w:pPr>
               <w:jc w:val="both"/>
             </w:pPr>
             <w:r>
-              <w:t>Viviernda unifamiliar con referencia catastral 4194503CS7449S0001DA, ubicado en CALLE EL CHORRO 51 BAJO IZQUIERDA. LA CUESTA, SAN CRISTOBAL DE LA LAGUNA. CP 38550. SANTA CRUZ DE TENERIFE (Coordenadas UTM Huso 28 X=374149,49 Y=3149434,78), contrato a nombre de YOLANDA MARTINEZ CARDONA, DNI 79234971V; dispone de una planta con 32 m² de construcción.</w:t>
-            </w:r>
-          </w:p>
-          <w:p>
-            <w:pPr>
-              <w:jc w:val="both"/>
-            </w:pPr>
-          </w:p>
-          <w:p>
-            <w:pPr>
-              <w:jc w:val="both"/>
-            </w:pPr>
-            <w:r>
-              <w:t>La derivación individual vía tubería empotrada desde el contador ubicado en CPM sobre fachada hasta el cuadro de protección y maniobras dentro del cuarto de aperos.</w:t>
-            </w:r>
-          </w:p>
-          <w:p>
-            <w:pPr>
-              <w:jc w:val="both"/>
-            </w:pPr>
-          </w:p>
-          <w:p>
-            <w:pPr>
-              <w:jc w:val="both"/>
-            </w:pPr>
-            <w:r>
-              <w:t>El cuadro dispone de IGA de 40A, dispositivo de protección contra sobretensiones transitorias y permanentes más un interruptor diferencial 30 mA 40 A que alimenta a cinco circuitos interiores.</w:t>
-            </w:r>
-          </w:p>
-          <w:p>
-            <w:pPr>
-              <w:jc w:val="both"/>
-            </w:pPr>
+              <w:t xml:space="preserve"> {{ memoria_descriptiva }}</w:t>
+            </w:r>
           </w:p>
         </w:tc>
       </w:tr>
@@ -18985,6 +19089,7 @@
                 <w:szCs w:val="18"/>
               </w:rPr>
             </w:pPr>
+            <w:proofErr w:type="spellStart"/>
             <w:r>
               <w:rPr>
                 <w:sz w:val="18"/>
@@ -18992,6 +19097,7 @@
               </w:rPr>
               <w:t>kA</w:t>
             </w:r>
+            <w:proofErr w:type="spellEnd"/>
           </w:p>
         </w:tc>
       </w:tr>
@@ -19719,14 +19825,6 @@
                 <w:szCs w:val="14"/>
               </w:rPr>
             </w:pPr>
-            <w:r>
-              <w:rPr>
-                <w:rFonts w:ascii="Arial Narrow" w:hAnsi="Arial Narrow" w:cs="Arial Narrow"/>
-                <w:sz w:val="14"/>
-                <w:szCs w:val="14"/>
-              </w:rPr>
-              <w:t>9200</w:t>
-            </w:r>
           </w:p>
         </w:tc>
         <w:tc>
@@ -19749,14 +19847,6 @@
                 <w:szCs w:val="14"/>
               </w:rPr>
             </w:pPr>
-            <w:r>
-              <w:rPr>
-                <w:rFonts w:ascii="Arial Narrow" w:hAnsi="Arial Narrow" w:cs="Arial Narrow"/>
-                <w:sz w:val="14"/>
-                <w:szCs w:val="14"/>
-              </w:rPr>
-              <w:t>230</w:t>
-            </w:r>
           </w:p>
         </w:tc>
         <w:tc>
@@ -19778,14 +19868,6 @@
                 <w:szCs w:val="14"/>
               </w:rPr>
             </w:pPr>
-            <w:r>
-              <w:rPr>
-                <w:rFonts w:ascii="Arial Narrow" w:hAnsi="Arial Narrow" w:cs="Arial Narrow"/>
-                <w:sz w:val="14"/>
-                <w:szCs w:val="14"/>
-              </w:rPr>
-              <w:t>40</w:t>
-            </w:r>
           </w:p>
         </w:tc>
         <w:tc>
@@ -19807,14 +19889,6 @@
                 <w:szCs w:val="14"/>
               </w:rPr>
             </w:pPr>
-            <w:r>
-              <w:rPr>
-                <w:rFonts w:ascii="Arial Narrow" w:hAnsi="Arial Narrow" w:cs="Arial Narrow"/>
-                <w:sz w:val="14"/>
-                <w:szCs w:val="14"/>
-              </w:rPr>
-              <w:t>1</w:t>
-            </w:r>
           </w:p>
         </w:tc>
         <w:tc>
@@ -19836,14 +19910,6 @@
                 <w:szCs w:val="14"/>
               </w:rPr>
             </w:pPr>
-            <w:r>
-              <w:rPr>
-                <w:rFonts w:ascii="Arial Narrow" w:hAnsi="Arial Narrow" w:cs="Arial Narrow"/>
-                <w:sz w:val="14"/>
-                <w:szCs w:val="14"/>
-              </w:rPr>
-              <w:t>40</w:t>
-            </w:r>
           </w:p>
         </w:tc>
         <w:tc>
@@ -19860,14 +19926,6 @@
             <w:pPr>
               <w:snapToGrid w:val="0"/>
             </w:pPr>
-            <w:r>
-              <w:rPr>
-                <w:rFonts w:ascii="Arial Narrow" w:hAnsi="Arial Narrow" w:cs="Arial Narrow"/>
-                <w:sz w:val="14"/>
-                <w:szCs w:val="14"/>
-              </w:rPr>
-              <w:t>2x6 mm²+6t mm² Cu</w:t>
-            </w:r>
           </w:p>
         </w:tc>
         <w:tc>
@@ -19890,14 +19948,6 @@
                 <w:szCs w:val="12"/>
               </w:rPr>
             </w:pPr>
-            <w:r>
-              <w:rPr>
-                <w:rFonts w:ascii="Arial Narrow" w:hAnsi="Arial Narrow" w:cs="Arial Narrow"/>
-                <w:sz w:val="12"/>
-                <w:szCs w:val="12"/>
-              </w:rPr>
-              <w:t>0,6/1kV</w:t>
-            </w:r>
           </w:p>
         </w:tc>
         <w:tc>
@@ -19920,14 +19970,6 @@
                 <w:szCs w:val="14"/>
               </w:rPr>
             </w:pPr>
-            <w:r>
-              <w:rPr>
-                <w:rFonts w:ascii="Arial Narrow" w:hAnsi="Arial Narrow" w:cs="Arial Narrow"/>
-                <w:sz w:val="14"/>
-                <w:szCs w:val="14"/>
-              </w:rPr>
-              <w:t>0,43</w:t>
-            </w:r>
           </w:p>
         </w:tc>
         <w:tc>
@@ -19949,14 +19991,6 @@
                 <w:szCs w:val="14"/>
               </w:rPr>
             </w:pPr>
-            <w:r>
-              <w:rPr>
-                <w:rFonts w:ascii="Arial Narrow" w:hAnsi="Arial Narrow" w:cs="Arial Narrow"/>
-                <w:sz w:val="14"/>
-                <w:szCs w:val="14"/>
-              </w:rPr>
-              <w:t>32</w:t>
-            </w:r>
           </w:p>
         </w:tc>
         <w:tc>
@@ -19978,14 +20012,6 @@
                 <w:szCs w:val="14"/>
               </w:rPr>
             </w:pPr>
-            <w:r>
-              <w:rPr>
-                <w:rFonts w:ascii="Arial Narrow" w:hAnsi="Arial Narrow" w:cs="Arial Narrow"/>
-                <w:sz w:val="14"/>
-                <w:szCs w:val="14"/>
-              </w:rPr>
-              <w:t>32</w:t>
-            </w:r>
           </w:p>
         </w:tc>
         <w:tc>
@@ -20007,14 +20033,6 @@
                 <w:szCs w:val="14"/>
               </w:rPr>
             </w:pPr>
-            <w:r>
-              <w:rPr>
-                <w:rFonts w:ascii="Arial Narrow" w:hAnsi="Arial Narrow" w:cs="Arial Narrow"/>
-                <w:sz w:val="14"/>
-                <w:szCs w:val="14"/>
-              </w:rPr>
-              <w:t>40</w:t>
-            </w:r>
           </w:p>
         </w:tc>
         <w:tc>
@@ -20036,14 +20054,6 @@
                 <w:szCs w:val="14"/>
               </w:rPr>
             </w:pPr>
-            <w:r>
-              <w:rPr>
-                <w:rFonts w:ascii="Arial Narrow" w:hAnsi="Arial Narrow" w:cs="Arial Narrow"/>
-                <w:sz w:val="14"/>
-                <w:szCs w:val="14"/>
-              </w:rPr>
-              <w:t>6</w:t>
-            </w:r>
           </w:p>
         </w:tc>
         <w:tc>
@@ -20065,14 +20075,6 @@
                 <w:szCs w:val="14"/>
               </w:rPr>
             </w:pPr>
-            <w:r>
-              <w:rPr>
-                <w:rFonts w:ascii="Arial Narrow" w:hAnsi="Arial Narrow" w:cs="Arial Narrow"/>
-                <w:sz w:val="14"/>
-                <w:szCs w:val="14"/>
-              </w:rPr>
-              <w:t>0,99</w:t>
-            </w:r>
           </w:p>
         </w:tc>
         <w:tc>
@@ -20094,14 +20096,6 @@
                 <w:szCs w:val="14"/>
               </w:rPr>
             </w:pPr>
-            <w:r>
-              <w:rPr>
-                <w:rFonts w:ascii="Arial Narrow" w:hAnsi="Arial Narrow" w:cs="Arial Narrow"/>
-                <w:sz w:val="14"/>
-                <w:szCs w:val="14"/>
-              </w:rPr>
-              <w:t>6</w:t>
-            </w:r>
           </w:p>
         </w:tc>
       </w:tr>
@@ -20184,7 +20178,117 @@
                 <w:sz w:val="16"/>
                 <w:szCs w:val="16"/>
               </w:rPr>
-              <w:t>Circuito 1</w:t>
+              <w:t>{% for circuito in circuitos %}</w:t>
+            </w:r>
+          </w:p>
+          <w:p>
+            <w:pPr>
+              <w:rPr>
+                <w:sz w:val="16"/>
+                <w:szCs w:val="16"/>
+              </w:rPr>
+            </w:pPr>
+            <w:r>
+              <w:rPr>
+                <w:sz w:val="16"/>
+                <w:szCs w:val="16"/>
+              </w:rPr>
+              <w:t>{{ circuito.nombre }} | {{</w:t>
+            </w:r>
+            <w:proofErr w:type="spellStart"/>
+            <w:r>
+              <w:rPr>
+                <w:sz w:val="16"/>
+                <w:szCs w:val="16"/>
+              </w:rPr>
+              <w:t>circuito.uso</w:t>
+            </w:r>
+            <w:proofErr w:type="spellEnd"/>
+            <w:r>
+              <w:rPr>
+                <w:sz w:val="16"/>
+                <w:szCs w:val="16"/>
+              </w:rPr>
+              <w:t xml:space="preserve">}} | {{ </w:t>
+            </w:r>
+            <w:proofErr w:type="spellStart"/>
+            <w:r>
+              <w:rPr>
+                <w:sz w:val="16"/>
+                <w:szCs w:val="16"/>
+              </w:rPr>
+              <w:t>circuito.pia_A</w:t>
+            </w:r>
+            <w:proofErr w:type="spellEnd"/>
+            <w:r>
+              <w:rPr>
+                <w:sz w:val="16"/>
+                <w:szCs w:val="16"/>
+              </w:rPr>
+              <w:t xml:space="preserve"> }} | {{ circuito.seccion_mm2 }} | {{ </w:t>
+            </w:r>
+            <w:proofErr w:type="spellStart"/>
+            <w:r>
+              <w:rPr>
+                <w:sz w:val="16"/>
+                <w:szCs w:val="16"/>
+              </w:rPr>
+              <w:t>circuito.conductores</w:t>
+            </w:r>
+            <w:proofErr w:type="spellEnd"/>
+            <w:r>
+              <w:rPr>
+                <w:sz w:val="16"/>
+                <w:szCs w:val="16"/>
+              </w:rPr>
+              <w:t xml:space="preserve">}} | {{ </w:t>
+            </w:r>
+            <w:proofErr w:type="spellStart"/>
+            <w:r>
+              <w:rPr>
+                <w:sz w:val="16"/>
+                <w:szCs w:val="16"/>
+              </w:rPr>
+              <w:t>circuito.tubo_mm</w:t>
+            </w:r>
+            <w:proofErr w:type="spellEnd"/>
+            <w:r>
+              <w:rPr>
+                <w:sz w:val="16"/>
+                <w:szCs w:val="16"/>
+              </w:rPr>
+              <w:t xml:space="preserve">}} | {{ </w:t>
+            </w:r>
+            <w:proofErr w:type="spellStart"/>
+            <w:r>
+              <w:rPr>
+                <w:sz w:val="16"/>
+                <w:szCs w:val="16"/>
+              </w:rPr>
+              <w:t>circuito.magnetotermico</w:t>
+            </w:r>
+            <w:proofErr w:type="spellEnd"/>
+            <w:r>
+              <w:rPr>
+                <w:sz w:val="16"/>
+                <w:szCs w:val="16"/>
+              </w:rPr>
+              <w:t xml:space="preserve"> }}</w:t>
+            </w:r>
+          </w:p>
+          <w:p>
+            <w:pPr>
+              <w:rPr>
+                <w:sz w:val="16"/>
+                <w:szCs w:val="16"/>
+              </w:rPr>
+            </w:pPr>
+            <w:r>
+              <w:rPr>
+                <w:sz w:val="16"/>
+                <w:szCs w:val="16"/>
+              </w:rPr>
+              <w:t>{% endfor %}</w:t>
             </w:r>
           </w:p>
         </w:tc>
@@ -20207,14 +20311,6 @@
                 <w:szCs w:val="14"/>
               </w:rPr>
             </w:pPr>
-            <w:r>
-              <w:rPr>
-                <w:rFonts w:ascii="Arial Narrow" w:hAnsi="Arial Narrow" w:cs="Arial Narrow"/>
-                <w:sz w:val="14"/>
-                <w:szCs w:val="14"/>
-              </w:rPr>
-              <w:t>2300</w:t>
-            </w:r>
           </w:p>
         </w:tc>
         <w:tc>
@@ -20237,14 +20333,6 @@
                 <w:szCs w:val="14"/>
               </w:rPr>
             </w:pPr>
-            <w:r>
-              <w:rPr>
-                <w:rFonts w:ascii="Arial Narrow" w:hAnsi="Arial Narrow" w:cs="Arial Narrow"/>
-                <w:sz w:val="14"/>
-                <w:szCs w:val="14"/>
-              </w:rPr>
-              <w:t>230</w:t>
-            </w:r>
           </w:p>
         </w:tc>
         <w:tc>
@@ -20266,14 +20354,6 @@
                 <w:szCs w:val="14"/>
               </w:rPr>
             </w:pPr>
-            <w:r>
-              <w:rPr>
-                <w:rFonts w:ascii="Arial Narrow" w:hAnsi="Arial Narrow" w:cs="Arial Narrow"/>
-                <w:sz w:val="14"/>
-                <w:szCs w:val="14"/>
-              </w:rPr>
-              <w:t>10</w:t>
-            </w:r>
           </w:p>
         </w:tc>
         <w:tc>
@@ -20295,14 +20375,6 @@
                 <w:szCs w:val="14"/>
               </w:rPr>
             </w:pPr>
-            <w:r>
-              <w:rPr>
-                <w:rFonts w:ascii="Arial Narrow" w:hAnsi="Arial Narrow" w:cs="Arial Narrow"/>
-                <w:sz w:val="14"/>
-                <w:szCs w:val="14"/>
-              </w:rPr>
-              <w:t>1</w:t>
-            </w:r>
           </w:p>
         </w:tc>
         <w:tc>
@@ -20324,14 +20396,6 @@
                 <w:szCs w:val="14"/>
               </w:rPr>
             </w:pPr>
-            <w:r>
-              <w:rPr>
-                <w:rFonts w:ascii="Arial Narrow" w:hAnsi="Arial Narrow" w:cs="Arial Narrow"/>
-                <w:sz w:val="14"/>
-                <w:szCs w:val="14"/>
-              </w:rPr>
-              <w:t>10</w:t>
-            </w:r>
           </w:p>
         </w:tc>
         <w:tc>
@@ -20353,14 +20417,6 @@
                 <w:szCs w:val="14"/>
               </w:rPr>
             </w:pPr>
-            <w:r>
-              <w:rPr>
-                <w:rFonts w:ascii="Arial Narrow" w:hAnsi="Arial Narrow" w:cs="Arial Narrow"/>
-                <w:sz w:val="14"/>
-                <w:szCs w:val="14"/>
-              </w:rPr>
-              <w:t>2x1.5+1.5t mm² Cu</w:t>
-            </w:r>
           </w:p>
         </w:tc>
         <w:tc>
@@ -20383,14 +20439,6 @@
                 <w:szCs w:val="12"/>
               </w:rPr>
             </w:pPr>
-            <w:r>
-              <w:rPr>
-                <w:rFonts w:ascii="Arial Narrow" w:hAnsi="Arial Narrow" w:cs="Arial Narrow"/>
-                <w:sz w:val="12"/>
-                <w:szCs w:val="12"/>
-              </w:rPr>
-              <w:t>.45/.75kV</w:t>
-            </w:r>
           </w:p>
         </w:tc>
         <w:tc>
@@ -20413,14 +20461,6 @@
                 <w:szCs w:val="14"/>
               </w:rPr>
             </w:pPr>
-            <w:r>
-              <w:rPr>
-                <w:rFonts w:ascii="Arial Narrow" w:hAnsi="Arial Narrow" w:cs="Arial Narrow"/>
-                <w:sz w:val="14"/>
-                <w:szCs w:val="14"/>
-              </w:rPr>
-              <w:t>4,10</w:t>
-            </w:r>
           </w:p>
         </w:tc>
         <w:tc>
@@ -20442,14 +20482,6 @@
                 <w:szCs w:val="14"/>
               </w:rPr>
             </w:pPr>
-            <w:r>
-              <w:rPr>
-                <w:rFonts w:ascii="Arial Narrow" w:hAnsi="Arial Narrow" w:cs="Arial Narrow"/>
-                <w:sz w:val="14"/>
-                <w:szCs w:val="14"/>
-              </w:rPr>
-              <w:t>10</w:t>
-            </w:r>
           </w:p>
         </w:tc>
         <w:tc>
@@ -20471,14 +20503,6 @@
                 <w:szCs w:val="14"/>
               </w:rPr>
             </w:pPr>
-            <w:r>
-              <w:rPr>
-                <w:rFonts w:ascii="Arial Narrow" w:hAnsi="Arial Narrow" w:cs="Arial Narrow"/>
-                <w:sz w:val="14"/>
-                <w:szCs w:val="14"/>
-              </w:rPr>
-              <w:t>No</w:t>
-            </w:r>
           </w:p>
         </w:tc>
         <w:tc>
@@ -20500,14 +20524,6 @@
                 <w:szCs w:val="14"/>
               </w:rPr>
             </w:pPr>
-            <w:r>
-              <w:rPr>
-                <w:rFonts w:ascii="Arial Narrow" w:hAnsi="Arial Narrow" w:cs="Arial Narrow"/>
-                <w:sz w:val="14"/>
-                <w:szCs w:val="14"/>
-              </w:rPr>
-              <w:t>10</w:t>
-            </w:r>
           </w:p>
         </w:tc>
         <w:tc>
@@ -20529,14 +20545,6 @@
                 <w:szCs w:val="14"/>
               </w:rPr>
             </w:pPr>
-            <w:r>
-              <w:rPr>
-                <w:rFonts w:ascii="Arial Narrow" w:hAnsi="Arial Narrow" w:cs="Arial Narrow"/>
-                <w:sz w:val="14"/>
-                <w:szCs w:val="14"/>
-              </w:rPr>
-              <w:t>14</w:t>
-            </w:r>
           </w:p>
         </w:tc>
         <w:tc>
@@ -20558,14 +20566,6 @@
                 <w:szCs w:val="14"/>
               </w:rPr>
             </w:pPr>
-            <w:r>
-              <w:rPr>
-                <w:rFonts w:ascii="Arial Narrow" w:hAnsi="Arial Narrow" w:cs="Arial Narrow"/>
-                <w:sz w:val="14"/>
-                <w:szCs w:val="14"/>
-              </w:rPr>
-              <w:t>1,78</w:t>
-            </w:r>
           </w:p>
         </w:tc>
         <w:tc>
@@ -20587,14 +20587,6 @@
                 <w:szCs w:val="14"/>
               </w:rPr>
             </w:pPr>
-            <w:r>
-              <w:rPr>
-                <w:rFonts w:ascii="Arial Narrow" w:hAnsi="Arial Narrow" w:cs="Arial Narrow"/>
-                <w:sz w:val="14"/>
-                <w:szCs w:val="14"/>
-              </w:rPr>
-              <w:t>6</w:t>
-            </w:r>
           </w:p>
         </w:tc>
       </w:tr>
@@ -20643,13 +20635,6 @@
                 <w:szCs w:val="16"/>
               </w:rPr>
             </w:pPr>
-            <w:r>
-              <w:rPr>
-                <w:sz w:val="16"/>
-                <w:szCs w:val="16"/>
-              </w:rPr>
-              <w:t>Circuito 2</w:t>
-            </w:r>
           </w:p>
         </w:tc>
         <w:tc>
@@ -20671,14 +20656,6 @@
                 <w:szCs w:val="14"/>
               </w:rPr>
             </w:pPr>
-            <w:r>
-              <w:rPr>
-                <w:rFonts w:ascii="Arial Narrow" w:hAnsi="Arial Narrow" w:cs="Arial Narrow"/>
-                <w:sz w:val="14"/>
-                <w:szCs w:val="14"/>
-              </w:rPr>
-              <w:t>3680</w:t>
-            </w:r>
           </w:p>
         </w:tc>
         <w:tc>
@@ -20701,14 +20678,6 @@
                 <w:szCs w:val="14"/>
               </w:rPr>
             </w:pPr>
-            <w:r>
-              <w:rPr>
-                <w:rFonts w:ascii="Arial Narrow" w:hAnsi="Arial Narrow" w:cs="Arial Narrow"/>
-                <w:sz w:val="14"/>
-                <w:szCs w:val="14"/>
-              </w:rPr>
-              <w:t>230</w:t>
-            </w:r>
           </w:p>
         </w:tc>
         <w:tc>
@@ -20730,14 +20699,6 @@
                 <w:szCs w:val="14"/>
               </w:rPr>
             </w:pPr>
-            <w:r>
-              <w:rPr>
-                <w:rFonts w:ascii="Arial Narrow" w:hAnsi="Arial Narrow" w:cs="Arial Narrow"/>
-                <w:sz w:val="14"/>
-                <w:szCs w:val="14"/>
-              </w:rPr>
-              <w:t>16</w:t>
-            </w:r>
           </w:p>
         </w:tc>
         <w:tc>
@@ -20759,14 +20720,6 @@
                 <w:szCs w:val="14"/>
               </w:rPr>
             </w:pPr>
-            <w:r>
-              <w:rPr>
-                <w:rFonts w:ascii="Arial Narrow" w:hAnsi="Arial Narrow" w:cs="Arial Narrow"/>
-                <w:sz w:val="14"/>
-                <w:szCs w:val="14"/>
-              </w:rPr>
-              <w:t>1</w:t>
-            </w:r>
           </w:p>
         </w:tc>
         <w:tc>
@@ -20788,14 +20741,6 @@
                 <w:szCs w:val="14"/>
               </w:rPr>
             </w:pPr>
-            <w:r>
-              <w:rPr>
-                <w:rFonts w:ascii="Arial Narrow" w:hAnsi="Arial Narrow" w:cs="Arial Narrow"/>
-                <w:sz w:val="14"/>
-                <w:szCs w:val="14"/>
-              </w:rPr>
-              <w:t>16</w:t>
-            </w:r>
           </w:p>
         </w:tc>
         <w:tc>
@@ -20817,14 +20762,6 @@
                 <w:szCs w:val="14"/>
               </w:rPr>
             </w:pPr>
-            <w:r>
-              <w:rPr>
-                <w:rFonts w:ascii="Arial Narrow" w:hAnsi="Arial Narrow" w:cs="Arial Narrow"/>
-                <w:sz w:val="14"/>
-                <w:szCs w:val="14"/>
-              </w:rPr>
-              <w:t>2x2.5+2.5t mm² Cu</w:t>
-            </w:r>
           </w:p>
         </w:tc>
         <w:tc>
@@ -20847,14 +20784,6 @@
                 <w:szCs w:val="12"/>
               </w:rPr>
             </w:pPr>
-            <w:r>
-              <w:rPr>
-                <w:rFonts w:ascii="Arial Narrow" w:hAnsi="Arial Narrow" w:cs="Arial Narrow"/>
-                <w:sz w:val="12"/>
-                <w:szCs w:val="12"/>
-              </w:rPr>
-              <w:t>.45/.75kV</w:t>
-            </w:r>
           </w:p>
         </w:tc>
         <w:tc>
@@ -20877,14 +20806,6 @@
                 <w:szCs w:val="14"/>
               </w:rPr>
             </w:pPr>
-            <w:r>
-              <w:rPr>
-                <w:rFonts w:ascii="Arial Narrow" w:hAnsi="Arial Narrow" w:cs="Arial Narrow"/>
-                <w:sz w:val="14"/>
-                <w:szCs w:val="14"/>
-              </w:rPr>
-              <w:t>3,62</w:t>
-            </w:r>
           </w:p>
         </w:tc>
         <w:tc>
@@ -20906,14 +20827,6 @@
                 <w:szCs w:val="14"/>
               </w:rPr>
             </w:pPr>
-            <w:r>
-              <w:rPr>
-                <w:rFonts w:ascii="Arial Narrow" w:hAnsi="Arial Narrow" w:cs="Arial Narrow"/>
-                <w:sz w:val="14"/>
-                <w:szCs w:val="14"/>
-              </w:rPr>
-              <w:t>16</w:t>
-            </w:r>
           </w:p>
         </w:tc>
         <w:tc>
@@ -20935,14 +20848,6 @@
                 <w:szCs w:val="14"/>
               </w:rPr>
             </w:pPr>
-            <w:r>
-              <w:rPr>
-                <w:rFonts w:ascii="Arial Narrow" w:hAnsi="Arial Narrow" w:cs="Arial Narrow"/>
-                <w:sz w:val="14"/>
-                <w:szCs w:val="14"/>
-              </w:rPr>
-              <w:t>No</w:t>
-            </w:r>
           </w:p>
         </w:tc>
         <w:tc>
@@ -20964,14 +20869,6 @@
                 <w:szCs w:val="14"/>
               </w:rPr>
             </w:pPr>
-            <w:r>
-              <w:rPr>
-                <w:rFonts w:ascii="Arial Narrow" w:hAnsi="Arial Narrow" w:cs="Arial Narrow"/>
-                <w:sz w:val="14"/>
-                <w:szCs w:val="14"/>
-              </w:rPr>
-              <w:t>16</w:t>
-            </w:r>
           </w:p>
         </w:tc>
         <w:tc>
@@ -20993,14 +20890,6 @@
                 <w:szCs w:val="14"/>
               </w:rPr>
             </w:pPr>
-            <w:r>
-              <w:rPr>
-                <w:rFonts w:ascii="Arial Narrow" w:hAnsi="Arial Narrow" w:cs="Arial Narrow"/>
-                <w:sz w:val="14"/>
-                <w:szCs w:val="14"/>
-              </w:rPr>
-              <w:t>15</w:t>
-            </w:r>
           </w:p>
         </w:tc>
         <w:tc>
@@ -21022,14 +20911,6 @@
                 <w:szCs w:val="14"/>
               </w:rPr>
             </w:pPr>
-            <w:r>
-              <w:rPr>
-                <w:rFonts w:ascii="Arial Narrow" w:hAnsi="Arial Narrow" w:cs="Arial Narrow"/>
-                <w:sz w:val="14"/>
-                <w:szCs w:val="14"/>
-              </w:rPr>
-              <w:t>2,01</w:t>
-            </w:r>
           </w:p>
         </w:tc>
         <w:tc>
@@ -21051,14 +20932,6 @@
                 <w:szCs w:val="14"/>
               </w:rPr>
             </w:pPr>
-            <w:r>
-              <w:rPr>
-                <w:rFonts w:ascii="Arial Narrow" w:hAnsi="Arial Narrow" w:cs="Arial Narrow"/>
-                <w:sz w:val="14"/>
-                <w:szCs w:val="14"/>
-              </w:rPr>
-              <w:t>6</w:t>
-            </w:r>
           </w:p>
         </w:tc>
       </w:tr>
@@ -21108,13 +20981,6 @@
                 <w:szCs w:val="16"/>
               </w:rPr>
             </w:pPr>
-            <w:r>
-              <w:rPr>
-                <w:sz w:val="16"/>
-                <w:szCs w:val="16"/>
-              </w:rPr>
-              <w:t>Circuito 3</w:t>
-            </w:r>
           </w:p>
         </w:tc>
         <w:tc>
@@ -21136,14 +21002,6 @@
                 <w:szCs w:val="14"/>
               </w:rPr>
             </w:pPr>
-            <w:r>
-              <w:rPr>
-                <w:rFonts w:ascii="Arial Narrow" w:hAnsi="Arial Narrow" w:cs="Arial Narrow"/>
-                <w:sz w:val="14"/>
-                <w:szCs w:val="14"/>
-              </w:rPr>
-              <w:t>9200</w:t>
-            </w:r>
           </w:p>
         </w:tc>
         <w:tc>
@@ -21166,14 +21024,6 @@
                 <w:szCs w:val="14"/>
               </w:rPr>
             </w:pPr>
-            <w:r>
-              <w:rPr>
-                <w:rFonts w:ascii="Arial Narrow" w:hAnsi="Arial Narrow" w:cs="Arial Narrow"/>
-                <w:sz w:val="14"/>
-                <w:szCs w:val="14"/>
-              </w:rPr>
-              <w:t>230</w:t>
-            </w:r>
           </w:p>
         </w:tc>
         <w:tc>
@@ -21195,14 +21045,6 @@
                 <w:szCs w:val="14"/>
               </w:rPr>
             </w:pPr>
-            <w:r>
-              <w:rPr>
-                <w:rFonts w:ascii="Arial Narrow" w:hAnsi="Arial Narrow" w:cs="Arial Narrow"/>
-                <w:sz w:val="14"/>
-                <w:szCs w:val="14"/>
-              </w:rPr>
-              <w:t>40</w:t>
-            </w:r>
           </w:p>
         </w:tc>
         <w:tc>
@@ -21224,14 +21066,6 @@
                 <w:szCs w:val="14"/>
               </w:rPr>
             </w:pPr>
-            <w:r>
-              <w:rPr>
-                <w:rFonts w:ascii="Arial Narrow" w:hAnsi="Arial Narrow" w:cs="Arial Narrow"/>
-                <w:sz w:val="14"/>
-                <w:szCs w:val="14"/>
-              </w:rPr>
-              <w:t>1</w:t>
-            </w:r>
           </w:p>
         </w:tc>
         <w:tc>
@@ -21253,14 +21087,6 @@
                 <w:szCs w:val="14"/>
               </w:rPr>
             </w:pPr>
-            <w:r>
-              <w:rPr>
-                <w:rFonts w:ascii="Arial Narrow" w:hAnsi="Arial Narrow" w:cs="Arial Narrow"/>
-                <w:sz w:val="14"/>
-                <w:szCs w:val="14"/>
-              </w:rPr>
-              <w:t>40</w:t>
-            </w:r>
           </w:p>
         </w:tc>
         <w:tc>
@@ -21282,14 +21108,6 @@
                 <w:szCs w:val="14"/>
               </w:rPr>
             </w:pPr>
-            <w:r>
-              <w:rPr>
-                <w:rFonts w:ascii="Arial Narrow" w:hAnsi="Arial Narrow" w:cs="Arial Narrow"/>
-                <w:sz w:val="14"/>
-                <w:szCs w:val="14"/>
-              </w:rPr>
-              <w:t>2x6+6t mm² Cu</w:t>
-            </w:r>
           </w:p>
         </w:tc>
         <w:tc>
@@ -21312,14 +21130,6 @@
                 <w:szCs w:val="12"/>
               </w:rPr>
             </w:pPr>
-            <w:r>
-              <w:rPr>
-                <w:rFonts w:ascii="Arial Narrow" w:hAnsi="Arial Narrow" w:cs="Arial Narrow"/>
-                <w:sz w:val="12"/>
-                <w:szCs w:val="12"/>
-              </w:rPr>
-              <w:t>.45/.75kV</w:t>
-            </w:r>
           </w:p>
         </w:tc>
         <w:tc>
@@ -21342,14 +21152,6 @@
                 <w:szCs w:val="14"/>
               </w:rPr>
             </w:pPr>
-            <w:r>
-              <w:rPr>
-                <w:rFonts w:ascii="Arial Narrow" w:hAnsi="Arial Narrow" w:cs="Arial Narrow"/>
-                <w:sz w:val="14"/>
-                <w:szCs w:val="14"/>
-              </w:rPr>
-              <w:t>2,40</w:t>
-            </w:r>
           </w:p>
         </w:tc>
         <w:tc>
@@ -21371,14 +21173,6 @@
                 <w:szCs w:val="14"/>
               </w:rPr>
             </w:pPr>
-            <w:r>
-              <w:rPr>
-                <w:rFonts w:ascii="Arial Narrow" w:hAnsi="Arial Narrow" w:cs="Arial Narrow"/>
-                <w:sz w:val="14"/>
-                <w:szCs w:val="14"/>
-              </w:rPr>
-              <w:t>40</w:t>
-            </w:r>
           </w:p>
         </w:tc>
         <w:tc>
@@ -21400,14 +21194,6 @@
                 <w:szCs w:val="14"/>
               </w:rPr>
             </w:pPr>
-            <w:r>
-              <w:rPr>
-                <w:rFonts w:ascii="Arial Narrow" w:hAnsi="Arial Narrow" w:cs="Arial Narrow"/>
-                <w:sz w:val="14"/>
-                <w:szCs w:val="14"/>
-              </w:rPr>
-              <w:t>No</w:t>
-            </w:r>
           </w:p>
         </w:tc>
         <w:tc>
@@ -21429,14 +21215,6 @@
                 <w:szCs w:val="14"/>
               </w:rPr>
             </w:pPr>
-            <w:r>
-              <w:rPr>
-                <w:rFonts w:ascii="Arial Narrow" w:hAnsi="Arial Narrow" w:cs="Arial Narrow"/>
-                <w:sz w:val="14"/>
-                <w:szCs w:val="14"/>
-              </w:rPr>
-              <w:t>40</w:t>
-            </w:r>
           </w:p>
         </w:tc>
         <w:tc>
@@ -21458,14 +21236,6 @@
                 <w:szCs w:val="14"/>
               </w:rPr>
             </w:pPr>
-            <w:r>
-              <w:rPr>
-                <w:rFonts w:ascii="Arial Narrow" w:hAnsi="Arial Narrow" w:cs="Arial Narrow"/>
-                <w:sz w:val="14"/>
-                <w:szCs w:val="14"/>
-              </w:rPr>
-              <w:t>8</w:t>
-            </w:r>
           </w:p>
         </w:tc>
         <w:tc>
@@ -21487,14 +21257,6 @@
                 <w:szCs w:val="14"/>
               </w:rPr>
             </w:pPr>
-            <w:r>
-              <w:rPr>
-                <w:rFonts w:ascii="Arial Narrow" w:hAnsi="Arial Narrow" w:cs="Arial Narrow"/>
-                <w:sz w:val="14"/>
-                <w:szCs w:val="14"/>
-              </w:rPr>
-              <w:t>0,98</w:t>
-            </w:r>
           </w:p>
         </w:tc>
         <w:tc>
@@ -21516,14 +21278,6 @@
                 <w:szCs w:val="14"/>
               </w:rPr>
             </w:pPr>
-            <w:r>
-              <w:rPr>
-                <w:rFonts w:ascii="Arial Narrow" w:hAnsi="Arial Narrow" w:cs="Arial Narrow"/>
-                <w:sz w:val="14"/>
-                <w:szCs w:val="14"/>
-              </w:rPr>
-              <w:t>6</w:t>
-            </w:r>
           </w:p>
         </w:tc>
       </w:tr>
@@ -21573,13 +21327,6 @@
                 <w:szCs w:val="16"/>
               </w:rPr>
             </w:pPr>
-            <w:r>
-              <w:rPr>
-                <w:sz w:val="16"/>
-                <w:szCs w:val="16"/>
-              </w:rPr>
-              <w:t>Circuito 4</w:t>
-            </w:r>
           </w:p>
         </w:tc>
         <w:tc>
@@ -21601,14 +21348,6 @@
                 <w:szCs w:val="14"/>
               </w:rPr>
             </w:pPr>
-            <w:r>
-              <w:rPr>
-                <w:rFonts w:ascii="Arial Narrow" w:hAnsi="Arial Narrow" w:cs="Arial Narrow"/>
-                <w:sz w:val="14"/>
-                <w:szCs w:val="14"/>
-              </w:rPr>
-              <w:t>4600</w:t>
-            </w:r>
           </w:p>
         </w:tc>
         <w:tc>
@@ -21631,14 +21370,6 @@
                 <w:szCs w:val="14"/>
               </w:rPr>
             </w:pPr>
-            <w:r>
-              <w:rPr>
-                <w:rFonts w:ascii="Arial Narrow" w:hAnsi="Arial Narrow" w:cs="Arial Narrow"/>
-                <w:sz w:val="14"/>
-                <w:szCs w:val="14"/>
-              </w:rPr>
-              <w:t>230</w:t>
-            </w:r>
           </w:p>
         </w:tc>
         <w:tc>
@@ -21660,14 +21391,6 @@
                 <w:szCs w:val="14"/>
               </w:rPr>
             </w:pPr>
-            <w:r>
-              <w:rPr>
-                <w:rFonts w:ascii="Arial Narrow" w:hAnsi="Arial Narrow" w:cs="Arial Narrow"/>
-                <w:sz w:val="14"/>
-                <w:szCs w:val="14"/>
-              </w:rPr>
-              <w:t>20</w:t>
-            </w:r>
           </w:p>
         </w:tc>
         <w:tc>
@@ -21689,14 +21412,6 @@
                 <w:szCs w:val="14"/>
               </w:rPr>
             </w:pPr>
-            <w:r>
-              <w:rPr>
-                <w:rFonts w:ascii="Arial Narrow" w:hAnsi="Arial Narrow" w:cs="Arial Narrow"/>
-                <w:sz w:val="14"/>
-                <w:szCs w:val="14"/>
-              </w:rPr>
-              <w:t>1</w:t>
-            </w:r>
           </w:p>
         </w:tc>
         <w:tc>
@@ -21718,14 +21433,6 @@
                 <w:szCs w:val="14"/>
               </w:rPr>
             </w:pPr>
-            <w:r>
-              <w:rPr>
-                <w:rFonts w:ascii="Arial Narrow" w:hAnsi="Arial Narrow" w:cs="Arial Narrow"/>
-                <w:sz w:val="14"/>
-                <w:szCs w:val="14"/>
-              </w:rPr>
-              <w:t>20</w:t>
-            </w:r>
           </w:p>
         </w:tc>
         <w:tc>
@@ -21747,14 +21454,6 @@
                 <w:szCs w:val="14"/>
               </w:rPr>
             </w:pPr>
-            <w:r>
-              <w:rPr>
-                <w:rFonts w:ascii="Arial Narrow" w:hAnsi="Arial Narrow" w:cs="Arial Narrow"/>
-                <w:sz w:val="14"/>
-                <w:szCs w:val="14"/>
-              </w:rPr>
-              <w:t>2x4+4t mm² Cu</w:t>
-            </w:r>
           </w:p>
         </w:tc>
         <w:tc>
@@ -21777,14 +21476,6 @@
                 <w:szCs w:val="12"/>
               </w:rPr>
             </w:pPr>
-            <w:r>
-              <w:rPr>
-                <w:rFonts w:ascii="Arial Narrow" w:hAnsi="Arial Narrow" w:cs="Arial Narrow"/>
-                <w:sz w:val="12"/>
-                <w:szCs w:val="12"/>
-              </w:rPr>
-              <w:t>.45/.75kV</w:t>
-            </w:r>
           </w:p>
         </w:tc>
         <w:tc>
@@ -21807,14 +21498,6 @@
                 <w:szCs w:val="14"/>
               </w:rPr>
             </w:pPr>
-            <w:r>
-              <w:rPr>
-                <w:rFonts w:ascii="Arial Narrow" w:hAnsi="Arial Narrow" w:cs="Arial Narrow"/>
-                <w:sz w:val="14"/>
-                <w:szCs w:val="14"/>
-              </w:rPr>
-              <w:t>2,81</w:t>
-            </w:r>
           </w:p>
         </w:tc>
         <w:tc>
@@ -21836,14 +21519,6 @@
                 <w:szCs w:val="14"/>
               </w:rPr>
             </w:pPr>
-            <w:r>
-              <w:rPr>
-                <w:rFonts w:ascii="Arial Narrow" w:hAnsi="Arial Narrow" w:cs="Arial Narrow"/>
-                <w:sz w:val="14"/>
-                <w:szCs w:val="14"/>
-              </w:rPr>
-              <w:t>20</w:t>
-            </w:r>
           </w:p>
         </w:tc>
         <w:tc>
@@ -21865,14 +21540,6 @@
                 <w:szCs w:val="14"/>
               </w:rPr>
             </w:pPr>
-            <w:r>
-              <w:rPr>
-                <w:rFonts w:ascii="Arial Narrow" w:hAnsi="Arial Narrow" w:cs="Arial Narrow"/>
-                <w:sz w:val="14"/>
-                <w:szCs w:val="14"/>
-              </w:rPr>
-              <w:t>No</w:t>
-            </w:r>
           </w:p>
         </w:tc>
         <w:tc>
@@ -21894,14 +21561,6 @@
                 <w:szCs w:val="14"/>
               </w:rPr>
             </w:pPr>
-            <w:r>
-              <w:rPr>
-                <w:rFonts w:ascii="Arial Narrow" w:hAnsi="Arial Narrow" w:cs="Arial Narrow"/>
-                <w:sz w:val="14"/>
-                <w:szCs w:val="14"/>
-              </w:rPr>
-              <w:t>20</w:t>
-            </w:r>
           </w:p>
         </w:tc>
         <w:tc>
@@ -21923,14 +21582,6 @@
                 <w:szCs w:val="14"/>
               </w:rPr>
             </w:pPr>
-            <w:r>
-              <w:rPr>
-                <w:rFonts w:ascii="Arial Narrow" w:hAnsi="Arial Narrow" w:cs="Arial Narrow"/>
-                <w:sz w:val="14"/>
-                <w:szCs w:val="14"/>
-              </w:rPr>
-              <w:t>10</w:t>
-            </w:r>
           </w:p>
         </w:tc>
         <w:tc>
@@ -21952,14 +21603,6 @@
                 <w:szCs w:val="14"/>
               </w:rPr>
             </w:pPr>
-            <w:r>
-              <w:rPr>
-                <w:rFonts w:ascii="Arial Narrow" w:hAnsi="Arial Narrow" w:cs="Arial Narrow"/>
-                <w:sz w:val="14"/>
-                <w:szCs w:val="14"/>
-              </w:rPr>
-              <w:t>1,22</w:t>
-            </w:r>
           </w:p>
         </w:tc>
         <w:tc>
@@ -21981,14 +21624,6 @@
                 <w:szCs w:val="14"/>
               </w:rPr>
             </w:pPr>
-            <w:r>
-              <w:rPr>
-                <w:rFonts w:ascii="Arial Narrow" w:hAnsi="Arial Narrow" w:cs="Arial Narrow"/>
-                <w:sz w:val="14"/>
-                <w:szCs w:val="14"/>
-              </w:rPr>
-              <w:t>6</w:t>
-            </w:r>
           </w:p>
         </w:tc>
       </w:tr>
@@ -22038,13 +21673,6 @@
                 <w:szCs w:val="16"/>
               </w:rPr>
             </w:pPr>
-            <w:r>
-              <w:rPr>
-                <w:sz w:val="16"/>
-                <w:szCs w:val="16"/>
-              </w:rPr>
-              <w:t>Circuito 5</w:t>
-            </w:r>
           </w:p>
         </w:tc>
         <w:tc>
@@ -22066,14 +21694,6 @@
                 <w:szCs w:val="14"/>
               </w:rPr>
             </w:pPr>
-            <w:r>
-              <w:rPr>
-                <w:rFonts w:ascii="Arial Narrow" w:hAnsi="Arial Narrow" w:cs="Arial Narrow"/>
-                <w:sz w:val="14"/>
-                <w:szCs w:val="14"/>
-              </w:rPr>
-              <w:t>3680</w:t>
-            </w:r>
           </w:p>
         </w:tc>
         <w:tc>
@@ -22096,14 +21716,6 @@
                 <w:szCs w:val="14"/>
               </w:rPr>
             </w:pPr>
-            <w:r>
-              <w:rPr>
-                <w:rFonts w:ascii="Arial Narrow" w:hAnsi="Arial Narrow" w:cs="Arial Narrow"/>
-                <w:sz w:val="14"/>
-                <w:szCs w:val="14"/>
-              </w:rPr>
-              <w:t>230</w:t>
-            </w:r>
           </w:p>
         </w:tc>
         <w:tc>
@@ -22125,14 +21737,6 @@
                 <w:szCs w:val="14"/>
               </w:rPr>
             </w:pPr>
-            <w:r>
-              <w:rPr>
-                <w:rFonts w:ascii="Arial Narrow" w:hAnsi="Arial Narrow" w:cs="Arial Narrow"/>
-                <w:sz w:val="14"/>
-                <w:szCs w:val="14"/>
-              </w:rPr>
-              <w:t>16</w:t>
-            </w:r>
           </w:p>
         </w:tc>
         <w:tc>
@@ -22154,14 +21758,6 @@
                 <w:szCs w:val="14"/>
               </w:rPr>
             </w:pPr>
-            <w:r>
-              <w:rPr>
-                <w:rFonts w:ascii="Arial Narrow" w:hAnsi="Arial Narrow" w:cs="Arial Narrow"/>
-                <w:sz w:val="14"/>
-                <w:szCs w:val="14"/>
-              </w:rPr>
-              <w:t>1</w:t>
-            </w:r>
           </w:p>
         </w:tc>
         <w:tc>
@@ -22183,14 +21779,6 @@
                 <w:szCs w:val="14"/>
               </w:rPr>
             </w:pPr>
-            <w:r>
-              <w:rPr>
-                <w:rFonts w:ascii="Arial Narrow" w:hAnsi="Arial Narrow" w:cs="Arial Narrow"/>
-                <w:sz w:val="14"/>
-                <w:szCs w:val="14"/>
-              </w:rPr>
-              <w:t>16</w:t>
-            </w:r>
           </w:p>
         </w:tc>
         <w:tc>
@@ -22212,14 +21800,6 @@
                 <w:szCs w:val="14"/>
               </w:rPr>
             </w:pPr>
-            <w:r>
-              <w:rPr>
-                <w:rFonts w:ascii="Arial Narrow" w:hAnsi="Arial Narrow" w:cs="Arial Narrow"/>
-                <w:sz w:val="14"/>
-                <w:szCs w:val="14"/>
-              </w:rPr>
-              <w:t>2x2.5+2.5t mm² Cu</w:t>
-            </w:r>
           </w:p>
         </w:tc>
         <w:tc>
@@ -22242,14 +21822,6 @@
                 <w:szCs w:val="12"/>
               </w:rPr>
             </w:pPr>
-            <w:r>
-              <w:rPr>
-                <w:rFonts w:ascii="Arial Narrow" w:hAnsi="Arial Narrow" w:cs="Arial Narrow"/>
-                <w:sz w:val="12"/>
-                <w:szCs w:val="12"/>
-              </w:rPr>
-              <w:t>.45/.75kV</w:t>
-            </w:r>
           </w:p>
         </w:tc>
         <w:tc>
@@ -22272,14 +21844,6 @@
                 <w:szCs w:val="14"/>
               </w:rPr>
             </w:pPr>
-            <w:r>
-              <w:rPr>
-                <w:rFonts w:ascii="Arial Narrow" w:hAnsi="Arial Narrow" w:cs="Arial Narrow"/>
-                <w:sz w:val="14"/>
-                <w:szCs w:val="14"/>
-              </w:rPr>
-              <w:t>0,69</w:t>
-            </w:r>
           </w:p>
         </w:tc>
         <w:tc>
@@ -22301,14 +21865,6 @@
                 <w:szCs w:val="14"/>
               </w:rPr>
             </w:pPr>
-            <w:r>
-              <w:rPr>
-                <w:rFonts w:ascii="Arial Narrow" w:hAnsi="Arial Narrow" w:cs="Arial Narrow"/>
-                <w:sz w:val="14"/>
-                <w:szCs w:val="14"/>
-              </w:rPr>
-              <w:t>16</w:t>
-            </w:r>
           </w:p>
         </w:tc>
         <w:tc>
@@ -22330,14 +21886,6 @@
                 <w:szCs w:val="14"/>
               </w:rPr>
             </w:pPr>
-            <w:r>
-              <w:rPr>
-                <w:rFonts w:ascii="Arial Narrow" w:hAnsi="Arial Narrow" w:cs="Arial Narrow"/>
-                <w:sz w:val="14"/>
-                <w:szCs w:val="14"/>
-              </w:rPr>
-              <w:t>No</w:t>
-            </w:r>
           </w:p>
         </w:tc>
         <w:tc>
@@ -22359,14 +21907,6 @@
                 <w:szCs w:val="14"/>
               </w:rPr>
             </w:pPr>
-            <w:r>
-              <w:rPr>
-                <w:rFonts w:ascii="Arial Narrow" w:hAnsi="Arial Narrow" w:cs="Arial Narrow"/>
-                <w:sz w:val="14"/>
-                <w:szCs w:val="14"/>
-              </w:rPr>
-              <w:t>16</w:t>
-            </w:r>
           </w:p>
         </w:tc>
         <w:tc>
@@ -22388,14 +21928,6 @@
                 <w:szCs w:val="14"/>
               </w:rPr>
             </w:pPr>
-            <w:r>
-              <w:rPr>
-                <w:rFonts w:ascii="Arial Narrow" w:hAnsi="Arial Narrow" w:cs="Arial Narrow"/>
-                <w:sz w:val="14"/>
-                <w:szCs w:val="14"/>
-              </w:rPr>
-              <w:t>5</w:t>
-            </w:r>
           </w:p>
         </w:tc>
         <w:tc>
@@ -22417,14 +21949,6 @@
                 <w:szCs w:val="14"/>
               </w:rPr>
             </w:pPr>
-            <w:r>
-              <w:rPr>
-                <w:rFonts w:ascii="Arial Narrow" w:hAnsi="Arial Narrow" w:cs="Arial Narrow"/>
-                <w:sz w:val="14"/>
-                <w:szCs w:val="14"/>
-              </w:rPr>
-              <w:t>0,23</w:t>
-            </w:r>
           </w:p>
         </w:tc>
         <w:tc>
@@ -22446,14 +21970,6 @@
                 <w:szCs w:val="14"/>
               </w:rPr>
             </w:pPr>
-            <w:r>
-              <w:rPr>
-                <w:rFonts w:ascii="Arial Narrow" w:hAnsi="Arial Narrow" w:cs="Arial Narrow"/>
-                <w:sz w:val="14"/>
-                <w:szCs w:val="14"/>
-              </w:rPr>
-              <w:t>6</w:t>
-            </w:r>
           </w:p>
         </w:tc>
       </w:tr>
@@ -24312,8 +23828,12 @@
     <w:p>
       <w:pPr>
         <w:sectPr>
-          <w:headerReference w:type="default" r:id="rId8"/>
-          <w:footerReference w:type="default" r:id="rId9"/>
+          <w:headerReference w:type="even" r:id="rId8"/>
+          <w:headerReference w:type="default" r:id="rId9"/>
+          <w:footerReference w:type="even" r:id="rId10"/>
+          <w:footerReference w:type="default" r:id="rId11"/>
+          <w:headerReference w:type="first" r:id="rId12"/>
+          <w:footerReference w:type="first" r:id="rId13"/>
           <w:pgSz w:w="11906" w:h="16838"/>
           <w:pgMar w:top="1417" w:right="1701" w:bottom="1417" w:left="1701" w:header="720" w:footer="720" w:gutter="0"/>
           <w:cols w:space="720"/>
@@ -24415,38 +23935,6 @@
                 <w:sz w:val="16"/>
               </w:rPr>
             </w:pPr>
-            <w:r>
-              <w:rPr>
-                <w:b/>
-                <w:noProof/>
-                <w:sz w:val="16"/>
-                <w:lang w:eastAsia="es-ES"/>
-              </w:rPr>
-              <w:pict>
-                <v:shapetype id="_x0000_t75" coordsize="21600,21600" o:spt="75" o:preferrelative="t" path="m@4@5l@4@11@9@11@9@5xe" filled="f" stroked="f">
-                  <v:stroke joinstyle="miter"/>
-                  <v:formulas>
-                    <v:f eqn="if lineDrawn pixelLineWidth 0"/>
-                    <v:f eqn="sum @0 1 0"/>
-                    <v:f eqn="sum 0 0 @1"/>
-                    <v:f eqn="prod @2 1 2"/>
-                    <v:f eqn="prod @3 21600 pixelWidth"/>
-                    <v:f eqn="prod @3 21600 pixelHeight"/>
-                    <v:f eqn="sum @0 0 1"/>
-                    <v:f eqn="prod @6 1 2"/>
-                    <v:f eqn="prod @7 21600 pixelWidth"/>
-                    <v:f eqn="sum @8 21600 0"/>
-                    <v:f eqn="prod @7 21600 pixelHeight"/>
-                    <v:f eqn="sum @10 21600 0"/>
-                  </v:formulas>
-                  <v:path o:extrusionok="f" gradientshapeok="t" o:connecttype="rect"/>
-                  <o:lock v:ext="edit" aspectratio="t"/>
-                </v:shapetype>
-                <v:shape id="Image1" o:spid="_x0000_i1031" type="#_x0000_t75" style="width:444pt;height:375.2pt;visibility:visible;mso-wrap-style:square">
-                  <v:imagedata r:id="rId10" o:title="" croptop="-5f" cropbottom="-5f" cropleft="-4f" cropright="-4f"/>
-                </v:shape>
-              </w:pict>
-            </w:r>
           </w:p>
           <w:p>
             <w:pPr>
@@ -24798,19 +24286,7 @@
             </w:pPr>
           </w:p>
           <w:p/>
-          <w:p>
-            <w:r>
-              <w:rPr>
-                <w:noProof/>
-                <w:lang w:eastAsia="es-ES"/>
-              </w:rPr>
-              <w:pict>
-                <v:shape id="Image2" o:spid="_x0000_i1030" type="#_x0000_t75" style="width:445.6pt;height:214pt;visibility:visible;mso-wrap-style:square">
-                  <v:imagedata r:id="rId11" o:title="" croptop="-3f" cropbottom="-3f" cropleft="-1f" cropright="-1f"/>
-                </v:shape>
-              </w:pict>
-            </w:r>
-          </w:p>
+          <w:p/>
         </w:tc>
       </w:tr>
       <w:tr>
@@ -24932,9 +24408,9 @@
         <w:tblLook w:val="04A0" w:firstRow="1" w:lastRow="0" w:firstColumn="1" w:lastColumn="0" w:noHBand="0" w:noVBand="1"/>
       </w:tblPr>
       <w:tblGrid>
-        <w:gridCol w:w="1461"/>
+        <w:gridCol w:w="1460"/>
         <w:gridCol w:w="163"/>
-        <w:gridCol w:w="1366"/>
+        <w:gridCol w:w="1367"/>
         <w:gridCol w:w="283"/>
         <w:gridCol w:w="163"/>
         <w:gridCol w:w="676"/>
@@ -25042,21 +24518,6 @@
                 <w:szCs w:val="40"/>
               </w:rPr>
             </w:pPr>
-            <w:r>
-              <w:rPr>
-                <w:rFonts w:ascii="Arial" w:hAnsi="Arial" w:cs="Arial"/>
-                <w:b/>
-                <w:noProof/>
-                <w:sz w:val="40"/>
-                <w:szCs w:val="40"/>
-                <w:lang w:eastAsia="es-ES"/>
-              </w:rPr>
-              <w:pict>
-                <v:shape id="Image3" o:spid="_x0000_i1029" type="#_x0000_t75" style="width:442.8pt;height:209.6pt;visibility:visible;mso-wrap-style:square">
-                  <v:imagedata r:id="rId12" o:title="" croptop="-3f" cropbottom="-3f" cropleft="-1f" cropright="-1f"/>
-                </v:shape>
-              </w:pict>
-            </w:r>
           </w:p>
           <w:p>
             <w:pPr>
@@ -25106,44 +24567,6 @@
                 <w:szCs w:val="40"/>
               </w:rPr>
             </w:pPr>
-            <w:r>
-              <w:rPr>
-                <w:rFonts w:ascii="Arial" w:hAnsi="Arial" w:cs="Arial"/>
-                <w:b/>
-                <w:noProof/>
-                <w:sz w:val="40"/>
-                <w:szCs w:val="40"/>
-                <w:lang w:eastAsia="es-ES"/>
-              </w:rPr>
-              <w:pict>
-                <v:shape id="Image4" o:spid="_x0000_i1028" type="#_x0000_t75" style="width:442.8pt;height:274.4pt;visibility:visible;mso-wrap-style:square">
-                  <v:imagedata r:id="rId13" o:title="" croptop="-4f" cropbottom="-4f" cropleft="-3f" cropright="-3f"/>
-                </v:shape>
-              </w:pict>
-            </w:r>
-          </w:p>
-          <w:p>
-            <w:pPr>
-              <w:snapToGrid w:val="0"/>
-              <w:jc w:val="center"/>
-              <w:rPr>
-                <w:rFonts w:ascii="Arial" w:hAnsi="Arial" w:cs="Arial"/>
-                <w:b/>
-                <w:bCs/>
-                <w:sz w:val="40"/>
-                <w:szCs w:val="40"/>
-              </w:rPr>
-            </w:pPr>
-            <w:r>
-              <w:rPr>
-                <w:rFonts w:ascii="Arial" w:hAnsi="Arial" w:cs="Arial"/>
-                <w:b/>
-                <w:bCs/>
-                <w:sz w:val="40"/>
-                <w:szCs w:val="40"/>
-              </w:rPr>
-              <w:t>FACHADA</w:t>
-            </w:r>
           </w:p>
         </w:tc>
       </w:tr>
@@ -25249,7 +24672,6 @@
               <w:rPr>
                 <w:b/>
               </w:rPr>
-              <w:lastRenderedPageBreak/>
               <w:t>PÁGINA COMPLEMENTARIA</w:t>
             </w:r>
           </w:p>
@@ -25307,6 +24729,7 @@
               <w:rPr>
                 <w:sz w:val="14"/>
               </w:rPr>
+              <w:lastRenderedPageBreak/>
               <w:t xml:space="preserve">    Memoria Descriptiva</w:t>
             </w:r>
           </w:p>
@@ -25791,7 +25214,7 @@
       </w:tblPr>
       <w:tblGrid>
         <w:gridCol w:w="237"/>
-        <w:gridCol w:w="159"/>
+        <w:gridCol w:w="160"/>
         <w:gridCol w:w="306"/>
         <w:gridCol w:w="376"/>
         <w:gridCol w:w="137"/>
@@ -25799,22 +25222,22 @@
         <w:gridCol w:w="830"/>
         <w:gridCol w:w="236"/>
         <w:gridCol w:w="43"/>
-        <w:gridCol w:w="1197"/>
+        <w:gridCol w:w="1196"/>
         <w:gridCol w:w="281"/>
-        <w:gridCol w:w="420"/>
+        <w:gridCol w:w="421"/>
         <w:gridCol w:w="135"/>
-        <w:gridCol w:w="275"/>
+        <w:gridCol w:w="274"/>
         <w:gridCol w:w="236"/>
-        <w:gridCol w:w="741"/>
+        <w:gridCol w:w="742"/>
         <w:gridCol w:w="179"/>
         <w:gridCol w:w="12"/>
         <w:gridCol w:w="224"/>
         <w:gridCol w:w="603"/>
-        <w:gridCol w:w="234"/>
+        <w:gridCol w:w="233"/>
         <w:gridCol w:w="50"/>
         <w:gridCol w:w="281"/>
-        <w:gridCol w:w="409"/>
-        <w:gridCol w:w="361"/>
+        <w:gridCol w:w="410"/>
+        <w:gridCol w:w="360"/>
         <w:gridCol w:w="395"/>
         <w:gridCol w:w="836"/>
       </w:tblGrid>
@@ -25976,7 +25399,7 @@
               <w:snapToGrid w:val="0"/>
             </w:pPr>
             <w:r>
-              <w:t>JOSE ALBERTO GONZALEZ GUZMAN</w:t>
+              <w:t>{{ instalador_nombre }}</w:t>
             </w:r>
           </w:p>
         </w:tc>
@@ -26430,7 +25853,7 @@
               <w:jc w:val="center"/>
             </w:pPr>
             <w:r>
-              <w:t>JOSE ALBERTO GONZALEZ GUZMAN</w:t>
+              <w:t>{{ instalador_nombre }}</w:t>
             </w:r>
           </w:p>
         </w:tc>
@@ -26474,11 +25897,7 @@
               </w:rPr>
             </w:pPr>
             <w:r>
-              <w:rPr>
-                <w:sz w:val="18"/>
-                <w:szCs w:val="18"/>
-              </w:rPr>
-              <w:t>RI204000240</w:t>
+              <w:t>{{ instalador_num }}</w:t>
             </w:r>
           </w:p>
         </w:tc>
@@ -26540,7 +25959,7 @@
               <w:snapToGrid w:val="0"/>
             </w:pPr>
             <w:r>
-              <w:t>AVENIDA SAN MATIAS</w:t>
+              <w:t>{{ instalador_domicilio }}</w:t>
             </w:r>
           </w:p>
         </w:tc>
@@ -26578,10 +25997,17 @@
           <w:p>
             <w:pPr>
               <w:snapToGrid w:val="0"/>
-              <w:jc w:val="center"/>
-            </w:pPr>
-            <w:r>
-              <w:t>22-40</w:t>
+              <w:rPr>
+                <w:sz w:val="18"/>
+                <w:szCs w:val="18"/>
+              </w:rPr>
+            </w:pPr>
+            <w:r>
+              <w:rPr>
+                <w:sz w:val="18"/>
+                <w:szCs w:val="18"/>
+              </w:rPr>
+              <w:t>{{ instalador_num_domicilio }}</w:t>
             </w:r>
           </w:p>
         </w:tc>
@@ -26644,7 +26070,7 @@
               <w:jc w:val="center"/>
             </w:pPr>
             <w:r>
-              <w:t>SAN CRISTOBAL DE LA LAGUNA</w:t>
+              <w:t>{{ instalador_localidad }}</w:t>
             </w:r>
           </w:p>
         </w:tc>
@@ -26685,7 +26111,7 @@
               <w:jc w:val="center"/>
             </w:pPr>
             <w:r>
-              <w:t>38108</w:t>
+              <w:t>{{ instalador_cp }}</w:t>
             </w:r>
           </w:p>
         </w:tc>
@@ -26724,9 +26150,17 @@
             <w:pPr>
               <w:snapToGrid w:val="0"/>
               <w:jc w:val="center"/>
-            </w:pPr>
-            <w:r>
-              <w:t>661170051</w:t>
+              <w:rPr>
+                <w:sz w:val="18"/>
+                <w:szCs w:val="18"/>
+              </w:rPr>
+            </w:pPr>
+            <w:r>
+              <w:rPr>
+                <w:sz w:val="18"/>
+                <w:szCs w:val="18"/>
+              </w:rPr>
+              <w:t>{{ instalador_telefono }}</w:t>
             </w:r>
           </w:p>
         </w:tc>
@@ -27312,13 +26746,36 @@
             <w:pPr>
               <w:snapToGrid w:val="0"/>
               <w:jc w:val="right"/>
-            </w:pPr>
-            <w:r>
-              <w:rPr>
-                <w:b/>
-              </w:rPr>
-              <w:t>REBT-2026-001</w:t>
-            </w:r>
+              <w:rPr>
+                <w:sz w:val="18"/>
+                <w:szCs w:val="18"/>
+              </w:rPr>
+            </w:pPr>
+            <w:bookmarkStart w:id="0" w:name="_GoBack"/>
+            <w:r>
+              <w:rPr>
+                <w:sz w:val="18"/>
+                <w:szCs w:val="18"/>
+              </w:rPr>
+              <w:t xml:space="preserve">{{ </w:t>
+            </w:r>
+            <w:proofErr w:type="spellStart"/>
+            <w:r>
+              <w:rPr>
+                <w:sz w:val="18"/>
+                <w:szCs w:val="18"/>
+              </w:rPr>
+              <w:t>num_instalacion</w:t>
+            </w:r>
+            <w:proofErr w:type="spellEnd"/>
+            <w:r>
+              <w:rPr>
+                <w:sz w:val="18"/>
+                <w:szCs w:val="18"/>
+              </w:rPr>
+              <w:t xml:space="preserve"> }}</w:t>
+            </w:r>
+            <w:bookmarkEnd w:id="0"/>
           </w:p>
         </w:tc>
         <w:tc>
@@ -27392,18 +26849,24 @@
         <w:jc w:val="center"/>
       </w:pPr>
       <w:r>
-        <w:t>En Santa Cruz de Tenerife, a 40 de febrero de 2026</w:t>
+        <w:t>{</w:t>
       </w:r>
-    </w:p>
-    <w:p>
-      <w:pPr>
-        <w:jc w:val="center"/>
-      </w:pPr>
-    </w:p>
-    <w:p>
-      <w:pPr>
-        <w:jc w:val="center"/>
-      </w:pPr>
+      <w:proofErr w:type="gramStart"/>
+      <w:r>
+        <w:t xml:space="preserve">{ </w:t>
+      </w:r>
+      <w:proofErr w:type="spellStart"/>
+      <w:r>
+        <w:t>fecha</w:t>
+      </w:r>
+      <w:proofErr w:type="gramEnd"/>
+      <w:r>
+        <w:t>_completa</w:t>
+      </w:r>
+      <w:proofErr w:type="spellEnd"/>
+      <w:r>
+        <w:t xml:space="preserve"> }}</w:t>
+      </w:r>
     </w:p>
     <w:p>
       <w:pPr>
@@ -27523,6 +26986,16 @@
   <w:p>
     <w:pPr>
       <w:pStyle w:val="Piedepgina"/>
+    </w:pPr>
+  </w:p>
+</w:ftr>
+</file>
+
+<file path=word/footer2.xml><?xml version="1.0" encoding="utf-8"?>
+<w:ftr xmlns:wpc="http://schemas.microsoft.com/office/word/2010/wordprocessingCanvas" xmlns:mc="http://schemas.openxmlformats.org/markup-compatibility/2006" xmlns:o="urn:schemas-microsoft-com:office:office" xmlns:r="http://schemas.openxmlformats.org/officeDocument/2006/relationships" xmlns:m="http://schemas.openxmlformats.org/officeDocument/2006/math" xmlns:v="urn:schemas-microsoft-com:vml" xmlns:wp14="http://schemas.microsoft.com/office/word/2010/wordprocessingDrawing" xmlns:wp="http://schemas.openxmlformats.org/drawingml/2006/wordprocessingDrawing" xmlns:w10="urn:schemas-microsoft-com:office:word" xmlns:w="http://schemas.openxmlformats.org/wordprocessingml/2006/main" xmlns:w14="http://schemas.microsoft.com/office/word/2010/wordml" xmlns:wpg="http://schemas.microsoft.com/office/word/2010/wordprocessingGroup" xmlns:wpi="http://schemas.microsoft.com/office/word/2010/wordprocessingInk" xmlns:wne="http://schemas.microsoft.com/office/word/2006/wordml" xmlns:wps="http://schemas.microsoft.com/office/word/2010/wordprocessingShape" mc:Ignorable="w14 wp14">
+  <w:p>
+    <w:pPr>
+      <w:pStyle w:val="Piedepgina"/>
       <w:rPr>
         <w:sz w:val="2"/>
       </w:rPr>
@@ -27574,80 +27047,201 @@
           <w:r>
             <w:rPr>
               <w:noProof/>
+              <w:lang w:eastAsia="es-ES"/>
             </w:rPr>
-            <w:pict>
-              <v:shapetype id="_x0000_t202" coordsize="21600,21600" o:spt="202" path="m,l,21600r21600,l21600,xe">
-                <v:stroke joinstyle="miter"/>
-                <v:path gradientshapeok="t" o:connecttype="rect"/>
-              </v:shapetype>
-              <v:shape id="Frame1" o:spid="_x0000_s2051" type="#_x0000_t202" style="position:absolute;margin-left:173.75pt;margin-top:29.5pt;width:31.6pt;height:27.2pt;z-index:3;visibility:visible;mso-wrap-style:square;mso-wrap-distance-left:0;mso-wrap-distance-top:0;mso-wrap-distance-right:0;mso-wrap-distance-bottom:0;mso-position-horizontal:absolute;mso-position-horizontal-relative:margin;mso-position-vertical:absolute;mso-position-vertical-relative:text;v-text-anchor:top" o:gfxdata="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" o:allowincell="f" stroked="f">
-                <v:fill opacity="0"/>
-                <v:textbox inset=".4pt,.4pt,.4pt,.4pt">
-                  <w:txbxContent>
-                    <w:p>
-                      <w:pPr>
-                        <w:pStyle w:val="Piedepgina"/>
-                      </w:pPr>
-                      <w:r>
-                        <w:rPr>
-                          <w:rStyle w:val="Nmerodepgina"/>
-                          <w:b/>
-                          <w:sz w:val="24"/>
-                        </w:rPr>
-                        <w:fldChar w:fldCharType="begin"/>
-                      </w:r>
-                      <w:r>
-                        <w:rPr>
-                          <w:rStyle w:val="Nmerodepgina"/>
-                          <w:b/>
-                          <w:sz w:val="24"/>
-                        </w:rPr>
-                        <w:instrText xml:space="preserve"> PAGE </w:instrText>
-                      </w:r>
-                      <w:r>
-                        <w:rPr>
-                          <w:rStyle w:val="Nmerodepgina"/>
-                          <w:b/>
-                          <w:sz w:val="24"/>
-                        </w:rPr>
-                        <w:fldChar w:fldCharType="separate"/>
-                      </w:r>
-                      <w:r>
-                        <w:rPr>
-                          <w:rStyle w:val="Nmerodepgina"/>
-                          <w:b/>
-                          <w:noProof/>
-                          <w:sz w:val="24"/>
-                        </w:rPr>
-                        <w:t>8</w:t>
-                      </w:r>
-                      <w:r>
-                        <w:rPr>
-                          <w:rStyle w:val="Nmerodepgina"/>
-                          <w:b/>
-                          <w:sz w:val="24"/>
-                        </w:rPr>
-                        <w:fldChar w:fldCharType="end"/>
-                      </w:r>
-                      <w:r>
-                        <w:rPr>
-                          <w:rStyle w:val="Nmerodepgina"/>
-                          <w:b/>
-                          <w:sz w:val="24"/>
-                        </w:rPr>
-                        <w:t>/11</w:t>
-                      </w:r>
-                    </w:p>
-                    <w:p>
-                      <w:pPr>
-                        <w:pStyle w:val="Piedepgina"/>
-                      </w:pPr>
-                    </w:p>
-                  </w:txbxContent>
-                </v:textbox>
-                <w10:wrap type="square" anchorx="margin"/>
-              </v:shape>
-            </w:pict>
+            <mc:AlternateContent>
+              <mc:Choice Requires="wps">
+                <w:drawing>
+                  <wp:anchor distT="0" distB="0" distL="0" distR="0" simplePos="0" relativeHeight="251658752" behindDoc="0" locked="0" layoutInCell="0" allowOverlap="1">
+                    <wp:simplePos x="0" y="0"/>
+                    <wp:positionH relativeFrom="margin">
+                      <wp:posOffset>2206625</wp:posOffset>
+                    </wp:positionH>
+                    <wp:positionV relativeFrom="paragraph">
+                      <wp:posOffset>374650</wp:posOffset>
+                    </wp:positionV>
+                    <wp:extent cx="401320" cy="345440"/>
+                    <wp:effectExtent l="0" t="0" r="0" b="0"/>
+                    <wp:wrapSquare wrapText="bothSides"/>
+                    <wp:docPr id="4" name="Frame1"/>
+                    <wp:cNvGraphicFramePr>
+                      <a:graphicFrameLocks xmlns:a="http://schemas.openxmlformats.org/drawingml/2006/main"/>
+                    </wp:cNvGraphicFramePr>
+                    <a:graphic xmlns:a="http://schemas.openxmlformats.org/drawingml/2006/main">
+                      <a:graphicData uri="http://schemas.microsoft.com/office/word/2010/wordprocessingShape">
+                        <wps:wsp>
+                          <wps:cNvSpPr txBox="1">
+                            <a:spLocks/>
+                          </wps:cNvSpPr>
+                          <wps:spPr>
+                            <a:xfrm>
+                              <a:off x="0" y="0"/>
+                              <a:ext cx="401320" cy="345440"/>
+                            </a:xfrm>
+                            <a:prstGeom prst="rect">
+                              <a:avLst/>
+                            </a:prstGeom>
+                            <a:solidFill>
+                              <a:srgbClr val="FFFFFF">
+                                <a:alpha val="0"/>
+                              </a:srgbClr>
+                            </a:solidFill>
+                          </wps:spPr>
+                          <wps:txbx>
+                            <w:txbxContent>
+                              <w:p>
+                                <w:pPr>
+                                  <w:pStyle w:val="Piedepgina"/>
+                                </w:pPr>
+                                <w:r>
+                                  <w:rPr>
+                                    <w:rStyle w:val="Nmerodepgina"/>
+                                    <w:b/>
+                                    <w:sz w:val="24"/>
+                                  </w:rPr>
+                                  <w:fldChar w:fldCharType="begin"/>
+                                </w:r>
+                                <w:r>
+                                  <w:rPr>
+                                    <w:rStyle w:val="Nmerodepgina"/>
+                                    <w:b/>
+                                    <w:sz w:val="24"/>
+                                  </w:rPr>
+                                  <w:instrText xml:space="preserve"> PAGE </w:instrText>
+                                </w:r>
+                                <w:r>
+                                  <w:rPr>
+                                    <w:rStyle w:val="Nmerodepgina"/>
+                                    <w:b/>
+                                    <w:sz w:val="24"/>
+                                  </w:rPr>
+                                  <w:fldChar w:fldCharType="separate"/>
+                                </w:r>
+                                <w:r>
+                                  <w:rPr>
+                                    <w:rStyle w:val="Nmerodepgina"/>
+                                    <w:b/>
+                                    <w:noProof/>
+                                    <w:sz w:val="24"/>
+                                  </w:rPr>
+                                  <w:t>8</w:t>
+                                </w:r>
+                                <w:r>
+                                  <w:rPr>
+                                    <w:rStyle w:val="Nmerodepgina"/>
+                                    <w:b/>
+                                    <w:sz w:val="24"/>
+                                  </w:rPr>
+                                  <w:fldChar w:fldCharType="end"/>
+                                </w:r>
+                                <w:r>
+                                  <w:rPr>
+                                    <w:rStyle w:val="Nmerodepgina"/>
+                                    <w:b/>
+                                    <w:sz w:val="24"/>
+                                  </w:rPr>
+                                  <w:t>/11</w:t>
+                                </w:r>
+                              </w:p>
+                              <w:p>
+                                <w:pPr>
+                                  <w:pStyle w:val="Piedepgina"/>
+                                </w:pPr>
+                              </w:p>
+                            </w:txbxContent>
+                          </wps:txbx>
+                          <wps:bodyPr lIns="5080" tIns="5080" rIns="5080" bIns="5080" anchor="t">
+                            <a:noAutofit/>
+                          </wps:bodyPr>
+                        </wps:wsp>
+                      </a:graphicData>
+                    </a:graphic>
+                    <wp14:sizeRelH relativeFrom="page">
+                      <wp14:pctWidth>0</wp14:pctWidth>
+                    </wp14:sizeRelH>
+                    <wp14:sizeRelV relativeFrom="page">
+                      <wp14:pctHeight>0</wp14:pctHeight>
+                    </wp14:sizeRelV>
+                  </wp:anchor>
+                </w:drawing>
+              </mc:Choice>
+              <mc:Fallback>
+                <w:pict>
+                  <v:shapetype id="_x0000_t202" coordsize="21600,21600" o:spt="202" path="m,l,21600r21600,l21600,xe">
+                    <v:stroke joinstyle="miter"/>
+                    <v:path gradientshapeok="t" o:connecttype="rect"/>
+                  </v:shapetype>
+                  <v:shape id="Frame1" o:spid="_x0000_s1026" type="#_x0000_t202" style="position:absolute;margin-left:173.75pt;margin-top:29.5pt;width:31.6pt;height:27.2pt;z-index:251658752;visibility:visible;mso-wrap-style:square;mso-width-percent:0;mso-height-percent:0;mso-wrap-distance-left:0;mso-wrap-distance-top:0;mso-wrap-distance-right:0;mso-wrap-distance-bottom:0;mso-position-horizontal:absolute;mso-position-horizontal-relative:margin;mso-position-vertical:absolute;mso-position-vertical-relative:text;mso-width-percent:0;mso-height-percent:0;mso-width-relative:page;mso-height-relative:page;v-text-anchor:top" o:gfxdata="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" o:allowincell="f" stroked="f">
+                    <v:fill opacity="0"/>
+                    <v:path arrowok="t"/>
+                    <v:textbox inset=".4pt,.4pt,.4pt,.4pt">
+                      <w:txbxContent>
+                        <w:p>
+                          <w:pPr>
+                            <w:pStyle w:val="Piedepgina"/>
+                          </w:pPr>
+                          <w:r>
+                            <w:rPr>
+                              <w:rStyle w:val="Nmerodepgina"/>
+                              <w:b/>
+                              <w:sz w:val="24"/>
+                            </w:rPr>
+                            <w:fldChar w:fldCharType="begin"/>
+                          </w:r>
+                          <w:r>
+                            <w:rPr>
+                              <w:rStyle w:val="Nmerodepgina"/>
+                              <w:b/>
+                              <w:sz w:val="24"/>
+                            </w:rPr>
+                            <w:instrText xml:space="preserve"> PAGE </w:instrText>
+                          </w:r>
+                          <w:r>
+                            <w:rPr>
+                              <w:rStyle w:val="Nmerodepgina"/>
+                              <w:b/>
+                              <w:sz w:val="24"/>
+                            </w:rPr>
+                            <w:fldChar w:fldCharType="separate"/>
+                          </w:r>
+                          <w:r>
+                            <w:rPr>
+                              <w:rStyle w:val="Nmerodepgina"/>
+                              <w:b/>
+                              <w:noProof/>
+                              <w:sz w:val="24"/>
+                            </w:rPr>
+                            <w:t>8</w:t>
+                          </w:r>
+                          <w:r>
+                            <w:rPr>
+                              <w:rStyle w:val="Nmerodepgina"/>
+                              <w:b/>
+                              <w:sz w:val="24"/>
+                            </w:rPr>
+                            <w:fldChar w:fldCharType="end"/>
+                          </w:r>
+                          <w:r>
+                            <w:rPr>
+                              <w:rStyle w:val="Nmerodepgina"/>
+                              <w:b/>
+                              <w:sz w:val="24"/>
+                            </w:rPr>
+                            <w:t>/11</w:t>
+                          </w:r>
+                        </w:p>
+                        <w:p>
+                          <w:pPr>
+                            <w:pStyle w:val="Piedepgina"/>
+                          </w:pPr>
+                        </w:p>
+                      </w:txbxContent>
+                    </v:textbox>
+                    <w10:wrap type="square" anchorx="margin"/>
+                  </v:shape>
+                </w:pict>
+              </mc:Fallback>
+            </mc:AlternateContent>
           </w:r>
         </w:p>
       </w:tc>
@@ -27671,11 +27265,7 @@
             </w:rPr>
           </w:pPr>
           <w:r>
-            <w:rPr>
-              <w:sz w:val="18"/>
-              <w:szCs w:val="18"/>
-            </w:rPr>
-            <w:t>José Alberto González Guzmán</w:t>
+            <w:t>{{ instalador_nombre }}</w:t>
           </w:r>
         </w:p>
       </w:tc>
@@ -27726,11 +27316,7 @@
             </w:rPr>
           </w:pPr>
           <w:r>
-            <w:rPr>
-              <w:sz w:val="18"/>
-              <w:szCs w:val="18"/>
-            </w:rPr>
-            <w:t>10409938Y</w:t>
+            <w:t>{{ instalador_nie }}</w:t>
           </w:r>
         </w:p>
       </w:tc>
@@ -27776,13 +27362,6 @@
           <w:pPr>
             <w:snapToGrid w:val="0"/>
           </w:pPr>
-          <w:r>
-            <w:rPr>
-              <w:sz w:val="18"/>
-              <w:szCs w:val="18"/>
-            </w:rPr>
-            <w:t>40/02/2026</w:t>
-          </w:r>
         </w:p>
       </w:tc>
     </w:tr>
@@ -27867,11 +27446,7 @@
             </w:rPr>
           </w:pPr>
           <w:r>
-            <w:rPr>
-              <w:sz w:val="18"/>
-              <w:szCs w:val="18"/>
-            </w:rPr>
-            <w:t>RI204000240</w:t>
+            <w:t>{{ instalador_num }}</w:t>
           </w:r>
         </w:p>
       </w:tc>
@@ -27994,7 +27569,17 @@
 </w:ftr>
 </file>
 
-<file path=word/footer2.xml><?xml version="1.0" encoding="utf-8"?>
+<file path=word/footer3.xml><?xml version="1.0" encoding="utf-8"?>
+<w:ftr xmlns:wpc="http://schemas.microsoft.com/office/word/2010/wordprocessingCanvas" xmlns:mc="http://schemas.openxmlformats.org/markup-compatibility/2006" xmlns:o="urn:schemas-microsoft-com:office:office" xmlns:r="http://schemas.openxmlformats.org/officeDocument/2006/relationships" xmlns:m="http://schemas.openxmlformats.org/officeDocument/2006/math" xmlns:v="urn:schemas-microsoft-com:vml" xmlns:wp14="http://schemas.microsoft.com/office/word/2010/wordprocessingDrawing" xmlns:wp="http://schemas.openxmlformats.org/drawingml/2006/wordprocessingDrawing" xmlns:w10="urn:schemas-microsoft-com:office:word" xmlns:w="http://schemas.openxmlformats.org/wordprocessingml/2006/main" xmlns:w14="http://schemas.microsoft.com/office/word/2010/wordml" xmlns:wpg="http://schemas.microsoft.com/office/word/2010/wordprocessingGroup" xmlns:wpi="http://schemas.microsoft.com/office/word/2010/wordprocessingInk" xmlns:wne="http://schemas.microsoft.com/office/word/2006/wordml" xmlns:wps="http://schemas.microsoft.com/office/word/2010/wordprocessingShape" mc:Ignorable="w14 wp14">
+  <w:p>
+    <w:pPr>
+      <w:pStyle w:val="Piedepgina"/>
+    </w:pPr>
+  </w:p>
+</w:ftr>
+</file>
+
+<file path=word/footer4.xml><?xml version="1.0" encoding="utf-8"?>
 <w:ftr xmlns:wpc="http://schemas.microsoft.com/office/word/2010/wordprocessingCanvas" xmlns:mc="http://schemas.openxmlformats.org/markup-compatibility/2006" xmlns:o="urn:schemas-microsoft-com:office:office" xmlns:r="http://schemas.openxmlformats.org/officeDocument/2006/relationships" xmlns:m="http://schemas.openxmlformats.org/officeDocument/2006/math" xmlns:v="urn:schemas-microsoft-com:vml" xmlns:wp14="http://schemas.microsoft.com/office/word/2010/wordprocessingDrawing" xmlns:wp="http://schemas.openxmlformats.org/drawingml/2006/wordprocessingDrawing" xmlns:w10="urn:schemas-microsoft-com:office:word" xmlns:w="http://schemas.openxmlformats.org/wordprocessingml/2006/main" xmlns:w14="http://schemas.microsoft.com/office/word/2010/wordml" xmlns:wpg="http://schemas.microsoft.com/office/word/2010/wordprocessingGroup" xmlns:wpi="http://schemas.microsoft.com/office/word/2010/wordprocessingInk" xmlns:wne="http://schemas.microsoft.com/office/word/2006/wordml" xmlns:wps="http://schemas.microsoft.com/office/word/2010/wordprocessingShape" mc:Ignorable="w14 wp14">
   <w:p>
     <w:pPr>
@@ -28047,84 +27632,6 @@
             </w:rPr>
             <w:t>Nombre:</w:t>
           </w:r>
-          <w:r>
-            <w:rPr>
-              <w:noProof/>
-            </w:rPr>
-            <w:pict>
-              <v:shapetype id="_x0000_t202" coordsize="21600,21600" o:spt="202" path="m,l,21600r21600,l21600,xe">
-                <v:stroke joinstyle="miter"/>
-                <v:path gradientshapeok="t" o:connecttype="rect"/>
-              </v:shapetype>
-              <v:shape id="Frame2" o:spid="_x0000_s2050" type="#_x0000_t202" style="position:absolute;margin-left:70.9pt;margin-top:29.4pt;width:31.6pt;height:27.2pt;z-index:2;visibility:visible;mso-wrap-style:square;mso-wrap-distance-left:0;mso-wrap-distance-top:0;mso-wrap-distance-right:0;mso-wrap-distance-bottom:0;mso-position-horizontal:absolute;mso-position-horizontal-relative:margin;mso-position-vertical:absolute;mso-position-vertical-relative:text;v-text-anchor:top" o:gfxdata="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" o:allowincell="f" stroked="f">
-                <v:fill opacity="0"/>
-                <v:textbox inset=".4pt,.4pt,.4pt,.4pt">
-                  <w:txbxContent>
-                    <w:p>
-                      <w:pPr>
-                        <w:pStyle w:val="Piedepgina"/>
-                      </w:pPr>
-                      <w:r>
-                        <w:rPr>
-                          <w:rStyle w:val="Nmerodepgina"/>
-                          <w:b/>
-                          <w:sz w:val="24"/>
-                        </w:rPr>
-                        <w:fldChar w:fldCharType="begin"/>
-                      </w:r>
-                      <w:r>
-                        <w:rPr>
-                          <w:rStyle w:val="Nmerodepgina"/>
-                          <w:b/>
-                          <w:sz w:val="24"/>
-                        </w:rPr>
-                        <w:instrText xml:space="preserve"> PAGE </w:instrText>
-                      </w:r>
-                      <w:r>
-                        <w:rPr>
-                          <w:rStyle w:val="Nmerodepgina"/>
-                          <w:b/>
-                          <w:sz w:val="24"/>
-                        </w:rPr>
-                        <w:fldChar w:fldCharType="separate"/>
-                      </w:r>
-                      <w:r>
-                        <w:rPr>
-                          <w:rStyle w:val="Nmerodepgina"/>
-                          <w:b/>
-                          <w:noProof/>
-                          <w:sz w:val="24"/>
-                        </w:rPr>
-                        <w:t>12</w:t>
-                      </w:r>
-                      <w:r>
-                        <w:rPr>
-                          <w:rStyle w:val="Nmerodepgina"/>
-                          <w:b/>
-                          <w:sz w:val="24"/>
-                        </w:rPr>
-                        <w:fldChar w:fldCharType="end"/>
-                      </w:r>
-                      <w:r>
-                        <w:rPr>
-                          <w:rStyle w:val="Nmerodepgina"/>
-                          <w:b/>
-                          <w:sz w:val="24"/>
-                        </w:rPr>
-                        <w:t>/11</w:t>
-                      </w:r>
-                    </w:p>
-                    <w:p>
-                      <w:pPr>
-                        <w:pStyle w:val="Piedepgina"/>
-                      </w:pPr>
-                    </w:p>
-                  </w:txbxContent>
-                </v:textbox>
-                <w10:wrap type="square" anchorx="margin"/>
-              </v:shape>
-            </w:pict>
-          </w:r>
         </w:p>
       </w:tc>
       <w:tc>
@@ -28147,11 +27654,7 @@
             </w:rPr>
           </w:pPr>
           <w:r>
-            <w:rPr>
-              <w:sz w:val="18"/>
-              <w:szCs w:val="18"/>
-            </w:rPr>
-            <w:t>JOSE ALBERTO GONZALEZ GUZMAN</w:t>
+            <w:t>{{ instalador_nombre }}</w:t>
           </w:r>
         </w:p>
       </w:tc>
@@ -28197,16 +27700,16 @@
           <w:pPr>
             <w:snapToGrid w:val="0"/>
             <w:rPr>
-              <w:sz w:val="18"/>
-              <w:szCs w:val="18"/>
+              <w:sz w:val="12"/>
+              <w:szCs w:val="12"/>
             </w:rPr>
           </w:pPr>
           <w:r>
             <w:rPr>
-              <w:sz w:val="18"/>
-              <w:szCs w:val="18"/>
+              <w:sz w:val="12"/>
+              <w:szCs w:val="12"/>
             </w:rPr>
-            <w:t>10409938Y</w:t>
+            <w:t>{{ instalador_nie }}</w:t>
           </w:r>
         </w:p>
       </w:tc>
@@ -28252,13 +27755,6 @@
           <w:pPr>
             <w:snapToGrid w:val="0"/>
           </w:pPr>
-          <w:r>
-            <w:rPr>
-              <w:sz w:val="18"/>
-              <w:szCs w:val="18"/>
-            </w:rPr>
-            <w:t>40/02/2026</w:t>
-          </w:r>
         </w:p>
       </w:tc>
     </w:tr>
@@ -28285,6 +27781,205 @@
               <w:szCs w:val="18"/>
             </w:rPr>
           </w:pPr>
+          <w:r>
+            <w:rPr>
+              <w:noProof/>
+              <w:lang w:eastAsia="es-ES"/>
+            </w:rPr>
+            <mc:AlternateContent>
+              <mc:Choice Requires="wps">
+                <w:drawing>
+                  <wp:anchor distT="0" distB="0" distL="0" distR="0" simplePos="0" relativeHeight="251657728" behindDoc="0" locked="0" layoutInCell="0" allowOverlap="1" wp14:anchorId="30F2A364" wp14:editId="67730BBE">
+                    <wp:simplePos x="0" y="0"/>
+                    <wp:positionH relativeFrom="margin">
+                      <wp:posOffset>5365750</wp:posOffset>
+                    </wp:positionH>
+                    <wp:positionV relativeFrom="paragraph">
+                      <wp:posOffset>337820</wp:posOffset>
+                    </wp:positionV>
+                    <wp:extent cx="401320" cy="345440"/>
+                    <wp:effectExtent l="0" t="0" r="0" b="0"/>
+                    <wp:wrapSquare wrapText="bothSides"/>
+                    <wp:docPr id="8" name="Frame2"/>
+                    <wp:cNvGraphicFramePr>
+                      <a:graphicFrameLocks xmlns:a="http://schemas.openxmlformats.org/drawingml/2006/main"/>
+                    </wp:cNvGraphicFramePr>
+                    <a:graphic xmlns:a="http://schemas.openxmlformats.org/drawingml/2006/main">
+                      <a:graphicData uri="http://schemas.microsoft.com/office/word/2010/wordprocessingShape">
+                        <wps:wsp>
+                          <wps:cNvSpPr txBox="1">
+                            <a:spLocks/>
+                          </wps:cNvSpPr>
+                          <wps:spPr>
+                            <a:xfrm>
+                              <a:off x="0" y="0"/>
+                              <a:ext cx="401320" cy="345440"/>
+                            </a:xfrm>
+                            <a:prstGeom prst="rect">
+                              <a:avLst/>
+                            </a:prstGeom>
+                            <a:solidFill>
+                              <a:srgbClr val="FFFFFF">
+                                <a:alpha val="0"/>
+                              </a:srgbClr>
+                            </a:solidFill>
+                          </wps:spPr>
+                          <wps:txbx>
+                            <w:txbxContent>
+                              <w:p>
+                                <w:pPr>
+                                  <w:pStyle w:val="Piedepgina"/>
+                                </w:pPr>
+                                <w:r>
+                                  <w:rPr>
+                                    <w:rStyle w:val="Nmerodepgina"/>
+                                    <w:b/>
+                                    <w:sz w:val="24"/>
+                                  </w:rPr>
+                                  <w:fldChar w:fldCharType="begin"/>
+                                </w:r>
+                                <w:r>
+                                  <w:rPr>
+                                    <w:rStyle w:val="Nmerodepgina"/>
+                                    <w:b/>
+                                    <w:sz w:val="24"/>
+                                  </w:rPr>
+                                  <w:instrText xml:space="preserve"> PAGE </w:instrText>
+                                </w:r>
+                                <w:r>
+                                  <w:rPr>
+                                    <w:rStyle w:val="Nmerodepgina"/>
+                                    <w:b/>
+                                    <w:sz w:val="24"/>
+                                  </w:rPr>
+                                  <w:fldChar w:fldCharType="separate"/>
+                                </w:r>
+                                <w:r>
+                                  <w:rPr>
+                                    <w:rStyle w:val="Nmerodepgina"/>
+                                    <w:b/>
+                                    <w:noProof/>
+                                    <w:sz w:val="24"/>
+                                  </w:rPr>
+                                  <w:t>12</w:t>
+                                </w:r>
+                                <w:r>
+                                  <w:rPr>
+                                    <w:rStyle w:val="Nmerodepgina"/>
+                                    <w:b/>
+                                    <w:sz w:val="24"/>
+                                  </w:rPr>
+                                  <w:fldChar w:fldCharType="end"/>
+                                </w:r>
+                                <w:r>
+                                  <w:rPr>
+                                    <w:rStyle w:val="Nmerodepgina"/>
+                                    <w:b/>
+                                    <w:sz w:val="24"/>
+                                  </w:rPr>
+                                  <w:t>/11</w:t>
+                                </w:r>
+                              </w:p>
+                              <w:p>
+                                <w:pPr>
+                                  <w:pStyle w:val="Piedepgina"/>
+                                </w:pPr>
+                              </w:p>
+                            </w:txbxContent>
+                          </wps:txbx>
+                          <wps:bodyPr lIns="5080" tIns="5080" rIns="5080" bIns="5080" anchor="t">
+                            <a:noAutofit/>
+                          </wps:bodyPr>
+                        </wps:wsp>
+                      </a:graphicData>
+                    </a:graphic>
+                    <wp14:sizeRelH relativeFrom="page">
+                      <wp14:pctWidth>0</wp14:pctWidth>
+                    </wp14:sizeRelH>
+                    <wp14:sizeRelV relativeFrom="page">
+                      <wp14:pctHeight>0</wp14:pctHeight>
+                    </wp14:sizeRelV>
+                  </wp:anchor>
+                </w:drawing>
+              </mc:Choice>
+              <mc:Fallback>
+                <w:pict>
+                  <v:shapetype id="_x0000_t202" coordsize="21600,21600" o:spt="202" path="m,l,21600r21600,l21600,xe">
+                    <v:stroke joinstyle="miter"/>
+                    <v:path gradientshapeok="t" o:connecttype="rect"/>
+                  </v:shapetype>
+                  <v:shape id="Frame2" o:spid="_x0000_s1027" type="#_x0000_t202" style="position:absolute;margin-left:422.5pt;margin-top:26.6pt;width:31.6pt;height:27.2pt;z-index:251657728;visibility:visible;mso-wrap-style:square;mso-width-percent:0;mso-height-percent:0;mso-wrap-distance-left:0;mso-wrap-distance-top:0;mso-wrap-distance-right:0;mso-wrap-distance-bottom:0;mso-position-horizontal:absolute;mso-position-horizontal-relative:margin;mso-position-vertical:absolute;mso-position-vertical-relative:text;mso-width-percent:0;mso-height-percent:0;mso-width-relative:page;mso-height-relative:page;v-text-anchor:top" o:gfxdata="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" o:allowincell="f" stroked="f">
+                    <v:fill opacity="0"/>
+                    <v:path arrowok="t"/>
+                    <v:textbox inset=".4pt,.4pt,.4pt,.4pt">
+                      <w:txbxContent>
+                        <w:p>
+                          <w:pPr>
+                            <w:pStyle w:val="Piedepgina"/>
+                          </w:pPr>
+                          <w:r>
+                            <w:rPr>
+                              <w:rStyle w:val="Nmerodepgina"/>
+                              <w:b/>
+                              <w:sz w:val="24"/>
+                            </w:rPr>
+                            <w:fldChar w:fldCharType="begin"/>
+                          </w:r>
+                          <w:r>
+                            <w:rPr>
+                              <w:rStyle w:val="Nmerodepgina"/>
+                              <w:b/>
+                              <w:sz w:val="24"/>
+                            </w:rPr>
+                            <w:instrText xml:space="preserve"> PAGE </w:instrText>
+                          </w:r>
+                          <w:r>
+                            <w:rPr>
+                              <w:rStyle w:val="Nmerodepgina"/>
+                              <w:b/>
+                              <w:sz w:val="24"/>
+                            </w:rPr>
+                            <w:fldChar w:fldCharType="separate"/>
+                          </w:r>
+                          <w:r>
+                            <w:rPr>
+                              <w:rStyle w:val="Nmerodepgina"/>
+                              <w:b/>
+                              <w:noProof/>
+                              <w:sz w:val="24"/>
+                            </w:rPr>
+                            <w:t>12</w:t>
+                          </w:r>
+                          <w:r>
+                            <w:rPr>
+                              <w:rStyle w:val="Nmerodepgina"/>
+                              <w:b/>
+                              <w:sz w:val="24"/>
+                            </w:rPr>
+                            <w:fldChar w:fldCharType="end"/>
+                          </w:r>
+                          <w:r>
+                            <w:rPr>
+                              <w:rStyle w:val="Nmerodepgina"/>
+                              <w:b/>
+                              <w:sz w:val="24"/>
+                            </w:rPr>
+                            <w:t>/11</w:t>
+                          </w:r>
+                        </w:p>
+                        <w:p>
+                          <w:pPr>
+                            <w:pStyle w:val="Piedepgina"/>
+                          </w:pPr>
+                        </w:p>
+                      </w:txbxContent>
+                    </v:textbox>
+                    <w10:wrap type="square" anchorx="margin"/>
+                  </v:shape>
+                </w:pict>
+              </mc:Fallback>
+            </mc:AlternateContent>
+          </w:r>
           <w:r>
             <w:rPr>
               <w:sz w:val="18"/>
@@ -28343,11 +28038,7 @@
             </w:rPr>
           </w:pPr>
           <w:r>
-            <w:rPr>
-              <w:sz w:val="18"/>
-              <w:szCs w:val="18"/>
-            </w:rPr>
-            <w:t>RI204000240</w:t>
+            <w:t>{{ instalador_num }}</w:t>
           </w:r>
         </w:p>
       </w:tc>
@@ -28463,13 +28154,13 @@
 </w:ftr>
 </file>
 
-<file path=word/footer3.xml><?xml version="1.0" encoding="utf-8"?>
+<file path=word/footer5.xml><?xml version="1.0" encoding="utf-8"?>
 <w:ftr xmlns:wpc="http://schemas.microsoft.com/office/word/2010/wordprocessingCanvas" xmlns:mc="http://schemas.openxmlformats.org/markup-compatibility/2006" xmlns:o="urn:schemas-microsoft-com:office:office" xmlns:r="http://schemas.openxmlformats.org/officeDocument/2006/relationships" xmlns:m="http://schemas.openxmlformats.org/officeDocument/2006/math" xmlns:v="urn:schemas-microsoft-com:vml" xmlns:wp14="http://schemas.microsoft.com/office/word/2010/wordprocessingDrawing" xmlns:wp="http://schemas.openxmlformats.org/drawingml/2006/wordprocessingDrawing" xmlns:w10="urn:schemas-microsoft-com:office:word" xmlns:w="http://schemas.openxmlformats.org/wordprocessingml/2006/main" xmlns:w14="http://schemas.microsoft.com/office/word/2010/wordml" xmlns:wpg="http://schemas.microsoft.com/office/word/2010/wordprocessingGroup" xmlns:wpi="http://schemas.microsoft.com/office/word/2010/wordprocessingInk" xmlns:wne="http://schemas.microsoft.com/office/word/2006/wordml" xmlns:wps="http://schemas.microsoft.com/office/word/2010/wordprocessingShape" mc:Ignorable="w14 wp14">
   <w:p/>
 </w:ftr>
 </file>
 
-<file path=word/footer4.xml><?xml version="1.0" encoding="utf-8"?>
+<file path=word/footer6.xml><?xml version="1.0" encoding="utf-8"?>
 <w:ftr xmlns:wpc="http://schemas.microsoft.com/office/word/2010/wordprocessingCanvas" xmlns:mc="http://schemas.openxmlformats.org/markup-compatibility/2006" xmlns:o="urn:schemas-microsoft-com:office:office" xmlns:r="http://schemas.openxmlformats.org/officeDocument/2006/relationships" xmlns:m="http://schemas.openxmlformats.org/officeDocument/2006/math" xmlns:v="urn:schemas-microsoft-com:vml" xmlns:wp14="http://schemas.microsoft.com/office/word/2010/wordprocessingDrawing" xmlns:wp="http://schemas.openxmlformats.org/drawingml/2006/wordprocessingDrawing" xmlns:w10="urn:schemas-microsoft-com:office:word" xmlns:w="http://schemas.openxmlformats.org/wordprocessingml/2006/main" xmlns:w14="http://schemas.microsoft.com/office/word/2010/wordml" xmlns:wpg="http://schemas.microsoft.com/office/word/2010/wordprocessingGroup" xmlns:wpi="http://schemas.microsoft.com/office/word/2010/wordprocessingInk" xmlns:wne="http://schemas.microsoft.com/office/word/2006/wordml" xmlns:wps="http://schemas.microsoft.com/office/word/2010/wordprocessingShape" mc:Ignorable="w14 wp14">
   <w:p>
     <w:pPr>
@@ -28479,86 +28170,207 @@
     <w:r>
       <w:rPr>
         <w:noProof/>
+        <w:lang w:eastAsia="es-ES"/>
       </w:rPr>
-      <w:pict>
-        <v:shapetype id="_x0000_t202" coordsize="21600,21600" o:spt="202" path="m,l,21600r21600,l21600,xe">
-          <v:stroke joinstyle="miter"/>
-          <v:path gradientshapeok="t" o:connecttype="rect"/>
-        </v:shapetype>
-        <v:shape id="Frame3" o:spid="_x0000_s2049" type="#_x0000_t202" style="position:absolute;margin-left:532.85pt;margin-top:-.55pt;width:436.3pt;height:27.2pt;z-index:1;visibility:visible;mso-wrap-style:square;mso-wrap-distance-left:0;mso-wrap-distance-top:0;mso-wrap-distance-right:0;mso-wrap-distance-bottom:0;mso-position-horizontal:absolute;mso-position-horizontal-relative:page;mso-position-vertical:absolute;mso-position-vertical-relative:text;v-text-anchor:top" o:gfxdata="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" o:allowincell="f" stroked="f">
-          <v:fill opacity="0"/>
-          <v:textbox inset=".4pt,.4pt,.4pt,.4pt">
-            <w:txbxContent>
-              <w:p>
-                <w:pPr>
-                  <w:pStyle w:val="Piedepgina"/>
-                </w:pPr>
-                <w:r>
-                  <w:rPr>
-                    <w:rStyle w:val="Nmerodepgina"/>
-                    <w:b/>
-                    <w:sz w:val="24"/>
-                  </w:rPr>
-                  <w:fldChar w:fldCharType="begin"/>
-                </w:r>
-                <w:r>
-                  <w:rPr>
-                    <w:rStyle w:val="Nmerodepgina"/>
-                    <w:b/>
-                    <w:sz w:val="24"/>
-                  </w:rPr>
-                  <w:instrText xml:space="preserve"> PAGE </w:instrText>
-                </w:r>
-                <w:r>
-                  <w:rPr>
-                    <w:rStyle w:val="Nmerodepgina"/>
-                    <w:b/>
-                    <w:sz w:val="24"/>
-                  </w:rPr>
-                  <w:fldChar w:fldCharType="separate"/>
-                </w:r>
-                <w:r>
-                  <w:rPr>
-                    <w:rStyle w:val="Nmerodepgina"/>
-                    <w:b/>
-                    <w:noProof/>
-                    <w:sz w:val="24"/>
-                  </w:rPr>
-                  <w:t>13</w:t>
-                </w:r>
-                <w:r>
-                  <w:rPr>
-                    <w:rStyle w:val="Nmerodepgina"/>
-                    <w:b/>
-                    <w:sz w:val="24"/>
-                  </w:rPr>
-                  <w:fldChar w:fldCharType="end"/>
-                </w:r>
-                <w:r>
-                  <w:rPr>
-                    <w:rStyle w:val="Nmerodepgina"/>
-                    <w:b/>
-                    <w:sz w:val="24"/>
-                  </w:rPr>
-                  <w:t>/11</w:t>
-                </w:r>
-              </w:p>
-              <w:p>
-                <w:pPr>
-                  <w:pStyle w:val="Piedepgina"/>
-                </w:pPr>
-              </w:p>
-            </w:txbxContent>
-          </v:textbox>
-          <w10:wrap type="square" anchorx="page"/>
-        </v:shape>
-      </w:pict>
+      <mc:AlternateContent>
+        <mc:Choice Requires="wps">
+          <w:drawing>
+            <wp:anchor distT="0" distB="0" distL="0" distR="0" simplePos="0" relativeHeight="251656704" behindDoc="0" locked="0" layoutInCell="0" allowOverlap="1">
+              <wp:simplePos x="0" y="0"/>
+              <wp:positionH relativeFrom="page">
+                <wp:posOffset>6767195</wp:posOffset>
+              </wp:positionH>
+              <wp:positionV relativeFrom="paragraph">
+                <wp:posOffset>-6985</wp:posOffset>
+              </wp:positionV>
+              <wp:extent cx="5541010" cy="345440"/>
+              <wp:effectExtent l="0" t="0" r="0" b="0"/>
+              <wp:wrapSquare wrapText="bothSides"/>
+              <wp:docPr id="10" name="Frame3"/>
+              <wp:cNvGraphicFramePr>
+                <a:graphicFrameLocks xmlns:a="http://schemas.openxmlformats.org/drawingml/2006/main"/>
+              </wp:cNvGraphicFramePr>
+              <a:graphic xmlns:a="http://schemas.openxmlformats.org/drawingml/2006/main">
+                <a:graphicData uri="http://schemas.microsoft.com/office/word/2010/wordprocessingShape">
+                  <wps:wsp>
+                    <wps:cNvSpPr txBox="1">
+                      <a:spLocks/>
+                    </wps:cNvSpPr>
+                    <wps:spPr>
+                      <a:xfrm>
+                        <a:off x="0" y="0"/>
+                        <a:ext cx="5541010" cy="345440"/>
+                      </a:xfrm>
+                      <a:prstGeom prst="rect">
+                        <a:avLst/>
+                      </a:prstGeom>
+                      <a:solidFill>
+                        <a:srgbClr val="FFFFFF">
+                          <a:alpha val="0"/>
+                        </a:srgbClr>
+                      </a:solidFill>
+                    </wps:spPr>
+                    <wps:txbx>
+                      <w:txbxContent>
+                        <w:p>
+                          <w:pPr>
+                            <w:pStyle w:val="Piedepgina"/>
+                          </w:pPr>
+                          <w:r>
+                            <w:rPr>
+                              <w:rStyle w:val="Nmerodepgina"/>
+                              <w:b/>
+                              <w:sz w:val="24"/>
+                            </w:rPr>
+                            <w:fldChar w:fldCharType="begin"/>
+                          </w:r>
+                          <w:r>
+                            <w:rPr>
+                              <w:rStyle w:val="Nmerodepgina"/>
+                              <w:b/>
+                              <w:sz w:val="24"/>
+                            </w:rPr>
+                            <w:instrText xml:space="preserve"> PAGE </w:instrText>
+                          </w:r>
+                          <w:r>
+                            <w:rPr>
+                              <w:rStyle w:val="Nmerodepgina"/>
+                              <w:b/>
+                              <w:sz w:val="24"/>
+                            </w:rPr>
+                            <w:fldChar w:fldCharType="separate"/>
+                          </w:r>
+                          <w:r>
+                            <w:rPr>
+                              <w:rStyle w:val="Nmerodepgina"/>
+                              <w:b/>
+                              <w:noProof/>
+                              <w:sz w:val="24"/>
+                            </w:rPr>
+                            <w:t>13</w:t>
+                          </w:r>
+                          <w:r>
+                            <w:rPr>
+                              <w:rStyle w:val="Nmerodepgina"/>
+                              <w:b/>
+                              <w:sz w:val="24"/>
+                            </w:rPr>
+                            <w:fldChar w:fldCharType="end"/>
+                          </w:r>
+                          <w:r>
+                            <w:rPr>
+                              <w:rStyle w:val="Nmerodepgina"/>
+                              <w:b/>
+                              <w:sz w:val="24"/>
+                            </w:rPr>
+                            <w:t>/11</w:t>
+                          </w:r>
+                        </w:p>
+                        <w:p>
+                          <w:pPr>
+                            <w:pStyle w:val="Piedepgina"/>
+                          </w:pPr>
+                        </w:p>
+                      </w:txbxContent>
+                    </wps:txbx>
+                    <wps:bodyPr lIns="5080" tIns="5080" rIns="5080" bIns="5080" anchor="t">
+                      <a:noAutofit/>
+                    </wps:bodyPr>
+                  </wps:wsp>
+                </a:graphicData>
+              </a:graphic>
+              <wp14:sizeRelH relativeFrom="page">
+                <wp14:pctWidth>0</wp14:pctWidth>
+              </wp14:sizeRelH>
+              <wp14:sizeRelV relativeFrom="page">
+                <wp14:pctHeight>0</wp14:pctHeight>
+              </wp14:sizeRelV>
+            </wp:anchor>
+          </w:drawing>
+        </mc:Choice>
+        <mc:Fallback>
+          <w:pict>
+            <v:shapetype id="_x0000_t202" coordsize="21600,21600" o:spt="202" path="m,l,21600r21600,l21600,xe">
+              <v:stroke joinstyle="miter"/>
+              <v:path gradientshapeok="t" o:connecttype="rect"/>
+            </v:shapetype>
+            <v:shape id="Frame3" o:spid="_x0000_s1028" type="#_x0000_t202" style="position:absolute;margin-left:532.85pt;margin-top:-.55pt;width:436.3pt;height:27.2pt;z-index:251656704;visibility:visible;mso-wrap-style:square;mso-width-percent:0;mso-height-percent:0;mso-wrap-distance-left:0;mso-wrap-distance-top:0;mso-wrap-distance-right:0;mso-wrap-distance-bottom:0;mso-position-horizontal:absolute;mso-position-horizontal-relative:page;mso-position-vertical:absolute;mso-position-vertical-relative:text;mso-width-percent:0;mso-height-percent:0;mso-width-relative:page;mso-height-relative:page;v-text-anchor:top" o:gfxdata="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" o:allowincell="f" stroked="f">
+              <v:fill opacity="0"/>
+              <v:path arrowok="t"/>
+              <v:textbox inset=".4pt,.4pt,.4pt,.4pt">
+                <w:txbxContent>
+                  <w:p>
+                    <w:pPr>
+                      <w:pStyle w:val="Piedepgina"/>
+                    </w:pPr>
+                    <w:r>
+                      <w:rPr>
+                        <w:rStyle w:val="Nmerodepgina"/>
+                        <w:b/>
+                        <w:sz w:val="24"/>
+                      </w:rPr>
+                      <w:fldChar w:fldCharType="begin"/>
+                    </w:r>
+                    <w:r>
+                      <w:rPr>
+                        <w:rStyle w:val="Nmerodepgina"/>
+                        <w:b/>
+                        <w:sz w:val="24"/>
+                      </w:rPr>
+                      <w:instrText xml:space="preserve"> PAGE </w:instrText>
+                    </w:r>
+                    <w:r>
+                      <w:rPr>
+                        <w:rStyle w:val="Nmerodepgina"/>
+                        <w:b/>
+                        <w:sz w:val="24"/>
+                      </w:rPr>
+                      <w:fldChar w:fldCharType="separate"/>
+                    </w:r>
+                    <w:r>
+                      <w:rPr>
+                        <w:rStyle w:val="Nmerodepgina"/>
+                        <w:b/>
+                        <w:noProof/>
+                        <w:sz w:val="24"/>
+                      </w:rPr>
+                      <w:t>13</w:t>
+                    </w:r>
+                    <w:r>
+                      <w:rPr>
+                        <w:rStyle w:val="Nmerodepgina"/>
+                        <w:b/>
+                        <w:sz w:val="24"/>
+                      </w:rPr>
+                      <w:fldChar w:fldCharType="end"/>
+                    </w:r>
+                    <w:r>
+                      <w:rPr>
+                        <w:rStyle w:val="Nmerodepgina"/>
+                        <w:b/>
+                        <w:sz w:val="24"/>
+                      </w:rPr>
+                      <w:t>/11</w:t>
+                    </w:r>
+                  </w:p>
+                  <w:p>
+                    <w:pPr>
+                      <w:pStyle w:val="Piedepgina"/>
+                    </w:pPr>
+                  </w:p>
+                </w:txbxContent>
+              </v:textbox>
+              <w10:wrap type="square" anchorx="page"/>
+            </v:shape>
+          </w:pict>
+        </mc:Fallback>
+      </mc:AlternateContent>
     </w:r>
   </w:p>
 </w:ftr>
 </file>
 
-<file path=word/footer5.xml><?xml version="1.0" encoding="utf-8"?>
+<file path=word/footer7.xml><?xml version="1.0" encoding="utf-8"?>
 <w:ftr xmlns:wpc="http://schemas.microsoft.com/office/word/2010/wordprocessingCanvas" xmlns:mc="http://schemas.openxmlformats.org/markup-compatibility/2006" xmlns:o="urn:schemas-microsoft-com:office:office" xmlns:r="http://schemas.openxmlformats.org/officeDocument/2006/relationships" xmlns:m="http://schemas.openxmlformats.org/officeDocument/2006/math" xmlns:v="urn:schemas-microsoft-com:vml" xmlns:wp14="http://schemas.microsoft.com/office/word/2010/wordprocessingDrawing" xmlns:wp="http://schemas.openxmlformats.org/drawingml/2006/wordprocessingDrawing" xmlns:w10="urn:schemas-microsoft-com:office:word" xmlns:w="http://schemas.openxmlformats.org/wordprocessingml/2006/main" xmlns:w14="http://schemas.microsoft.com/office/word/2010/wordml" xmlns:wpg="http://schemas.microsoft.com/office/word/2010/wordprocessingGroup" xmlns:wpi="http://schemas.microsoft.com/office/word/2010/wordprocessingInk" xmlns:wne="http://schemas.microsoft.com/office/word/2006/wordml" xmlns:wps="http://schemas.microsoft.com/office/word/2010/wordprocessingShape" mc:Ignorable="w14 wp14">
   <w:p/>
 </w:ftr>
@@ -28584,6 +28396,16 @@
 </file>
 
 <file path=word/header1.xml><?xml version="1.0" encoding="utf-8"?>
+<w:hdr xmlns:wpc="http://schemas.microsoft.com/office/word/2010/wordprocessingCanvas" xmlns:mc="http://schemas.openxmlformats.org/markup-compatibility/2006" xmlns:o="urn:schemas-microsoft-com:office:office" xmlns:r="http://schemas.openxmlformats.org/officeDocument/2006/relationships" xmlns:m="http://schemas.openxmlformats.org/officeDocument/2006/math" xmlns:v="urn:schemas-microsoft-com:vml" xmlns:wp14="http://schemas.microsoft.com/office/word/2010/wordprocessingDrawing" xmlns:wp="http://schemas.openxmlformats.org/drawingml/2006/wordprocessingDrawing" xmlns:w10="urn:schemas-microsoft-com:office:word" xmlns:w="http://schemas.openxmlformats.org/wordprocessingml/2006/main" xmlns:w14="http://schemas.microsoft.com/office/word/2010/wordml" xmlns:wpg="http://schemas.microsoft.com/office/word/2010/wordprocessingGroup" xmlns:wpi="http://schemas.microsoft.com/office/word/2010/wordprocessingInk" xmlns:wne="http://schemas.microsoft.com/office/word/2006/wordml" xmlns:wps="http://schemas.microsoft.com/office/word/2010/wordprocessingShape" mc:Ignorable="w14 wp14">
+  <w:p>
+    <w:pPr>
+      <w:pStyle w:val="Encabezado"/>
+    </w:pPr>
+  </w:p>
+</w:hdr>
+</file>
+
+<file path=word/header2.xml><?xml version="1.0" encoding="utf-8"?>
 <w:hdr xmlns:wpc="http://schemas.microsoft.com/office/word/2010/wordprocessingCanvas" xmlns:mc="http://schemas.openxmlformats.org/markup-compatibility/2006" xmlns:o="urn:schemas-microsoft-com:office:office" xmlns:r="http://schemas.openxmlformats.org/officeDocument/2006/relationships" xmlns:m="http://schemas.openxmlformats.org/officeDocument/2006/math" xmlns:v="urn:schemas-microsoft-com:vml" xmlns:wp14="http://schemas.microsoft.com/office/word/2010/wordprocessingDrawing" xmlns:wp="http://schemas.openxmlformats.org/drawingml/2006/wordprocessingDrawing" xmlns:w10="urn:schemas-microsoft-com:office:word" xmlns:w="http://schemas.openxmlformats.org/wordprocessingml/2006/main" xmlns:w14="http://schemas.microsoft.com/office/word/2010/wordml" xmlns:wpg="http://schemas.microsoft.com/office/word/2010/wordprocessingGroup" xmlns:wpi="http://schemas.microsoft.com/office/word/2010/wordprocessingInk" xmlns:wne="http://schemas.microsoft.com/office/word/2006/wordml" xmlns:wps="http://schemas.microsoft.com/office/word/2010/wordprocessingShape" mc:Ignorable="w14 wp14">
   <w:tbl>
     <w:tblPr>
@@ -28629,30 +28451,54 @@
               <w:noProof/>
               <w:lang w:eastAsia="es-ES"/>
             </w:rPr>
-            <w:pict>
-              <v:shapetype id="_x0000_t75" coordsize="21600,21600" o:spt="75" o:preferrelative="t" path="m@4@5l@4@11@9@11@9@5xe" filled="f" stroked="f">
-                <v:stroke joinstyle="miter"/>
-                <v:formulas>
-                  <v:f eqn="if lineDrawn pixelLineWidth 0"/>
-                  <v:f eqn="sum @0 1 0"/>
-                  <v:f eqn="sum 0 0 @1"/>
-                  <v:f eqn="prod @2 1 2"/>
-                  <v:f eqn="prod @3 21600 pixelWidth"/>
-                  <v:f eqn="prod @3 21600 pixelHeight"/>
-                  <v:f eqn="sum @0 0 1"/>
-                  <v:f eqn="prod @6 1 2"/>
-                  <v:f eqn="prod @7 21600 pixelWidth"/>
-                  <v:f eqn="sum @8 21600 0"/>
-                  <v:f eqn="prod @7 21600 pixelHeight"/>
-                  <v:f eqn="sum @10 21600 0"/>
-                </v:formulas>
-                <v:path o:extrusionok="f" gradientshapeok="t" o:connecttype="rect"/>
-                <o:lock v:ext="edit" aspectratio="t"/>
-              </v:shapetype>
-              <v:shape id="Image5" o:spid="_x0000_i1027" type="#_x0000_t75" style="width:188.4pt;height:42.8pt;visibility:visible;mso-wrap-style:square">
-                <v:imagedata r:id="rId1" o:title="" croptop="-516f" cropbottom="-516f" cropleft="-114f" cropright="-114f"/>
-              </v:shape>
-            </w:pict>
+            <w:drawing>
+              <wp:inline distT="0" distB="0" distL="0" distR="0">
+                <wp:extent cx="2392680" cy="543560"/>
+                <wp:effectExtent l="0" t="0" r="7620" b="8890"/>
+                <wp:docPr id="1" name="Image5"/>
+                <wp:cNvGraphicFramePr>
+                  <a:graphicFrameLocks xmlns:a="http://schemas.openxmlformats.org/drawingml/2006/main" noChangeAspect="1"/>
+                </wp:cNvGraphicFramePr>
+                <a:graphic xmlns:a="http://schemas.openxmlformats.org/drawingml/2006/main">
+                  <a:graphicData uri="http://schemas.openxmlformats.org/drawingml/2006/picture">
+                    <pic:pic xmlns:pic="http://schemas.openxmlformats.org/drawingml/2006/picture">
+                      <pic:nvPicPr>
+                        <pic:cNvPr id="0" name="Image5"/>
+                        <pic:cNvPicPr>
+                          <a:picLocks noChangeAspect="1" noChangeArrowheads="1"/>
+                        </pic:cNvPicPr>
+                      </pic:nvPicPr>
+                      <pic:blipFill>
+                        <a:blip r:embed="rId1">
+                          <a:extLst>
+                            <a:ext uri="{28A0092B-C50C-407E-A947-70E740481C1C}">
+                              <a14:useLocalDpi xmlns:a14="http://schemas.microsoft.com/office/drawing/2010/main" val="0"/>
+                            </a:ext>
+                          </a:extLst>
+                        </a:blip>
+                        <a:srcRect l="-174" t="-787" r="-174" b="-787"/>
+                        <a:stretch>
+                          <a:fillRect/>
+                        </a:stretch>
+                      </pic:blipFill>
+                      <pic:spPr bwMode="auto">
+                        <a:xfrm>
+                          <a:off x="0" y="0"/>
+                          <a:ext cx="2392680" cy="543560"/>
+                        </a:xfrm>
+                        <a:prstGeom prst="rect">
+                          <a:avLst/>
+                        </a:prstGeom>
+                        <a:noFill/>
+                        <a:ln>
+                          <a:noFill/>
+                        </a:ln>
+                      </pic:spPr>
+                    </pic:pic>
+                  </a:graphicData>
+                </a:graphic>
+              </wp:inline>
+            </w:drawing>
           </w:r>
         </w:p>
       </w:tc>
@@ -28822,12 +28668,17 @@
           <w:pPr>
             <w:pStyle w:val="Encabezado"/>
             <w:snapToGrid w:val="0"/>
+            <w:rPr>
+              <w:sz w:val="16"/>
+              <w:szCs w:val="16"/>
+            </w:rPr>
           </w:pPr>
           <w:r>
             <w:rPr>
               <w:sz w:val="16"/>
+              <w:szCs w:val="16"/>
             </w:rPr>
-            <w:t>REBT-2026-001</w:t>
+            <w:t>{{ num_instalacion }}</w:t>
           </w:r>
         </w:p>
       </w:tc>
@@ -28926,7 +28777,17 @@
 </w:hdr>
 </file>
 
-<file path=word/header2.xml><?xml version="1.0" encoding="utf-8"?>
+<file path=word/header3.xml><?xml version="1.0" encoding="utf-8"?>
+<w:hdr xmlns:wpc="http://schemas.microsoft.com/office/word/2010/wordprocessingCanvas" xmlns:mc="http://schemas.openxmlformats.org/markup-compatibility/2006" xmlns:o="urn:schemas-microsoft-com:office:office" xmlns:r="http://schemas.openxmlformats.org/officeDocument/2006/relationships" xmlns:m="http://schemas.openxmlformats.org/officeDocument/2006/math" xmlns:v="urn:schemas-microsoft-com:vml" xmlns:wp14="http://schemas.microsoft.com/office/word/2010/wordprocessingDrawing" xmlns:wp="http://schemas.openxmlformats.org/drawingml/2006/wordprocessingDrawing" xmlns:w10="urn:schemas-microsoft-com:office:word" xmlns:w="http://schemas.openxmlformats.org/wordprocessingml/2006/main" xmlns:w14="http://schemas.microsoft.com/office/word/2010/wordml" xmlns:wpg="http://schemas.microsoft.com/office/word/2010/wordprocessingGroup" xmlns:wpi="http://schemas.microsoft.com/office/word/2010/wordprocessingInk" xmlns:wne="http://schemas.microsoft.com/office/word/2006/wordml" xmlns:wps="http://schemas.microsoft.com/office/word/2010/wordprocessingShape" mc:Ignorable="w14 wp14">
+  <w:p>
+    <w:pPr>
+      <w:pStyle w:val="Encabezado"/>
+    </w:pPr>
+  </w:p>
+</w:hdr>
+</file>
+
+<file path=word/header4.xml><?xml version="1.0" encoding="utf-8"?>
 <w:hdr xmlns:wpc="http://schemas.microsoft.com/office/word/2010/wordprocessingCanvas" xmlns:mc="http://schemas.openxmlformats.org/markup-compatibility/2006" xmlns:o="urn:schemas-microsoft-com:office:office" xmlns:r="http://schemas.openxmlformats.org/officeDocument/2006/relationships" xmlns:m="http://schemas.openxmlformats.org/officeDocument/2006/math" xmlns:v="urn:schemas-microsoft-com:vml" xmlns:wp14="http://schemas.microsoft.com/office/word/2010/wordprocessingDrawing" xmlns:wp="http://schemas.openxmlformats.org/drawingml/2006/wordprocessingDrawing" xmlns:w10="urn:schemas-microsoft-com:office:word" xmlns:w="http://schemas.openxmlformats.org/wordprocessingml/2006/main" xmlns:w14="http://schemas.microsoft.com/office/word/2010/wordml" xmlns:wpg="http://schemas.microsoft.com/office/word/2010/wordprocessingGroup" xmlns:wpi="http://schemas.microsoft.com/office/word/2010/wordprocessingInk" xmlns:wne="http://schemas.microsoft.com/office/word/2006/wordml" xmlns:wps="http://schemas.microsoft.com/office/word/2010/wordprocessingShape" mc:Ignorable="w14 wp14">
   <w:tbl>
     <w:tblPr>
@@ -28972,30 +28833,54 @@
               <w:noProof/>
               <w:lang w:eastAsia="es-ES"/>
             </w:rPr>
-            <w:pict>
-              <v:shapetype id="_x0000_t75" coordsize="21600,21600" o:spt="75" o:preferrelative="t" path="m@4@5l@4@11@9@11@9@5xe" filled="f" stroked="f">
-                <v:stroke joinstyle="miter"/>
-                <v:formulas>
-                  <v:f eqn="if lineDrawn pixelLineWidth 0"/>
-                  <v:f eqn="sum @0 1 0"/>
-                  <v:f eqn="sum 0 0 @1"/>
-                  <v:f eqn="prod @2 1 2"/>
-                  <v:f eqn="prod @3 21600 pixelWidth"/>
-                  <v:f eqn="prod @3 21600 pixelHeight"/>
-                  <v:f eqn="sum @0 0 1"/>
-                  <v:f eqn="prod @6 1 2"/>
-                  <v:f eqn="prod @7 21600 pixelWidth"/>
-                  <v:f eqn="sum @8 21600 0"/>
-                  <v:f eqn="prod @7 21600 pixelHeight"/>
-                  <v:f eqn="sum @10 21600 0"/>
-                </v:formulas>
-                <v:path o:extrusionok="f" gradientshapeok="t" o:connecttype="rect"/>
-                <o:lock v:ext="edit" aspectratio="t"/>
-              </v:shapetype>
-              <v:shape id="Image6" o:spid="_x0000_i1026" type="#_x0000_t75" style="width:188.4pt;height:42.8pt;visibility:visible;mso-wrap-style:square">
-                <v:imagedata r:id="rId1" o:title="" croptop="-516f" cropbottom="-516f" cropleft="-114f" cropright="-114f"/>
-              </v:shape>
-            </w:pict>
+            <w:drawing>
+              <wp:inline distT="0" distB="0" distL="0" distR="0">
+                <wp:extent cx="2392680" cy="543560"/>
+                <wp:effectExtent l="0" t="0" r="7620" b="8890"/>
+                <wp:docPr id="2" name="Image6"/>
+                <wp:cNvGraphicFramePr>
+                  <a:graphicFrameLocks xmlns:a="http://schemas.openxmlformats.org/drawingml/2006/main" noChangeAspect="1"/>
+                </wp:cNvGraphicFramePr>
+                <a:graphic xmlns:a="http://schemas.openxmlformats.org/drawingml/2006/main">
+                  <a:graphicData uri="http://schemas.openxmlformats.org/drawingml/2006/picture">
+                    <pic:pic xmlns:pic="http://schemas.openxmlformats.org/drawingml/2006/picture">
+                      <pic:nvPicPr>
+                        <pic:cNvPr id="0" name="Image6"/>
+                        <pic:cNvPicPr>
+                          <a:picLocks noChangeAspect="1" noChangeArrowheads="1"/>
+                        </pic:cNvPicPr>
+                      </pic:nvPicPr>
+                      <pic:blipFill>
+                        <a:blip r:embed="rId1">
+                          <a:extLst>
+                            <a:ext uri="{28A0092B-C50C-407E-A947-70E740481C1C}">
+                              <a14:useLocalDpi xmlns:a14="http://schemas.microsoft.com/office/drawing/2010/main" val="0"/>
+                            </a:ext>
+                          </a:extLst>
+                        </a:blip>
+                        <a:srcRect l="-174" t="-787" r="-174" b="-787"/>
+                        <a:stretch>
+                          <a:fillRect/>
+                        </a:stretch>
+                      </pic:blipFill>
+                      <pic:spPr bwMode="auto">
+                        <a:xfrm>
+                          <a:off x="0" y="0"/>
+                          <a:ext cx="2392680" cy="543560"/>
+                        </a:xfrm>
+                        <a:prstGeom prst="rect">
+                          <a:avLst/>
+                        </a:prstGeom>
+                        <a:noFill/>
+                        <a:ln>
+                          <a:noFill/>
+                        </a:ln>
+                      </pic:spPr>
+                    </pic:pic>
+                  </a:graphicData>
+                </a:graphic>
+              </wp:inline>
+            </w:drawing>
           </w:r>
         </w:p>
       </w:tc>
@@ -29259,13 +29144,13 @@
 </w:hdr>
 </file>
 
-<file path=word/header3.xml><?xml version="1.0" encoding="utf-8"?>
+<file path=word/header5.xml><?xml version="1.0" encoding="utf-8"?>
 <w:hdr xmlns:wpc="http://schemas.microsoft.com/office/word/2010/wordprocessingCanvas" xmlns:mc="http://schemas.openxmlformats.org/markup-compatibility/2006" xmlns:o="urn:schemas-microsoft-com:office:office" xmlns:r="http://schemas.openxmlformats.org/officeDocument/2006/relationships" xmlns:m="http://schemas.openxmlformats.org/officeDocument/2006/math" xmlns:v="urn:schemas-microsoft-com:vml" xmlns:wp14="http://schemas.microsoft.com/office/word/2010/wordprocessingDrawing" xmlns:wp="http://schemas.openxmlformats.org/drawingml/2006/wordprocessingDrawing" xmlns:w10="urn:schemas-microsoft-com:office:word" xmlns:w="http://schemas.openxmlformats.org/wordprocessingml/2006/main" xmlns:w14="http://schemas.microsoft.com/office/word/2010/wordml" xmlns:wpg="http://schemas.microsoft.com/office/word/2010/wordprocessingGroup" xmlns:wpi="http://schemas.microsoft.com/office/word/2010/wordprocessingInk" xmlns:wne="http://schemas.microsoft.com/office/word/2006/wordml" xmlns:wps="http://schemas.microsoft.com/office/word/2010/wordprocessingShape" mc:Ignorable="w14 wp14">
   <w:p/>
 </w:hdr>
 </file>
 
-<file path=word/header4.xml><?xml version="1.0" encoding="utf-8"?>
+<file path=word/header6.xml><?xml version="1.0" encoding="utf-8"?>
 <w:hdr xmlns:wpc="http://schemas.microsoft.com/office/word/2010/wordprocessingCanvas" xmlns:mc="http://schemas.openxmlformats.org/markup-compatibility/2006" xmlns:o="urn:schemas-microsoft-com:office:office" xmlns:r="http://schemas.openxmlformats.org/officeDocument/2006/relationships" xmlns:m="http://schemas.openxmlformats.org/officeDocument/2006/math" xmlns:v="urn:schemas-microsoft-com:vml" xmlns:wp14="http://schemas.microsoft.com/office/word/2010/wordprocessingDrawing" xmlns:wp="http://schemas.openxmlformats.org/drawingml/2006/wordprocessingDrawing" xmlns:w10="urn:schemas-microsoft-com:office:word" xmlns:w="http://schemas.openxmlformats.org/wordprocessingml/2006/main" xmlns:w14="http://schemas.microsoft.com/office/word/2010/wordml" xmlns:wpg="http://schemas.microsoft.com/office/word/2010/wordprocessingGroup" xmlns:wpi="http://schemas.microsoft.com/office/word/2010/wordprocessingInk" xmlns:wne="http://schemas.microsoft.com/office/word/2006/wordml" xmlns:wps="http://schemas.microsoft.com/office/word/2010/wordprocessingShape" mc:Ignorable="w14 wp14">
   <w:tbl>
     <w:tblPr>
@@ -29311,30 +29196,54 @@
               <w:noProof/>
               <w:lang w:eastAsia="es-ES"/>
             </w:rPr>
-            <w:pict>
-              <v:shapetype id="_x0000_t75" coordsize="21600,21600" o:spt="75" o:preferrelative="t" path="m@4@5l@4@11@9@11@9@5xe" filled="f" stroked="f">
-                <v:stroke joinstyle="miter"/>
-                <v:formulas>
-                  <v:f eqn="if lineDrawn pixelLineWidth 0"/>
-                  <v:f eqn="sum @0 1 0"/>
-                  <v:f eqn="sum 0 0 @1"/>
-                  <v:f eqn="prod @2 1 2"/>
-                  <v:f eqn="prod @3 21600 pixelWidth"/>
-                  <v:f eqn="prod @3 21600 pixelHeight"/>
-                  <v:f eqn="sum @0 0 1"/>
-                  <v:f eqn="prod @6 1 2"/>
-                  <v:f eqn="prod @7 21600 pixelWidth"/>
-                  <v:f eqn="sum @8 21600 0"/>
-                  <v:f eqn="prod @7 21600 pixelHeight"/>
-                  <v:f eqn="sum @10 21600 0"/>
-                </v:formulas>
-                <v:path o:extrusionok="f" gradientshapeok="t" o:connecttype="rect"/>
-                <o:lock v:ext="edit" aspectratio="t"/>
-              </v:shapetype>
-              <v:shape id="Image7" o:spid="_x0000_i1025" type="#_x0000_t75" style="width:188.4pt;height:42.8pt;visibility:visible;mso-wrap-style:square">
-                <v:imagedata r:id="rId1" o:title="" croptop="-516f" cropbottom="-516f" cropleft="-114f" cropright="-114f"/>
-              </v:shape>
-            </w:pict>
+            <w:drawing>
+              <wp:inline distT="0" distB="0" distL="0" distR="0">
+                <wp:extent cx="2392680" cy="543560"/>
+                <wp:effectExtent l="0" t="0" r="7620" b="8890"/>
+                <wp:docPr id="3" name="Image7"/>
+                <wp:cNvGraphicFramePr>
+                  <a:graphicFrameLocks xmlns:a="http://schemas.openxmlformats.org/drawingml/2006/main" noChangeAspect="1"/>
+                </wp:cNvGraphicFramePr>
+                <a:graphic xmlns:a="http://schemas.openxmlformats.org/drawingml/2006/main">
+                  <a:graphicData uri="http://schemas.openxmlformats.org/drawingml/2006/picture">
+                    <pic:pic xmlns:pic="http://schemas.openxmlformats.org/drawingml/2006/picture">
+                      <pic:nvPicPr>
+                        <pic:cNvPr id="0" name="Image7"/>
+                        <pic:cNvPicPr>
+                          <a:picLocks noChangeAspect="1" noChangeArrowheads="1"/>
+                        </pic:cNvPicPr>
+                      </pic:nvPicPr>
+                      <pic:blipFill>
+                        <a:blip r:embed="rId1">
+                          <a:extLst>
+                            <a:ext uri="{28A0092B-C50C-407E-A947-70E740481C1C}">
+                              <a14:useLocalDpi xmlns:a14="http://schemas.microsoft.com/office/drawing/2010/main" val="0"/>
+                            </a:ext>
+                          </a:extLst>
+                        </a:blip>
+                        <a:srcRect l="-174" t="-787" r="-174" b="-787"/>
+                        <a:stretch>
+                          <a:fillRect/>
+                        </a:stretch>
+                      </pic:blipFill>
+                      <pic:spPr bwMode="auto">
+                        <a:xfrm>
+                          <a:off x="0" y="0"/>
+                          <a:ext cx="2392680" cy="543560"/>
+                        </a:xfrm>
+                        <a:prstGeom prst="rect">
+                          <a:avLst/>
+                        </a:prstGeom>
+                        <a:noFill/>
+                        <a:ln>
+                          <a:noFill/>
+                        </a:ln>
+                      </pic:spPr>
+                    </pic:pic>
+                  </a:graphicData>
+                </a:graphic>
+              </wp:inline>
+            </w:drawing>
           </w:r>
         </w:p>
       </w:tc>
@@ -29604,7 +29513,7 @@
 </w:hdr>
 </file>
 
-<file path=word/header5.xml><?xml version="1.0" encoding="utf-8"?>
+<file path=word/header7.xml><?xml version="1.0" encoding="utf-8"?>
 <w:hdr xmlns:wpc="http://schemas.microsoft.com/office/word/2010/wordprocessingCanvas" xmlns:mc="http://schemas.openxmlformats.org/markup-compatibility/2006" xmlns:o="urn:schemas-microsoft-com:office:office" xmlns:r="http://schemas.openxmlformats.org/officeDocument/2006/relationships" xmlns:m="http://schemas.openxmlformats.org/officeDocument/2006/math" xmlns:v="urn:schemas-microsoft-com:vml" xmlns:wp14="http://schemas.microsoft.com/office/word/2010/wordprocessingDrawing" xmlns:wp="http://schemas.openxmlformats.org/drawingml/2006/wordprocessingDrawing" xmlns:w10="urn:schemas-microsoft-com:office:word" xmlns:w="http://schemas.openxmlformats.org/wordprocessingml/2006/main" xmlns:w14="http://schemas.microsoft.com/office/word/2010/wordml" xmlns:wpg="http://schemas.microsoft.com/office/word/2010/wordprocessingGroup" xmlns:wpi="http://schemas.microsoft.com/office/word/2010/wordprocessingInk" xmlns:wne="http://schemas.microsoft.com/office/word/2006/wordml" xmlns:wps="http://schemas.microsoft.com/office/word/2010/wordprocessingShape" mc:Ignorable="w14 wp14">
   <w:p/>
 </w:hdr>
@@ -30450,17 +30359,11 @@
   <w:docDefaults>
     <w:rPrDefault>
       <w:rPr>
-        <w:rFonts w:asciiTheme="minorHAnsi" w:eastAsiaTheme="minorEastAsia" w:hAnsiTheme="minorHAnsi" w:cstheme="minorBidi"/>
-        <w:sz w:val="22"/>
-        <w:szCs w:val="22"/>
+        <w:rFonts w:ascii="Liberation Serif" w:eastAsia="Noto Serif CJK SC" w:hAnsi="Liberation Serif" w:cs="FreeSans"/>
         <w:lang w:val="es-ES" w:eastAsia="es-ES" w:bidi="ar-SA"/>
       </w:rPr>
     </w:rPrDefault>
-    <w:pPrDefault>
-      <w:pPr>
-        <w:spacing w:after="200" w:line="276" w:lineRule="auto"/>
-      </w:pPr>
-    </w:pPrDefault>
+    <w:pPrDefault/>
   </w:docDefaults>
   <w:latentStyles w:defLockedState="0" w:defUIPriority="99" w:defSemiHidden="1" w:defUnhideWhenUsed="1" w:defQFormat="0" w:count="267">
     <w:lsdException w:name="Normal" w:semiHidden="0" w:uiPriority="0" w:unhideWhenUsed="0" w:qFormat="1"/>
@@ -30604,6 +30507,179 @@
   <w:style w:type="paragraph" w:default="1" w:styleId="Normal">
     <w:name w:val="Normal"/>
     <w:qFormat/>
+    <w:pPr>
+      <w:suppressAutoHyphens/>
+    </w:pPr>
+    <w:rPr>
+      <w:rFonts w:ascii="Times New Roman" w:eastAsia="Times New Roman" w:hAnsi="Times New Roman" w:cs="Times New Roman"/>
+      <w:lang w:eastAsia="zh-CN"/>
+    </w:rPr>
+  </w:style>
+  <w:style w:type="paragraph" w:styleId="Ttulo1">
+    <w:name w:val="heading 1"/>
+    <w:basedOn w:val="Normal"/>
+    <w:next w:val="Normal"/>
+    <w:qFormat/>
+    <w:pPr>
+      <w:keepNext/>
+      <w:numPr>
+        <w:numId w:val="1"/>
+      </w:numPr>
+      <w:outlineLvl w:val="0"/>
+    </w:pPr>
+    <w:rPr>
+      <w:b/>
+    </w:rPr>
+  </w:style>
+  <w:style w:type="paragraph" w:styleId="Ttulo2">
+    <w:name w:val="heading 2"/>
+    <w:basedOn w:val="Normal"/>
+    <w:next w:val="Normal"/>
+    <w:qFormat/>
+    <w:pPr>
+      <w:keepNext/>
+      <w:numPr>
+        <w:ilvl w:val="1"/>
+        <w:numId w:val="1"/>
+      </w:numPr>
+      <w:jc w:val="center"/>
+      <w:outlineLvl w:val="1"/>
+    </w:pPr>
+    <w:rPr>
+      <w:b/>
+    </w:rPr>
+  </w:style>
+  <w:style w:type="paragraph" w:styleId="Ttulo3">
+    <w:name w:val="heading 3"/>
+    <w:basedOn w:val="Normal"/>
+    <w:next w:val="Normal"/>
+    <w:qFormat/>
+    <w:pPr>
+      <w:keepNext/>
+      <w:numPr>
+        <w:ilvl w:val="2"/>
+        <w:numId w:val="1"/>
+      </w:numPr>
+      <w:jc w:val="center"/>
+      <w:outlineLvl w:val="2"/>
+    </w:pPr>
+    <w:rPr>
+      <w:b/>
+      <w:sz w:val="18"/>
+    </w:rPr>
+  </w:style>
+  <w:style w:type="paragraph" w:styleId="Ttulo4">
+    <w:name w:val="heading 4"/>
+    <w:basedOn w:val="Normal"/>
+    <w:next w:val="Normal"/>
+    <w:qFormat/>
+    <w:pPr>
+      <w:keepNext/>
+      <w:numPr>
+        <w:ilvl w:val="3"/>
+        <w:numId w:val="1"/>
+      </w:numPr>
+      <w:outlineLvl w:val="3"/>
+    </w:pPr>
+    <w:rPr>
+      <w:b/>
+      <w:sz w:val="18"/>
+    </w:rPr>
+  </w:style>
+  <w:style w:type="paragraph" w:styleId="Ttulo5">
+    <w:name w:val="heading 5"/>
+    <w:basedOn w:val="Normal"/>
+    <w:next w:val="Normal"/>
+    <w:qFormat/>
+    <w:pPr>
+      <w:keepNext/>
+      <w:numPr>
+        <w:ilvl w:val="4"/>
+        <w:numId w:val="1"/>
+      </w:numPr>
+      <w:outlineLvl w:val="4"/>
+    </w:pPr>
+    <w:rPr>
+      <w:b/>
+      <w:sz w:val="18"/>
+      <w:lang w:val="es-ES_tradnl"/>
+    </w:rPr>
+  </w:style>
+  <w:style w:type="paragraph" w:styleId="Ttulo6">
+    <w:name w:val="heading 6"/>
+    <w:basedOn w:val="Normal"/>
+    <w:next w:val="Normal"/>
+    <w:qFormat/>
+    <w:pPr>
+      <w:keepNext/>
+      <w:numPr>
+        <w:ilvl w:val="5"/>
+        <w:numId w:val="1"/>
+      </w:numPr>
+      <w:outlineLvl w:val="5"/>
+    </w:pPr>
+    <w:rPr>
+      <w:b/>
+      <w:u w:val="single"/>
+      <w:lang w:val="es-ES_tradnl"/>
+    </w:rPr>
+  </w:style>
+  <w:style w:type="paragraph" w:styleId="Ttulo7">
+    <w:name w:val="heading 7"/>
+    <w:basedOn w:val="Normal"/>
+    <w:next w:val="Normal"/>
+    <w:qFormat/>
+    <w:pPr>
+      <w:keepNext/>
+      <w:numPr>
+        <w:ilvl w:val="6"/>
+        <w:numId w:val="1"/>
+      </w:numPr>
+      <w:jc w:val="right"/>
+      <w:outlineLvl w:val="6"/>
+    </w:pPr>
+    <w:rPr>
+      <w:i/>
+      <w:sz w:val="18"/>
+      <w:lang w:val="es-ES_tradnl"/>
+    </w:rPr>
+  </w:style>
+  <w:style w:type="paragraph" w:styleId="Ttulo8">
+    <w:name w:val="heading 8"/>
+    <w:basedOn w:val="Normal"/>
+    <w:next w:val="Normal"/>
+    <w:qFormat/>
+    <w:pPr>
+      <w:keepNext/>
+      <w:numPr>
+        <w:ilvl w:val="7"/>
+        <w:numId w:val="1"/>
+      </w:numPr>
+      <w:outlineLvl w:val="7"/>
+    </w:pPr>
+    <w:rPr>
+      <w:i/>
+      <w:sz w:val="16"/>
+      <w:lang w:val="es-ES_tradnl"/>
+    </w:rPr>
+  </w:style>
+  <w:style w:type="paragraph" w:styleId="Ttulo9">
+    <w:name w:val="heading 9"/>
+    <w:basedOn w:val="Normal"/>
+    <w:next w:val="Normal"/>
+    <w:qFormat/>
+    <w:pPr>
+      <w:keepNext/>
+      <w:numPr>
+        <w:ilvl w:val="8"/>
+        <w:numId w:val="1"/>
+      </w:numPr>
+      <w:jc w:val="right"/>
+      <w:outlineLvl w:val="8"/>
+    </w:pPr>
+    <w:rPr>
+      <w:i/>
+    </w:rPr>
   </w:style>
   <w:style w:type="character" w:default="1" w:styleId="Fuentedeprrafopredeter">
     <w:name w:val="Default Paragraph Font"/>
@@ -30631,6 +30707,345 @@
     <w:uiPriority w:val="99"/>
     <w:semiHidden/>
     <w:unhideWhenUsed/>
+  </w:style>
+  <w:style w:type="character" w:customStyle="1" w:styleId="WW8Num1z0">
+    <w:name w:val="WW8Num1z0"/>
+    <w:qFormat/>
+    <w:rPr>
+      <w:rFonts w:ascii="Symbol" w:hAnsi="Symbol" w:cs="Symbol"/>
+    </w:rPr>
+  </w:style>
+  <w:style w:type="character" w:customStyle="1" w:styleId="Fuentedeprrafopredeter1">
+    <w:name w:val="Fuente de párrafo predeter.1"/>
+    <w:qFormat/>
+  </w:style>
+  <w:style w:type="character" w:styleId="Nmerodepgina">
+    <w:name w:val="page number"/>
+    <w:basedOn w:val="Fuentedeprrafopredeter1"/>
+  </w:style>
+  <w:style w:type="paragraph" w:customStyle="1" w:styleId="Heading">
+    <w:name w:val="Heading"/>
+    <w:basedOn w:val="Normal"/>
+    <w:next w:val="Textoindependiente"/>
+    <w:qFormat/>
+    <w:pPr>
+      <w:keepNext/>
+      <w:spacing w:before="240" w:after="120"/>
+    </w:pPr>
+    <w:rPr>
+      <w:rFonts w:ascii="Liberation Sans" w:eastAsia="Noto Sans CJK SC" w:hAnsi="Liberation Sans" w:cs="FreeSans"/>
+      <w:sz w:val="28"/>
+      <w:szCs w:val="28"/>
+    </w:rPr>
+  </w:style>
+  <w:style w:type="paragraph" w:styleId="Textoindependiente">
+    <w:name w:val="Body Text"/>
+    <w:basedOn w:val="Normal"/>
+    <w:pPr>
+      <w:jc w:val="center"/>
+    </w:pPr>
+    <w:rPr>
+      <w:sz w:val="16"/>
+    </w:rPr>
+  </w:style>
+  <w:style w:type="paragraph" w:styleId="Lista">
+    <w:name w:val="List"/>
+    <w:basedOn w:val="Textoindependiente"/>
+    <w:rPr>
+      <w:rFonts w:cs="Lucida Sans"/>
+    </w:rPr>
+  </w:style>
+  <w:style w:type="paragraph" w:styleId="Epgrafe">
+    <w:name w:val="caption"/>
+    <w:basedOn w:val="Normal"/>
+    <w:qFormat/>
+    <w:pPr>
+      <w:suppressLineNumbers/>
+      <w:spacing w:before="120" w:after="120"/>
+    </w:pPr>
+    <w:rPr>
+      <w:rFonts w:cs="Lucida Sans"/>
+      <w:i/>
+      <w:iCs/>
+      <w:sz w:val="24"/>
+      <w:szCs w:val="24"/>
+    </w:rPr>
+  </w:style>
+  <w:style w:type="paragraph" w:customStyle="1" w:styleId="Index">
+    <w:name w:val="Index"/>
+    <w:basedOn w:val="Normal"/>
+    <w:qFormat/>
+    <w:pPr>
+      <w:suppressLineNumbers/>
+    </w:pPr>
+    <w:rPr>
+      <w:rFonts w:cs="FreeSans"/>
+    </w:rPr>
+  </w:style>
+  <w:style w:type="paragraph" w:customStyle="1" w:styleId="Ttulo10">
+    <w:name w:val="Título1"/>
+    <w:basedOn w:val="Normal"/>
+    <w:next w:val="Textoindependiente"/>
+    <w:qFormat/>
+    <w:pPr>
+      <w:keepNext/>
+      <w:spacing w:before="240" w:after="120"/>
+    </w:pPr>
+    <w:rPr>
+      <w:rFonts w:ascii="Liberation Sans" w:eastAsia="Microsoft YaHei" w:hAnsi="Liberation Sans" w:cs="Lucida Sans"/>
+      <w:sz w:val="28"/>
+      <w:szCs w:val="28"/>
+    </w:rPr>
+  </w:style>
+  <w:style w:type="paragraph" w:customStyle="1" w:styleId="ndice">
+    <w:name w:val="Índice"/>
+    <w:basedOn w:val="Normal"/>
+    <w:qFormat/>
+    <w:pPr>
+      <w:suppressLineNumbers/>
+    </w:pPr>
+    <w:rPr>
+      <w:rFonts w:cs="Lucida Sans"/>
+    </w:rPr>
+  </w:style>
+  <w:style w:type="paragraph" w:customStyle="1" w:styleId="caption1">
+    <w:name w:val="caption1"/>
+    <w:basedOn w:val="Normal"/>
+    <w:qFormat/>
+    <w:pPr>
+      <w:suppressLineNumbers/>
+      <w:spacing w:before="120" w:after="120"/>
+    </w:pPr>
+    <w:rPr>
+      <w:rFonts w:cs="Lucida Sans"/>
+      <w:i/>
+      <w:iCs/>
+      <w:sz w:val="24"/>
+      <w:szCs w:val="24"/>
+    </w:rPr>
+  </w:style>
+  <w:style w:type="paragraph" w:customStyle="1" w:styleId="caption11">
+    <w:name w:val="caption11"/>
+    <w:basedOn w:val="Normal"/>
+    <w:qFormat/>
+    <w:pPr>
+      <w:suppressLineNumbers/>
+      <w:spacing w:before="120" w:after="120"/>
+    </w:pPr>
+    <w:rPr>
+      <w:rFonts w:cs="Lucida Sans"/>
+      <w:i/>
+      <w:iCs/>
+      <w:sz w:val="24"/>
+      <w:szCs w:val="24"/>
+    </w:rPr>
+  </w:style>
+  <w:style w:type="paragraph" w:customStyle="1" w:styleId="caption111">
+    <w:name w:val="caption111"/>
+    <w:basedOn w:val="Normal"/>
+    <w:qFormat/>
+    <w:pPr>
+      <w:suppressLineNumbers/>
+      <w:spacing w:before="120" w:after="120"/>
+    </w:pPr>
+    <w:rPr>
+      <w:rFonts w:cs="Lucida Sans"/>
+      <w:i/>
+      <w:iCs/>
+      <w:sz w:val="24"/>
+      <w:szCs w:val="24"/>
+    </w:rPr>
+  </w:style>
+  <w:style w:type="paragraph" w:customStyle="1" w:styleId="caption1111">
+    <w:name w:val="caption1111"/>
+    <w:basedOn w:val="Normal"/>
+    <w:qFormat/>
+    <w:pPr>
+      <w:suppressLineNumbers/>
+      <w:spacing w:before="120" w:after="120"/>
+    </w:pPr>
+    <w:rPr>
+      <w:rFonts w:cs="Lucida Sans"/>
+      <w:i/>
+      <w:iCs/>
+      <w:sz w:val="24"/>
+      <w:szCs w:val="24"/>
+    </w:rPr>
+  </w:style>
+  <w:style w:type="paragraph" w:customStyle="1" w:styleId="caption11111">
+    <w:name w:val="caption11111"/>
+    <w:basedOn w:val="Normal"/>
+    <w:qFormat/>
+    <w:pPr>
+      <w:suppressLineNumbers/>
+      <w:spacing w:before="120" w:after="120"/>
+    </w:pPr>
+    <w:rPr>
+      <w:rFonts w:cs="Lucida Sans"/>
+      <w:i/>
+      <w:iCs/>
+      <w:sz w:val="24"/>
+      <w:szCs w:val="24"/>
+    </w:rPr>
+  </w:style>
+  <w:style w:type="paragraph" w:customStyle="1" w:styleId="caption111111">
+    <w:name w:val="caption111111"/>
+    <w:basedOn w:val="Normal"/>
+    <w:qFormat/>
+    <w:pPr>
+      <w:suppressLineNumbers/>
+      <w:spacing w:before="120" w:after="120"/>
+    </w:pPr>
+    <w:rPr>
+      <w:rFonts w:cs="Lucida Sans"/>
+      <w:i/>
+      <w:iCs/>
+      <w:sz w:val="24"/>
+      <w:szCs w:val="24"/>
+    </w:rPr>
+  </w:style>
+  <w:style w:type="paragraph" w:customStyle="1" w:styleId="caption1111111">
+    <w:name w:val="caption1111111"/>
+    <w:basedOn w:val="Normal"/>
+    <w:qFormat/>
+    <w:pPr>
+      <w:suppressLineNumbers/>
+      <w:spacing w:before="120" w:after="120"/>
+    </w:pPr>
+    <w:rPr>
+      <w:rFonts w:cs="Lucida Sans"/>
+      <w:i/>
+      <w:iCs/>
+      <w:sz w:val="24"/>
+      <w:szCs w:val="24"/>
+    </w:rPr>
+  </w:style>
+  <w:style w:type="paragraph" w:customStyle="1" w:styleId="Cabeceraypie">
+    <w:name w:val="Cabecera y pie"/>
+    <w:basedOn w:val="Normal"/>
+    <w:qFormat/>
+    <w:pPr>
+      <w:suppressLineNumbers/>
+      <w:tabs>
+        <w:tab w:val="center" w:pos="4819"/>
+        <w:tab w:val="right" w:pos="9638"/>
+      </w:tabs>
+    </w:pPr>
+  </w:style>
+  <w:style w:type="paragraph" w:customStyle="1" w:styleId="HeaderandFooter">
+    <w:name w:val="Header and Footer"/>
+    <w:basedOn w:val="Normal"/>
+    <w:qFormat/>
+    <w:pPr>
+      <w:suppressLineNumbers/>
+      <w:tabs>
+        <w:tab w:val="center" w:pos="4819"/>
+        <w:tab w:val="right" w:pos="9638"/>
+      </w:tabs>
+    </w:pPr>
+  </w:style>
+  <w:style w:type="paragraph" w:styleId="Encabezado">
+    <w:name w:val="header"/>
+    <w:basedOn w:val="Normal"/>
+    <w:pPr>
+      <w:tabs>
+        <w:tab w:val="center" w:pos="4252"/>
+        <w:tab w:val="right" w:pos="8504"/>
+      </w:tabs>
+    </w:pPr>
+  </w:style>
+  <w:style w:type="paragraph" w:styleId="Piedepgina">
+    <w:name w:val="footer"/>
+    <w:basedOn w:val="Normal"/>
+    <w:pPr>
+      <w:tabs>
+        <w:tab w:val="center" w:pos="4252"/>
+        <w:tab w:val="right" w:pos="8504"/>
+      </w:tabs>
+    </w:pPr>
+  </w:style>
+  <w:style w:type="paragraph" w:customStyle="1" w:styleId="Contenidodelatabla">
+    <w:name w:val="Contenido de la tabla"/>
+    <w:basedOn w:val="Normal"/>
+    <w:qFormat/>
+    <w:pPr>
+      <w:widowControl w:val="0"/>
+      <w:suppressLineNumbers/>
+    </w:pPr>
+  </w:style>
+  <w:style w:type="paragraph" w:customStyle="1" w:styleId="Ttulodelatabla">
+    <w:name w:val="Título de la tabla"/>
+    <w:basedOn w:val="Contenidodelatabla"/>
+    <w:qFormat/>
+    <w:pPr>
+      <w:jc w:val="center"/>
+    </w:pPr>
+    <w:rPr>
+      <w:b/>
+      <w:bCs/>
+    </w:rPr>
+  </w:style>
+  <w:style w:type="paragraph" w:customStyle="1" w:styleId="Contenidodelmarco">
+    <w:name w:val="Contenido del marco"/>
+    <w:basedOn w:val="Normal"/>
+    <w:qFormat/>
+  </w:style>
+  <w:style w:type="paragraph" w:customStyle="1" w:styleId="TableContents">
+    <w:name w:val="Table Contents"/>
+    <w:basedOn w:val="Normal"/>
+    <w:qFormat/>
+    <w:pPr>
+      <w:widowControl w:val="0"/>
+      <w:suppressLineNumbers/>
+    </w:pPr>
+  </w:style>
+  <w:style w:type="paragraph" w:customStyle="1" w:styleId="TableHeading">
+    <w:name w:val="Table Heading"/>
+    <w:basedOn w:val="TableContents"/>
+    <w:qFormat/>
+    <w:pPr>
+      <w:jc w:val="center"/>
+    </w:pPr>
+    <w:rPr>
+      <w:b/>
+      <w:bCs/>
+    </w:rPr>
+  </w:style>
+  <w:style w:type="paragraph" w:customStyle="1" w:styleId="FrameContents">
+    <w:name w:val="Frame Contents"/>
+    <w:basedOn w:val="Normal"/>
+    <w:qFormat/>
+  </w:style>
+  <w:style w:type="numbering" w:customStyle="1" w:styleId="WW8Num1">
+    <w:name w:val="WW8Num1"/>
+    <w:qFormat/>
+  </w:style>
+  <w:style w:type="paragraph" w:styleId="Textodeglobo">
+    <w:name w:val="Balloon Text"/>
+    <w:basedOn w:val="Normal"/>
+    <w:link w:val="TextodegloboCar"/>
+    <w:uiPriority w:val="99"/>
+    <w:semiHidden/>
+    <w:unhideWhenUsed/>
+    <w:rsid w:val="00522689"/>
+    <w:rPr>
+      <w:rFonts w:ascii="Tahoma" w:hAnsi="Tahoma" w:cs="Tahoma"/>
+      <w:sz w:val="16"/>
+      <w:szCs w:val="16"/>
+    </w:rPr>
+  </w:style>
+  <w:style w:type="character" w:customStyle="1" w:styleId="TextodegloboCar">
+    <w:name w:val="Texto de globo Car"/>
+    <w:link w:val="Textodeglobo"/>
+    <w:uiPriority w:val="99"/>
+    <w:semiHidden/>
+    <w:rsid w:val="00522689"/>
+    <w:rPr>
+      <w:rFonts w:ascii="Tahoma" w:eastAsia="Times New Roman" w:hAnsi="Tahoma" w:cs="Tahoma"/>
+      <w:sz w:val="16"/>
+      <w:szCs w:val="16"/>
+      <w:lang w:val="es-ES" w:bidi="ar-SA"/>
+    </w:rPr>
   </w:style>
 </w:styles>
 </file>
